--- a/Genie Spaces Golden Benchmark Framework.docx
+++ b/Genie Spaces Golden Benchmark Framework.docx
@@ -1401,6 +1401,33 @@
           <w:szCs w:val="22"/>
         </w:rPr>
         <w:t xml:space="preserve">A catalog of NL prompts with expected SQL patterns and expected result hashes.</w:t>
+      </w:r>
+    </w:p>
+    <w:p>
+      <w:pPr>
+        <w:numPr>
+          <w:ilvl w:val="0"/>
+          <w:numId w:val="3"/>
+        </w:numPr>
+        <w:spacing w:after="60" w:before="60"/>
+      </w:pPr>
+      <w:r>
+        <w:rPr>
+          <w:rFonts w:ascii="Arial" w:cs="Arial" w:eastAsia="Arial" w:hAnsi="Arial"/>
+          <w:b/>
+          <w:bCs/>
+          <w:sz w:val="22"/>
+          <w:szCs w:val="22"/>
+        </w:rPr>
+        <w:t xml:space="preserve">Evaluation Engine — </w:t>
+      </w:r>
+      <w:r>
+        <w:rPr>
+          <w:rFonts w:ascii="Arial" w:cs="Arial" w:eastAsia="Arial" w:hAnsi="Arial"/>
+          <w:sz w:val="22"/>
+          <w:szCs w:val="22"/>
+        </w:rPr>
+        <w:t xml:space="preserve">Databricks' built-in Genie Benchmarks feature scores each query automatically and tracks accuracy over time (see Section 4.2).</w:t>
       </w:r>
     </w:p>
     <w:p>
@@ -12188,8 +12215,16 @@
           <w:sz w:val="28"/>
           <w:szCs w:val="28"/>
         </w:rPr>
-        <w:t xml:space="preserve">4.2 Evaluation Execution Script</w:t>
-      </w:r>
+        <w:t xml:space="preserve">4.2 Native Databricks Benchmarks (Recommended Method)</w:t>
+      </w:r>
+    </w:p>
+    <w:p>
+      <w:pPr>
+        <w:pBdr>
+          <w:bottom w:val="single" w:sz="4" w:space="1" w:color="0072CE"/>
+        </w:pBdr>
+        <w:spacing w:after="140" w:before="140"/>
+      </w:pPr>
     </w:p>
     <w:p>
       <w:pPr>
@@ -12201,7 +12236,7 @@
           <w:sz w:val="22"/>
           <w:szCs w:val="22"/>
         </w:rPr>
-        <w:t xml:space="preserve">Use the Databricks REST API (Genie Conversations API) to programmatically submit each golden query and compare results. Below is a Python evaluation harness:</w:t>
+        <w:t xml:space="preserve">Databricks provides a built-in Benchmarks feature inside every Genie Space. This is the primary, recommended way to run the golden evaluation — it requires no external code, scores results automatically against your SQL answers, and tracks accuracy over time directly in the Genie UI. The custom REST harness in Section 4.3 is a secondary option for teams that need fully automated CI/CD gating.</w:t>
       </w:r>
     </w:p>
     <w:p>
@@ -12209,1299 +12244,2145 @@
         <w:spacing w:after="0" w:before="80"/>
       </w:pPr>
     </w:p>
-    <w:p>
-      <w:pPr>
-        <w:shd w:fill="F0F0F0" w:val="clear"/>
-        <w:spacing w:after="60" w:before="60"/>
-      </w:pPr>
-      <w:r>
-        <w:rPr>
-          <w:rFonts w:ascii="Courier New" w:cs="Courier New" w:eastAsia="Courier New" w:hAnsi="Courier New"/>
-          <w:color w:val="333333"/>
-          <w:sz w:val="18"/>
-          <w:szCs w:val="18"/>
-        </w:rPr>
-        <w:t xml:space="preserve"># golden_eval.py — Genie Spaces Benchmark Evaluation Harness</w:t>
-      </w:r>
-    </w:p>
-    <w:p>
-      <w:pPr>
-        <w:shd w:fill="F0F0F0" w:val="clear"/>
-        <w:spacing w:after="60" w:before="60"/>
-      </w:pPr>
-      <w:r>
-        <w:rPr>
-          <w:rFonts w:ascii="Courier New" w:cs="Courier New" w:eastAsia="Courier New" w:hAnsi="Courier New"/>
-          <w:color w:val="333333"/>
-          <w:sz w:val="18"/>
-          <w:szCs w:val="18"/>
-        </w:rPr>
-        <w:t xml:space="preserve"># Run: python golden_eval.py --space-id &lt;SPACE_ID&gt; --warehouse-id &lt;WH_ID&gt;</w:t>
-      </w:r>
-    </w:p>
-    <w:p>
-      <w:pPr>
-        <w:shd w:fill="F0F0F0" w:val="clear"/>
-        <w:spacing w:after="60" w:before="60"/>
-      </w:pPr>
-      <w:r>
-        <w:rPr>
-          <w:rFonts w:ascii="Courier New" w:cs="Courier New" w:eastAsia="Courier New" w:hAnsi="Courier New"/>
-          <w:color w:val="333333"/>
-          <w:sz w:val="18"/>
-          <w:szCs w:val="18"/>
-        </w:rPr>
-        <w:t xml:space="preserve"/>
-      </w:r>
-    </w:p>
-    <w:p>
-      <w:pPr>
-        <w:shd w:fill="F0F0F0" w:val="clear"/>
-        <w:spacing w:after="60" w:before="60"/>
-      </w:pPr>
-      <w:r>
-        <w:rPr>
-          <w:rFonts w:ascii="Courier New" w:cs="Courier New" w:eastAsia="Courier New" w:hAnsi="Courier New"/>
-          <w:color w:val="333333"/>
-          <w:sz w:val="18"/>
-          <w:szCs w:val="18"/>
-        </w:rPr>
-        <w:t xml:space="preserve">import requests, hashlib, json, time, argparse, sys</w:t>
-      </w:r>
-    </w:p>
-    <w:p>
-      <w:pPr>
-        <w:shd w:fill="F0F0F0" w:val="clear"/>
-        <w:spacing w:after="60" w:before="60"/>
-      </w:pPr>
-      <w:r>
-        <w:rPr>
-          <w:rFonts w:ascii="Courier New" w:cs="Courier New" w:eastAsia="Courier New" w:hAnsi="Courier New"/>
-          <w:color w:val="333333"/>
-          <w:sz w:val="18"/>
-          <w:szCs w:val="18"/>
-        </w:rPr>
-        <w:t xml:space="preserve">from datetime import datetime</w:t>
-      </w:r>
-    </w:p>
-    <w:p>
-      <w:pPr>
-        <w:shd w:fill="F0F0F0" w:val="clear"/>
-        <w:spacing w:after="60" w:before="60"/>
-      </w:pPr>
-      <w:r>
-        <w:rPr>
-          <w:rFonts w:ascii="Courier New" w:cs="Courier New" w:eastAsia="Courier New" w:hAnsi="Courier New"/>
-          <w:color w:val="333333"/>
-          <w:sz w:val="18"/>
-          <w:szCs w:val="18"/>
-        </w:rPr>
-        <w:t xml:space="preserve"/>
-      </w:r>
-    </w:p>
-    <w:p>
-      <w:pPr>
-        <w:shd w:fill="F0F0F0" w:val="clear"/>
-        <w:spacing w:after="60" w:before="60"/>
-      </w:pPr>
-      <w:r>
-        <w:rPr>
-          <w:rFonts w:ascii="Courier New" w:cs="Courier New" w:eastAsia="Courier New" w:hAnsi="Courier New"/>
-          <w:color w:val="333333"/>
-          <w:sz w:val="18"/>
-          <w:szCs w:val="18"/>
-        </w:rPr>
-        <w:t xml:space="preserve">BASE_URL   = "https://&lt;workspace&gt;.azuredatabricks.net/api/2.0"</w:t>
-      </w:r>
-    </w:p>
-    <w:p>
-      <w:pPr>
-        <w:shd w:fill="F0F0F0" w:val="clear"/>
-        <w:spacing w:after="60" w:before="60"/>
-      </w:pPr>
-      <w:r>
-        <w:rPr>
-          <w:rFonts w:ascii="Courier New" w:cs="Courier New" w:eastAsia="Courier New" w:hAnsi="Courier New"/>
-          <w:color w:val="333333"/>
-          <w:sz w:val="18"/>
-          <w:szCs w:val="18"/>
-        </w:rPr>
-        <w:t xml:space="preserve">TOKEN      = "&lt;databricks-pat-or-service-principal-token&gt;"</w:t>
-      </w:r>
-    </w:p>
-    <w:p>
-      <w:pPr>
-        <w:shd w:fill="F0F0F0" w:val="clear"/>
-        <w:spacing w:after="60" w:before="60"/>
-      </w:pPr>
-      <w:r>
-        <w:rPr>
-          <w:rFonts w:ascii="Courier New" w:cs="Courier New" w:eastAsia="Courier New" w:hAnsi="Courier New"/>
-          <w:color w:val="333333"/>
-          <w:sz w:val="18"/>
-          <w:szCs w:val="18"/>
-        </w:rPr>
-        <w:t xml:space="preserve">HEADERS    = {"Authorization": f"Bearer {TOKEN}",</w:t>
-      </w:r>
-    </w:p>
-    <w:p>
-      <w:pPr>
-        <w:shd w:fill="F0F0F0" w:val="clear"/>
-        <w:spacing w:after="60" w:before="60"/>
-      </w:pPr>
-      <w:r>
-        <w:rPr>
-          <w:rFonts w:ascii="Courier New" w:cs="Courier New" w:eastAsia="Courier New" w:hAnsi="Courier New"/>
-          <w:color w:val="333333"/>
-          <w:sz w:val="18"/>
-          <w:szCs w:val="18"/>
-        </w:rPr>
-        <w:t xml:space="preserve">              "Content-Type": "application/json"}</w:t>
-      </w:r>
-    </w:p>
-    <w:p>
-      <w:pPr>
-        <w:shd w:fill="F0F0F0" w:val="clear"/>
-        <w:spacing w:after="60" w:before="60"/>
-      </w:pPr>
-      <w:r>
-        <w:rPr>
-          <w:rFonts w:ascii="Courier New" w:cs="Courier New" w:eastAsia="Courier New" w:hAnsi="Courier New"/>
-          <w:color w:val="333333"/>
-          <w:sz w:val="18"/>
-          <w:szCs w:val="18"/>
-        </w:rPr>
-        <w:t xml:space="preserve"/>
-      </w:r>
-    </w:p>
-    <w:p>
-      <w:pPr>
-        <w:shd w:fill="F0F0F0" w:val="clear"/>
-        <w:spacing w:after="60" w:before="60"/>
-      </w:pPr>
-      <w:r>
-        <w:rPr>
-          <w:rFonts w:ascii="Courier New" w:cs="Courier New" w:eastAsia="Courier New" w:hAnsi="Courier New"/>
-          <w:color w:val="333333"/>
-          <w:sz w:val="18"/>
-          <w:szCs w:val="18"/>
-        </w:rPr>
-        <w:t xml:space="preserve">GOLDEN_QUERIES = [</w:t>
-      </w:r>
-    </w:p>
-    <w:p>
-      <w:pPr>
-        <w:shd w:fill="F0F0F0" w:val="clear"/>
-        <w:spacing w:after="60" w:before="60"/>
-      </w:pPr>
-      <w:r>
-        <w:rPr>
-          <w:rFonts w:ascii="Courier New" w:cs="Courier New" w:eastAsia="Courier New" w:hAnsi="Courier New"/>
-          <w:color w:val="333333"/>
-          <w:sz w:val="18"/>
-          <w:szCs w:val="18"/>
-        </w:rPr>
-        <w:t xml:space="preserve">  {"id": "Q001", "prompt": "What is the total revenue from completed sales?",</w:t>
-      </w:r>
-    </w:p>
-    <w:p>
-      <w:pPr>
-        <w:shd w:fill="F0F0F0" w:val="clear"/>
-        <w:spacing w:after="60" w:before="60"/>
-      </w:pPr>
-      <w:r>
-        <w:rPr>
-          <w:rFonts w:ascii="Courier New" w:cs="Courier New" w:eastAsia="Courier New" w:hAnsi="Courier New"/>
-          <w:color w:val="333333"/>
-          <w:sz w:val="18"/>
-          <w:szCs w:val="18"/>
-        </w:rPr>
-        <w:t xml:space="preserve">   "expected_rows": 1, "expected_hash": "&lt;baseline_hash&gt;"},</w:t>
-      </w:r>
-    </w:p>
-    <w:p>
-      <w:pPr>
-        <w:shd w:fill="F0F0F0" w:val="clear"/>
-        <w:spacing w:after="60" w:before="60"/>
-      </w:pPr>
-      <w:r>
-        <w:rPr>
-          <w:rFonts w:ascii="Courier New" w:cs="Courier New" w:eastAsia="Courier New" w:hAnsi="Courier New"/>
-          <w:color w:val="333333"/>
-          <w:sz w:val="18"/>
-          <w:szCs w:val="18"/>
-        </w:rPr>
-        <w:t xml:space="preserve">  {"id": "Q002", "prompt": "Show me revenue broken down by region",</w:t>
-      </w:r>
-    </w:p>
-    <w:p>
-      <w:pPr>
-        <w:shd w:fill="F0F0F0" w:val="clear"/>
-        <w:spacing w:after="60" w:before="60"/>
-      </w:pPr>
-      <w:r>
-        <w:rPr>
-          <w:rFonts w:ascii="Courier New" w:cs="Courier New" w:eastAsia="Courier New" w:hAnsi="Courier New"/>
-          <w:color w:val="333333"/>
-          <w:sz w:val="18"/>
-          <w:szCs w:val="18"/>
-        </w:rPr>
-        <w:t xml:space="preserve">   "expected_rows": 4, "expected_hash": "&lt;baseline_hash&gt;"},</w:t>
-      </w:r>
-    </w:p>
-    <w:p>
-      <w:pPr>
-        <w:shd w:fill="F0F0F0" w:val="clear"/>
-        <w:spacing w:after="60" w:before="60"/>
-      </w:pPr>
-      <w:r>
-        <w:rPr>
-          <w:rFonts w:ascii="Courier New" w:cs="Courier New" w:eastAsia="Courier New" w:hAnsi="Courier New"/>
-          <w:color w:val="333333"/>
-          <w:sz w:val="18"/>
-          <w:szCs w:val="18"/>
-        </w:rPr>
-        <w:t xml:space="preserve">  # ... add all 15 queries</w:t>
-      </w:r>
-    </w:p>
-    <w:p>
-      <w:pPr>
-        <w:shd w:fill="F0F0F0" w:val="clear"/>
-        <w:spacing w:after="60" w:before="60"/>
-      </w:pPr>
-      <w:r>
-        <w:rPr>
-          <w:rFonts w:ascii="Courier New" w:cs="Courier New" w:eastAsia="Courier New" w:hAnsi="Courier New"/>
-          <w:color w:val="333333"/>
-          <w:sz w:val="18"/>
-          <w:szCs w:val="18"/>
-        </w:rPr>
-        <w:t xml:space="preserve">]</w:t>
-      </w:r>
-    </w:p>
-    <w:p>
-      <w:pPr>
-        <w:shd w:fill="F0F0F0" w:val="clear"/>
-        <w:spacing w:after="60" w:before="60"/>
-      </w:pPr>
-      <w:r>
-        <w:rPr>
-          <w:rFonts w:ascii="Courier New" w:cs="Courier New" w:eastAsia="Courier New" w:hAnsi="Courier New"/>
-          <w:color w:val="333333"/>
-          <w:sz w:val="18"/>
-          <w:szCs w:val="18"/>
-        </w:rPr>
-        <w:t xml:space="preserve"/>
-      </w:r>
-    </w:p>
-    <w:p>
-      <w:pPr>
-        <w:shd w:fill="F0F0F0" w:val="clear"/>
-        <w:spacing w:after="60" w:before="60"/>
-      </w:pPr>
-      <w:r>
-        <w:rPr>
-          <w:rFonts w:ascii="Courier New" w:cs="Courier New" w:eastAsia="Courier New" w:hAnsi="Courier New"/>
-          <w:color w:val="333333"/>
-          <w:sz w:val="18"/>
-          <w:szCs w:val="18"/>
-        </w:rPr>
-        <w:t xml:space="preserve">def hash_results(rows):</w:t>
-      </w:r>
-    </w:p>
-    <w:p>
-      <w:pPr>
-        <w:shd w:fill="F0F0F0" w:val="clear"/>
-        <w:spacing w:after="60" w:before="60"/>
-      </w:pPr>
-      <w:r>
-        <w:rPr>
-          <w:rFonts w:ascii="Courier New" w:cs="Courier New" w:eastAsia="Courier New" w:hAnsi="Courier New"/>
-          <w:color w:val="333333"/>
-          <w:sz w:val="18"/>
-          <w:szCs w:val="18"/>
-        </w:rPr>
-        <w:t xml:space="preserve">    """Deterministic hash of result rows."""</w:t>
-      </w:r>
-    </w:p>
-    <w:p>
-      <w:pPr>
-        <w:shd w:fill="F0F0F0" w:val="clear"/>
-        <w:spacing w:after="60" w:before="60"/>
-      </w:pPr>
-      <w:r>
-        <w:rPr>
-          <w:rFonts w:ascii="Courier New" w:cs="Courier New" w:eastAsia="Courier New" w:hAnsi="Courier New"/>
-          <w:color w:val="333333"/>
-          <w:sz w:val="18"/>
-          <w:szCs w:val="18"/>
-        </w:rPr>
-        <w:t xml:space="preserve">    serialized = json.dumps(rows, sort_keys=True, default=str)</w:t>
-      </w:r>
-    </w:p>
-    <w:p>
-      <w:pPr>
-        <w:shd w:fill="F0F0F0" w:val="clear"/>
-        <w:spacing w:after="60" w:before="60"/>
-      </w:pPr>
-      <w:r>
-        <w:rPr>
-          <w:rFonts w:ascii="Courier New" w:cs="Courier New" w:eastAsia="Courier New" w:hAnsi="Courier New"/>
-          <w:color w:val="333333"/>
-          <w:sz w:val="18"/>
-          <w:szCs w:val="18"/>
-        </w:rPr>
-        <w:t xml:space="preserve">    return hashlib.md5(serialized.encode()).hexdigest()</w:t>
-      </w:r>
-    </w:p>
-    <w:p>
-      <w:pPr>
-        <w:shd w:fill="F0F0F0" w:val="clear"/>
-        <w:spacing w:after="60" w:before="60"/>
-      </w:pPr>
-      <w:r>
-        <w:rPr>
-          <w:rFonts w:ascii="Courier New" w:cs="Courier New" w:eastAsia="Courier New" w:hAnsi="Courier New"/>
-          <w:color w:val="333333"/>
-          <w:sz w:val="18"/>
-          <w:szCs w:val="18"/>
-        </w:rPr>
-        <w:t xml:space="preserve"/>
-      </w:r>
-    </w:p>
-    <w:p>
-      <w:pPr>
-        <w:shd w:fill="F0F0F0" w:val="clear"/>
-        <w:spacing w:after="60" w:before="60"/>
-      </w:pPr>
-      <w:r>
-        <w:rPr>
-          <w:rFonts w:ascii="Courier New" w:cs="Courier New" w:eastAsia="Courier New" w:hAnsi="Courier New"/>
-          <w:color w:val="333333"/>
-          <w:sz w:val="18"/>
-          <w:szCs w:val="18"/>
-        </w:rPr>
-        <w:t xml:space="preserve">def start_conversation(space_id, prompt):</w:t>
-      </w:r>
-    </w:p>
-    <w:p>
-      <w:pPr>
-        <w:shd w:fill="F0F0F0" w:val="clear"/>
-        <w:spacing w:after="60" w:before="60"/>
-      </w:pPr>
-      <w:r>
-        <w:rPr>
-          <w:rFonts w:ascii="Courier New" w:cs="Courier New" w:eastAsia="Courier New" w:hAnsi="Courier New"/>
-          <w:color w:val="333333"/>
-          <w:sz w:val="18"/>
-          <w:szCs w:val="18"/>
-        </w:rPr>
-        <w:t xml:space="preserve">    resp = requests.post(</w:t>
-      </w:r>
-    </w:p>
-    <w:p>
-      <w:pPr>
-        <w:shd w:fill="F0F0F0" w:val="clear"/>
-        <w:spacing w:after="60" w:before="60"/>
-      </w:pPr>
-      <w:r>
-        <w:rPr>
-          <w:rFonts w:ascii="Courier New" w:cs="Courier New" w:eastAsia="Courier New" w:hAnsi="Courier New"/>
-          <w:color w:val="333333"/>
-          <w:sz w:val="18"/>
-          <w:szCs w:val="18"/>
-        </w:rPr>
-        <w:t xml:space="preserve">        f"{BASE_URL}/genie/spaces/{space_id}/start-conversation",</w:t>
-      </w:r>
-    </w:p>
-    <w:p>
-      <w:pPr>
-        <w:shd w:fill="F0F0F0" w:val="clear"/>
-        <w:spacing w:after="60" w:before="60"/>
-      </w:pPr>
-      <w:r>
-        <w:rPr>
-          <w:rFonts w:ascii="Courier New" w:cs="Courier New" w:eastAsia="Courier New" w:hAnsi="Courier New"/>
-          <w:color w:val="333333"/>
-          <w:sz w:val="18"/>
-          <w:szCs w:val="18"/>
-        </w:rPr>
-        <w:t xml:space="preserve">        headers=HEADERS,</w:t>
-      </w:r>
-    </w:p>
-    <w:p>
-      <w:pPr>
-        <w:shd w:fill="F0F0F0" w:val="clear"/>
-        <w:spacing w:after="60" w:before="60"/>
-      </w:pPr>
-      <w:r>
-        <w:rPr>
-          <w:rFonts w:ascii="Courier New" w:cs="Courier New" w:eastAsia="Courier New" w:hAnsi="Courier New"/>
-          <w:color w:val="333333"/>
-          <w:sz w:val="18"/>
-          <w:szCs w:val="18"/>
-        </w:rPr>
-        <w:t xml:space="preserve">        json={"content": prompt}</w:t>
-      </w:r>
-    </w:p>
-    <w:p>
-      <w:pPr>
-        <w:shd w:fill="F0F0F0" w:val="clear"/>
-        <w:spacing w:after="60" w:before="60"/>
-      </w:pPr>
-      <w:r>
-        <w:rPr>
-          <w:rFonts w:ascii="Courier New" w:cs="Courier New" w:eastAsia="Courier New" w:hAnsi="Courier New"/>
-          <w:color w:val="333333"/>
-          <w:sz w:val="18"/>
-          <w:szCs w:val="18"/>
-        </w:rPr>
-        <w:t xml:space="preserve">    )</w:t>
-      </w:r>
-    </w:p>
-    <w:p>
-      <w:pPr>
-        <w:shd w:fill="F0F0F0" w:val="clear"/>
-        <w:spacing w:after="60" w:before="60"/>
-      </w:pPr>
-      <w:r>
-        <w:rPr>
-          <w:rFonts w:ascii="Courier New" w:cs="Courier New" w:eastAsia="Courier New" w:hAnsi="Courier New"/>
-          <w:color w:val="333333"/>
-          <w:sz w:val="18"/>
-          <w:szCs w:val="18"/>
-        </w:rPr>
-        <w:t xml:space="preserve">    resp.raise_for_status()</w:t>
-      </w:r>
-    </w:p>
-    <w:p>
-      <w:pPr>
-        <w:shd w:fill="F0F0F0" w:val="clear"/>
-        <w:spacing w:after="60" w:before="60"/>
-      </w:pPr>
-      <w:r>
-        <w:rPr>
-          <w:rFonts w:ascii="Courier New" w:cs="Courier New" w:eastAsia="Courier New" w:hAnsi="Courier New"/>
-          <w:color w:val="333333"/>
-          <w:sz w:val="18"/>
-          <w:szCs w:val="18"/>
-        </w:rPr>
-        <w:t xml:space="preserve">    return resp.json()["conversation_id"], resp.json()["message_id"]</w:t>
-      </w:r>
-    </w:p>
-    <w:p>
-      <w:pPr>
-        <w:shd w:fill="F0F0F0" w:val="clear"/>
-        <w:spacing w:after="60" w:before="60"/>
-      </w:pPr>
-      <w:r>
-        <w:rPr>
-          <w:rFonts w:ascii="Courier New" w:cs="Courier New" w:eastAsia="Courier New" w:hAnsi="Courier New"/>
-          <w:color w:val="333333"/>
-          <w:sz w:val="18"/>
-          <w:szCs w:val="18"/>
-        </w:rPr>
-        <w:t xml:space="preserve"/>
-      </w:r>
-    </w:p>
-    <w:p>
-      <w:pPr>
-        <w:shd w:fill="F0F0F0" w:val="clear"/>
-        <w:spacing w:after="60" w:before="60"/>
-      </w:pPr>
-      <w:r>
-        <w:rPr>
-          <w:rFonts w:ascii="Courier New" w:cs="Courier New" w:eastAsia="Courier New" w:hAnsi="Courier New"/>
-          <w:color w:val="333333"/>
-          <w:sz w:val="18"/>
-          <w:szCs w:val="18"/>
-        </w:rPr>
-        <w:t xml:space="preserve">def poll_message(space_id, conv_id, msg_id, timeout=120):</w:t>
-      </w:r>
-    </w:p>
-    <w:p>
-      <w:pPr>
-        <w:shd w:fill="F0F0F0" w:val="clear"/>
-        <w:spacing w:after="60" w:before="60"/>
-      </w:pPr>
-      <w:r>
-        <w:rPr>
-          <w:rFonts w:ascii="Courier New" w:cs="Courier New" w:eastAsia="Courier New" w:hAnsi="Courier New"/>
-          <w:color w:val="333333"/>
-          <w:sz w:val="18"/>
-          <w:szCs w:val="18"/>
-        </w:rPr>
-        <w:t xml:space="preserve">    """Poll until message is COMPLETED or timeout."""</w:t>
-      </w:r>
-    </w:p>
-    <w:p>
-      <w:pPr>
-        <w:shd w:fill="F0F0F0" w:val="clear"/>
-        <w:spacing w:after="60" w:before="60"/>
-      </w:pPr>
-      <w:r>
-        <w:rPr>
-          <w:rFonts w:ascii="Courier New" w:cs="Courier New" w:eastAsia="Courier New" w:hAnsi="Courier New"/>
-          <w:color w:val="333333"/>
-          <w:sz w:val="18"/>
-          <w:szCs w:val="18"/>
-        </w:rPr>
-        <w:t xml:space="preserve">    start = time.time()</w:t>
-      </w:r>
-    </w:p>
-    <w:p>
-      <w:pPr>
-        <w:shd w:fill="F0F0F0" w:val="clear"/>
-        <w:spacing w:after="60" w:before="60"/>
-      </w:pPr>
-      <w:r>
-        <w:rPr>
-          <w:rFonts w:ascii="Courier New" w:cs="Courier New" w:eastAsia="Courier New" w:hAnsi="Courier New"/>
-          <w:color w:val="333333"/>
-          <w:sz w:val="18"/>
-          <w:szCs w:val="18"/>
-        </w:rPr>
-        <w:t xml:space="preserve">    while time.time() - start &lt; timeout:</w:t>
-      </w:r>
-    </w:p>
-    <w:p>
-      <w:pPr>
-        <w:shd w:fill="F0F0F0" w:val="clear"/>
-        <w:spacing w:after="60" w:before="60"/>
-      </w:pPr>
-      <w:r>
-        <w:rPr>
-          <w:rFonts w:ascii="Courier New" w:cs="Courier New" w:eastAsia="Courier New" w:hAnsi="Courier New"/>
-          <w:color w:val="333333"/>
-          <w:sz w:val="18"/>
-          <w:szCs w:val="18"/>
-        </w:rPr>
-        <w:t xml:space="preserve">        resp = requests.get(</w:t>
-      </w:r>
-    </w:p>
-    <w:p>
-      <w:pPr>
-        <w:shd w:fill="F0F0F0" w:val="clear"/>
-        <w:spacing w:after="60" w:before="60"/>
-      </w:pPr>
-      <w:r>
-        <w:rPr>
-          <w:rFonts w:ascii="Courier New" w:cs="Courier New" w:eastAsia="Courier New" w:hAnsi="Courier New"/>
-          <w:color w:val="333333"/>
-          <w:sz w:val="18"/>
-          <w:szCs w:val="18"/>
-        </w:rPr>
-        <w:t xml:space="preserve">            f"{BASE_URL}/genie/spaces/{space_id}/conversations/{conv_id}/messages/{msg_id}",</w:t>
-      </w:r>
-    </w:p>
-    <w:p>
-      <w:pPr>
-        <w:shd w:fill="F0F0F0" w:val="clear"/>
-        <w:spacing w:after="60" w:before="60"/>
-      </w:pPr>
-      <w:r>
-        <w:rPr>
-          <w:rFonts w:ascii="Courier New" w:cs="Courier New" w:eastAsia="Courier New" w:hAnsi="Courier New"/>
-          <w:color w:val="333333"/>
-          <w:sz w:val="18"/>
-          <w:szCs w:val="18"/>
-        </w:rPr>
-        <w:t xml:space="preserve">            headers=HEADERS</w:t>
-      </w:r>
-    </w:p>
-    <w:p>
-      <w:pPr>
-        <w:shd w:fill="F0F0F0" w:val="clear"/>
-        <w:spacing w:after="60" w:before="60"/>
-      </w:pPr>
-      <w:r>
-        <w:rPr>
-          <w:rFonts w:ascii="Courier New" w:cs="Courier New" w:eastAsia="Courier New" w:hAnsi="Courier New"/>
-          <w:color w:val="333333"/>
-          <w:sz w:val="18"/>
-          <w:szCs w:val="18"/>
-        </w:rPr>
-        <w:t xml:space="preserve">        ).json()</w:t>
-      </w:r>
-    </w:p>
-    <w:p>
-      <w:pPr>
-        <w:shd w:fill="F0F0F0" w:val="clear"/>
-        <w:spacing w:after="60" w:before="60"/>
-      </w:pPr>
-      <w:r>
-        <w:rPr>
-          <w:rFonts w:ascii="Courier New" w:cs="Courier New" w:eastAsia="Courier New" w:hAnsi="Courier New"/>
-          <w:color w:val="333333"/>
-          <w:sz w:val="18"/>
-          <w:szCs w:val="18"/>
-        </w:rPr>
-        <w:t xml:space="preserve">        status = resp.get("status", "")</w:t>
-      </w:r>
-    </w:p>
-    <w:p>
-      <w:pPr>
-        <w:shd w:fill="F0F0F0" w:val="clear"/>
-        <w:spacing w:after="60" w:before="60"/>
-      </w:pPr>
-      <w:r>
-        <w:rPr>
-          <w:rFonts w:ascii="Courier New" w:cs="Courier New" w:eastAsia="Courier New" w:hAnsi="Courier New"/>
-          <w:color w:val="333333"/>
-          <w:sz w:val="18"/>
-          <w:szCs w:val="18"/>
-        </w:rPr>
-        <w:t xml:space="preserve">        if status == "COMPLETED":</w:t>
-      </w:r>
-    </w:p>
-    <w:p>
-      <w:pPr>
-        <w:shd w:fill="F0F0F0" w:val="clear"/>
-        <w:spacing w:after="60" w:before="60"/>
-      </w:pPr>
-      <w:r>
-        <w:rPr>
-          <w:rFonts w:ascii="Courier New" w:cs="Courier New" w:eastAsia="Courier New" w:hAnsi="Courier New"/>
-          <w:color w:val="333333"/>
-          <w:sz w:val="18"/>
-          <w:szCs w:val="18"/>
-        </w:rPr>
-        <w:t xml:space="preserve">            return resp</w:t>
-      </w:r>
-    </w:p>
-    <w:p>
-      <w:pPr>
-        <w:shd w:fill="F0F0F0" w:val="clear"/>
-        <w:spacing w:after="60" w:before="60"/>
-      </w:pPr>
-      <w:r>
-        <w:rPr>
-          <w:rFonts w:ascii="Courier New" w:cs="Courier New" w:eastAsia="Courier New" w:hAnsi="Courier New"/>
-          <w:color w:val="333333"/>
-          <w:sz w:val="18"/>
-          <w:szCs w:val="18"/>
-        </w:rPr>
-        <w:t xml:space="preserve">        elif status in ("FAILED", "CANCELLED"):</w:t>
-      </w:r>
-    </w:p>
-    <w:p>
-      <w:pPr>
-        <w:shd w:fill="F0F0F0" w:val="clear"/>
-        <w:spacing w:after="60" w:before="60"/>
-      </w:pPr>
-      <w:r>
-        <w:rPr>
-          <w:rFonts w:ascii="Courier New" w:cs="Courier New" w:eastAsia="Courier New" w:hAnsi="Courier New"/>
-          <w:color w:val="333333"/>
-          <w:sz w:val="18"/>
-          <w:szCs w:val="18"/>
-        </w:rPr>
-        <w:t xml:space="preserve">            return None</w:t>
-      </w:r>
-    </w:p>
-    <w:p>
-      <w:pPr>
-        <w:shd w:fill="F0F0F0" w:val="clear"/>
-        <w:spacing w:after="60" w:before="60"/>
-      </w:pPr>
-      <w:r>
-        <w:rPr>
-          <w:rFonts w:ascii="Courier New" w:cs="Courier New" w:eastAsia="Courier New" w:hAnsi="Courier New"/>
-          <w:color w:val="333333"/>
-          <w:sz w:val="18"/>
-          <w:szCs w:val="18"/>
-        </w:rPr>
-        <w:t xml:space="preserve">        time.sleep(3)</w:t>
-      </w:r>
-    </w:p>
-    <w:p>
-      <w:pPr>
-        <w:shd w:fill="F0F0F0" w:val="clear"/>
-        <w:spacing w:after="60" w:before="60"/>
-      </w:pPr>
-      <w:r>
-        <w:rPr>
-          <w:rFonts w:ascii="Courier New" w:cs="Courier New" w:eastAsia="Courier New" w:hAnsi="Courier New"/>
-          <w:color w:val="333333"/>
-          <w:sz w:val="18"/>
-          <w:szCs w:val="18"/>
-        </w:rPr>
-        <w:t xml:space="preserve">    return None</w:t>
-      </w:r>
-    </w:p>
-    <w:p>
-      <w:pPr>
-        <w:shd w:fill="F0F0F0" w:val="clear"/>
-        <w:spacing w:after="60" w:before="60"/>
-      </w:pPr>
-      <w:r>
-        <w:rPr>
-          <w:rFonts w:ascii="Courier New" w:cs="Courier New" w:eastAsia="Courier New" w:hAnsi="Courier New"/>
-          <w:color w:val="333333"/>
-          <w:sz w:val="18"/>
-          <w:szCs w:val="18"/>
-        </w:rPr>
-        <w:t xml:space="preserve"/>
-      </w:r>
-    </w:p>
-    <w:p>
-      <w:pPr>
-        <w:shd w:fill="F0F0F0" w:val="clear"/>
-        <w:spacing w:after="60" w:before="60"/>
-      </w:pPr>
-      <w:r>
-        <w:rPr>
-          <w:rFonts w:ascii="Courier New" w:cs="Courier New" w:eastAsia="Courier New" w:hAnsi="Courier New"/>
-          <w:color w:val="333333"/>
-          <w:sz w:val="18"/>
-          <w:szCs w:val="18"/>
-        </w:rPr>
-        <w:t xml:space="preserve">def run_evaluation(space_id):</w:t>
-      </w:r>
-    </w:p>
-    <w:p>
-      <w:pPr>
-        <w:shd w:fill="F0F0F0" w:val="clear"/>
-        <w:spacing w:after="60" w:before="60"/>
-      </w:pPr>
-      <w:r>
-        <w:rPr>
-          <w:rFonts w:ascii="Courier New" w:cs="Courier New" w:eastAsia="Courier New" w:hAnsi="Courier New"/>
-          <w:color w:val="333333"/>
-          <w:sz w:val="18"/>
-          <w:szCs w:val="18"/>
-        </w:rPr>
-        <w:t xml:space="preserve">    results = []</w:t>
-      </w:r>
-    </w:p>
-    <w:p>
-      <w:pPr>
-        <w:shd w:fill="F0F0F0" w:val="clear"/>
-        <w:spacing w:after="60" w:before="60"/>
-      </w:pPr>
-      <w:r>
-        <w:rPr>
-          <w:rFonts w:ascii="Courier New" w:cs="Courier New" w:eastAsia="Courier New" w:hAnsi="Courier New"/>
-          <w:color w:val="333333"/>
-          <w:sz w:val="18"/>
-          <w:szCs w:val="18"/>
-        </w:rPr>
-        <w:t xml:space="preserve">    for q in GOLDEN_QUERIES:</w:t>
-      </w:r>
-    </w:p>
-    <w:p>
-      <w:pPr>
-        <w:shd w:fill="F0F0F0" w:val="clear"/>
-        <w:spacing w:after="60" w:before="60"/>
-      </w:pPr>
-      <w:r>
-        <w:rPr>
-          <w:rFonts w:ascii="Courier New" w:cs="Courier New" w:eastAsia="Courier New" w:hAnsi="Courier New"/>
-          <w:color w:val="333333"/>
-          <w:sz w:val="18"/>
-          <w:szCs w:val="18"/>
-        </w:rPr>
-        <w:t xml:space="preserve">        conv_id, msg_id = start_conversation(space_id, q["prompt"])</w:t>
-      </w:r>
-    </w:p>
-    <w:p>
-      <w:pPr>
-        <w:shd w:fill="F0F0F0" w:val="clear"/>
-        <w:spacing w:after="60" w:before="60"/>
-      </w:pPr>
-      <w:r>
-        <w:rPr>
-          <w:rFonts w:ascii="Courier New" w:cs="Courier New" w:eastAsia="Courier New" w:hAnsi="Courier New"/>
-          <w:color w:val="333333"/>
-          <w:sz w:val="18"/>
-          <w:szCs w:val="18"/>
-        </w:rPr>
-        <w:t xml:space="preserve">        msg = poll_message(space_id, conv_id, msg_id)</w:t>
-      </w:r>
-    </w:p>
-    <w:p>
-      <w:pPr>
-        <w:shd w:fill="F0F0F0" w:val="clear"/>
-        <w:spacing w:after="60" w:before="60"/>
-      </w:pPr>
-      <w:r>
-        <w:rPr>
-          <w:rFonts w:ascii="Courier New" w:cs="Courier New" w:eastAsia="Courier New" w:hAnsi="Courier New"/>
-          <w:color w:val="333333"/>
-          <w:sz w:val="18"/>
-          <w:szCs w:val="18"/>
-        </w:rPr>
-        <w:t xml:space="preserve">        if not msg:</w:t>
-      </w:r>
-    </w:p>
-    <w:p>
-      <w:pPr>
-        <w:shd w:fill="F0F0F0" w:val="clear"/>
-        <w:spacing w:after="60" w:before="60"/>
-      </w:pPr>
-      <w:r>
-        <w:rPr>
-          <w:rFonts w:ascii="Courier New" w:cs="Courier New" w:eastAsia="Courier New" w:hAnsi="Courier New"/>
-          <w:color w:val="333333"/>
-          <w:sz w:val="18"/>
-          <w:szCs w:val="18"/>
-        </w:rPr>
-        <w:t xml:space="preserve">            results.append({**q, "status": "TIMEOUT", "passed": False})</w:t>
-      </w:r>
-    </w:p>
-    <w:p>
-      <w:pPr>
-        <w:shd w:fill="F0F0F0" w:val="clear"/>
-        <w:spacing w:after="60" w:before="60"/>
-      </w:pPr>
-      <w:r>
-        <w:rPr>
-          <w:rFonts w:ascii="Courier New" w:cs="Courier New" w:eastAsia="Courier New" w:hAnsi="Courier New"/>
-          <w:color w:val="333333"/>
-          <w:sz w:val="18"/>
-          <w:szCs w:val="18"/>
-        </w:rPr>
-        <w:t xml:space="preserve">            continue</w:t>
-      </w:r>
-    </w:p>
-    <w:p>
-      <w:pPr>
-        <w:shd w:fill="F0F0F0" w:val="clear"/>
-        <w:spacing w:after="60" w:before="60"/>
-      </w:pPr>
-      <w:r>
-        <w:rPr>
-          <w:rFonts w:ascii="Courier New" w:cs="Courier New" w:eastAsia="Courier New" w:hAnsi="Courier New"/>
-          <w:color w:val="333333"/>
-          <w:sz w:val="18"/>
-          <w:szCs w:val="18"/>
-        </w:rPr>
-        <w:t xml:space="preserve">        # Extract query result and hash it</w:t>
-      </w:r>
-    </w:p>
-    <w:p>
-      <w:pPr>
-        <w:shd w:fill="F0F0F0" w:val="clear"/>
-        <w:spacing w:after="60" w:before="60"/>
-      </w:pPr>
-      <w:r>
-        <w:rPr>
-          <w:rFonts w:ascii="Courier New" w:cs="Courier New" w:eastAsia="Courier New" w:hAnsi="Courier New"/>
-          <w:color w:val="333333"/>
-          <w:sz w:val="18"/>
-          <w:szCs w:val="18"/>
-        </w:rPr>
-        <w:t xml:space="preserve">        attachments = msg.get("attachments", [])</w:t>
-      </w:r>
-    </w:p>
-    <w:p>
-      <w:pPr>
-        <w:shd w:fill="F0F0F0" w:val="clear"/>
-        <w:spacing w:after="60" w:before="60"/>
-      </w:pPr>
-      <w:r>
-        <w:rPr>
-          <w:rFonts w:ascii="Courier New" w:cs="Courier New" w:eastAsia="Courier New" w:hAnsi="Courier New"/>
-          <w:color w:val="333333"/>
-          <w:sz w:val="18"/>
-          <w:szCs w:val="18"/>
-        </w:rPr>
-        <w:t xml:space="preserve">        query_result = next((a for a in attachments if a.get("type") == "query_result"), None)</w:t>
-      </w:r>
-    </w:p>
-    <w:p>
-      <w:pPr>
-        <w:shd w:fill="F0F0F0" w:val="clear"/>
-        <w:spacing w:after="60" w:before="60"/>
-      </w:pPr>
-      <w:r>
-        <w:rPr>
-          <w:rFonts w:ascii="Courier New" w:cs="Courier New" w:eastAsia="Courier New" w:hAnsi="Courier New"/>
-          <w:color w:val="333333"/>
-          <w:sz w:val="18"/>
-          <w:szCs w:val="18"/>
-        </w:rPr>
-        <w:t xml:space="preserve">        if not query_result:</w:t>
-      </w:r>
-    </w:p>
-    <w:p>
-      <w:pPr>
-        <w:shd w:fill="F0F0F0" w:val="clear"/>
-        <w:spacing w:after="60" w:before="60"/>
-      </w:pPr>
-      <w:r>
-        <w:rPr>
-          <w:rFonts w:ascii="Courier New" w:cs="Courier New" w:eastAsia="Courier New" w:hAnsi="Courier New"/>
-          <w:color w:val="333333"/>
-          <w:sz w:val="18"/>
-          <w:szCs w:val="18"/>
-        </w:rPr>
-        <w:t xml:space="preserve">            results.append({**q, "status": "NO_RESULT", "passed": False})</w:t>
-      </w:r>
-    </w:p>
-    <w:p>
-      <w:pPr>
-        <w:shd w:fill="F0F0F0" w:val="clear"/>
-        <w:spacing w:after="60" w:before="60"/>
-      </w:pPr>
-      <w:r>
-        <w:rPr>
-          <w:rFonts w:ascii="Courier New" w:cs="Courier New" w:eastAsia="Courier New" w:hAnsi="Courier New"/>
-          <w:color w:val="333333"/>
-          <w:sz w:val="18"/>
-          <w:szCs w:val="18"/>
-        </w:rPr>
-        <w:t xml:space="preserve">            continue</w:t>
-      </w:r>
-    </w:p>
-    <w:p>
-      <w:pPr>
-        <w:shd w:fill="F0F0F0" w:val="clear"/>
-        <w:spacing w:after="60" w:before="60"/>
-      </w:pPr>
-      <w:r>
-        <w:rPr>
-          <w:rFonts w:ascii="Courier New" w:cs="Courier New" w:eastAsia="Courier New" w:hAnsi="Courier New"/>
-          <w:color w:val="333333"/>
-          <w:sz w:val="18"/>
-          <w:szCs w:val="18"/>
-        </w:rPr>
-        <w:t xml:space="preserve">        rows = query_result.get("result", {}).get("data_array", [])</w:t>
-      </w:r>
-    </w:p>
-    <w:p>
-      <w:pPr>
-        <w:shd w:fill="F0F0F0" w:val="clear"/>
-        <w:spacing w:after="60" w:before="60"/>
-      </w:pPr>
-      <w:r>
-        <w:rPr>
-          <w:rFonts w:ascii="Courier New" w:cs="Courier New" w:eastAsia="Courier New" w:hAnsi="Courier New"/>
-          <w:color w:val="333333"/>
-          <w:sz w:val="18"/>
-          <w:szCs w:val="18"/>
-        </w:rPr>
-        <w:t xml:space="preserve">        actual_hash = hash_results(rows)</w:t>
-      </w:r>
-    </w:p>
-    <w:p>
-      <w:pPr>
-        <w:shd w:fill="F0F0F0" w:val="clear"/>
-        <w:spacing w:after="60" w:before="60"/>
-      </w:pPr>
-      <w:r>
-        <w:rPr>
-          <w:rFonts w:ascii="Courier New" w:cs="Courier New" w:eastAsia="Courier New" w:hAnsi="Courier New"/>
-          <w:color w:val="333333"/>
-          <w:sz w:val="18"/>
-          <w:szCs w:val="18"/>
-        </w:rPr>
-        <w:t xml:space="preserve">        passed = (len(rows) == q["expected_rows"] and</w:t>
-      </w:r>
-    </w:p>
-    <w:p>
-      <w:pPr>
-        <w:shd w:fill="F0F0F0" w:val="clear"/>
-        <w:spacing w:after="60" w:before="60"/>
-      </w:pPr>
-      <w:r>
-        <w:rPr>
-          <w:rFonts w:ascii="Courier New" w:cs="Courier New" w:eastAsia="Courier New" w:hAnsi="Courier New"/>
-          <w:color w:val="333333"/>
-          <w:sz w:val="18"/>
-          <w:szCs w:val="18"/>
-        </w:rPr>
-        <w:t xml:space="preserve">                  actual_hash == q["expected_hash"])</w:t>
-      </w:r>
-    </w:p>
-    <w:p>
-      <w:pPr>
-        <w:shd w:fill="F0F0F0" w:val="clear"/>
-        <w:spacing w:after="60" w:before="60"/>
-      </w:pPr>
-      <w:r>
-        <w:rPr>
-          <w:rFonts w:ascii="Courier New" w:cs="Courier New" w:eastAsia="Courier New" w:hAnsi="Courier New"/>
-          <w:color w:val="333333"/>
-          <w:sz w:val="18"/>
-          <w:szCs w:val="18"/>
-        </w:rPr>
-        <w:t xml:space="preserve">        results.append({</w:t>
-      </w:r>
-    </w:p>
-    <w:p>
-      <w:pPr>
-        <w:shd w:fill="F0F0F0" w:val="clear"/>
-        <w:spacing w:after="60" w:before="60"/>
-      </w:pPr>
-      <w:r>
-        <w:rPr>
-          <w:rFonts w:ascii="Courier New" w:cs="Courier New" w:eastAsia="Courier New" w:hAnsi="Courier New"/>
-          <w:color w:val="333333"/>
-          <w:sz w:val="18"/>
-          <w:szCs w:val="18"/>
-        </w:rPr>
-        <w:t xml:space="preserve">            **q,</w:t>
-      </w:r>
-    </w:p>
-    <w:p>
-      <w:pPr>
-        <w:shd w:fill="F0F0F0" w:val="clear"/>
-        <w:spacing w:after="60" w:before="60"/>
-      </w:pPr>
-      <w:r>
-        <w:rPr>
-          <w:rFonts w:ascii="Courier New" w:cs="Courier New" w:eastAsia="Courier New" w:hAnsi="Courier New"/>
-          <w:color w:val="333333"/>
-          <w:sz w:val="18"/>
-          <w:szCs w:val="18"/>
-        </w:rPr>
-        <w:t xml:space="preserve">            "actual_rows": len(rows),</w:t>
-      </w:r>
-    </w:p>
-    <w:p>
-      <w:pPr>
-        <w:shd w:fill="F0F0F0" w:val="clear"/>
-        <w:spacing w:after="60" w:before="60"/>
-      </w:pPr>
-      <w:r>
-        <w:rPr>
-          <w:rFonts w:ascii="Courier New" w:cs="Courier New" w:eastAsia="Courier New" w:hAnsi="Courier New"/>
-          <w:color w:val="333333"/>
-          <w:sz w:val="18"/>
-          <w:szCs w:val="18"/>
-        </w:rPr>
-        <w:t xml:space="preserve">            "actual_hash": actual_hash,</w:t>
-      </w:r>
-    </w:p>
-    <w:p>
-      <w:pPr>
-        <w:shd w:fill="F0F0F0" w:val="clear"/>
-        <w:spacing w:after="60" w:before="60"/>
-      </w:pPr>
-      <w:r>
-        <w:rPr>
-          <w:rFonts w:ascii="Courier New" w:cs="Courier New" w:eastAsia="Courier New" w:hAnsi="Courier New"/>
-          <w:color w:val="333333"/>
-          <w:sz w:val="18"/>
-          <w:szCs w:val="18"/>
-        </w:rPr>
-        <w:t xml:space="preserve">            "passed": passed,</w:t>
-      </w:r>
-    </w:p>
-    <w:p>
-      <w:pPr>
-        <w:shd w:fill="F0F0F0" w:val="clear"/>
-        <w:spacing w:after="60" w:before="60"/>
-      </w:pPr>
-      <w:r>
-        <w:rPr>
-          <w:rFonts w:ascii="Courier New" w:cs="Courier New" w:eastAsia="Courier New" w:hAnsi="Courier New"/>
-          <w:color w:val="333333"/>
-          <w:sz w:val="18"/>
-          <w:szCs w:val="18"/>
-        </w:rPr>
-        <w:t xml:space="preserve">            "generated_sql": msg.get("sql", ""),</w:t>
-      </w:r>
-    </w:p>
-    <w:p>
-      <w:pPr>
-        <w:shd w:fill="F0F0F0" w:val="clear"/>
-        <w:spacing w:after="60" w:before="60"/>
-      </w:pPr>
-      <w:r>
-        <w:rPr>
-          <w:rFonts w:ascii="Courier New" w:cs="Courier New" w:eastAsia="Courier New" w:hAnsi="Courier New"/>
-          <w:color w:val="333333"/>
-          <w:sz w:val="18"/>
-          <w:szCs w:val="18"/>
-        </w:rPr>
-        <w:t xml:space="preserve">        })</w:t>
-      </w:r>
-    </w:p>
-    <w:p>
-      <w:pPr>
-        <w:shd w:fill="F0F0F0" w:val="clear"/>
-        <w:spacing w:after="60" w:before="60"/>
-      </w:pPr>
-      <w:r>
-        <w:rPr>
-          <w:rFonts w:ascii="Courier New" w:cs="Courier New" w:eastAsia="Courier New" w:hAnsi="Courier New"/>
-          <w:color w:val="333333"/>
-          <w:sz w:val="18"/>
-          <w:szCs w:val="18"/>
-        </w:rPr>
-        <w:t xml:space="preserve">    return results</w:t>
-      </w:r>
-    </w:p>
-    <w:p>
-      <w:pPr>
-        <w:shd w:fill="F0F0F0" w:val="clear"/>
-        <w:spacing w:after="60" w:before="60"/>
-      </w:pPr>
-      <w:r>
-        <w:rPr>
-          <w:rFonts w:ascii="Courier New" w:cs="Courier New" w:eastAsia="Courier New" w:hAnsi="Courier New"/>
-          <w:color w:val="333333"/>
-          <w:sz w:val="18"/>
-          <w:szCs w:val="18"/>
-        </w:rPr>
-        <w:t xml:space="preserve"/>
-      </w:r>
-    </w:p>
-    <w:p>
-      <w:pPr>
-        <w:shd w:fill="F0F0F0" w:val="clear"/>
-        <w:spacing w:after="60" w:before="60"/>
-      </w:pPr>
-      <w:r>
-        <w:rPr>
-          <w:rFonts w:ascii="Courier New" w:cs="Courier New" w:eastAsia="Courier New" w:hAnsi="Courier New"/>
-          <w:color w:val="333333"/>
-          <w:sz w:val="18"/>
-          <w:szCs w:val="18"/>
-        </w:rPr>
-        <w:t xml:space="preserve">if __name__ == "__main__":</w:t>
-      </w:r>
-    </w:p>
-    <w:p>
-      <w:pPr>
-        <w:shd w:fill="F0F0F0" w:val="clear"/>
-        <w:spacing w:after="60" w:before="60"/>
-      </w:pPr>
-      <w:r>
-        <w:rPr>
-          <w:rFonts w:ascii="Courier New" w:cs="Courier New" w:eastAsia="Courier New" w:hAnsi="Courier New"/>
-          <w:color w:val="333333"/>
-          <w:sz w:val="18"/>
-          <w:szCs w:val="18"/>
-        </w:rPr>
-        <w:t xml:space="preserve">    parser = argparse.ArgumentParser()</w:t>
-      </w:r>
-    </w:p>
-    <w:p>
-      <w:pPr>
-        <w:shd w:fill="F0F0F0" w:val="clear"/>
-        <w:spacing w:after="60" w:before="60"/>
-      </w:pPr>
-      <w:r>
-        <w:rPr>
-          <w:rFonts w:ascii="Courier New" w:cs="Courier New" w:eastAsia="Courier New" w:hAnsi="Courier New"/>
-          <w:color w:val="333333"/>
-          <w:sz w:val="18"/>
-          <w:szCs w:val="18"/>
-        </w:rPr>
-        <w:t xml:space="preserve">    parser.add_argument("--space-id", required=True)</w:t>
-      </w:r>
-    </w:p>
-    <w:p>
-      <w:pPr>
-        <w:shd w:fill="F0F0F0" w:val="clear"/>
-        <w:spacing w:after="60" w:before="60"/>
-      </w:pPr>
-      <w:r>
-        <w:rPr>
-          <w:rFonts w:ascii="Courier New" w:cs="Courier New" w:eastAsia="Courier New" w:hAnsi="Courier New"/>
-          <w:color w:val="333333"/>
-          <w:sz w:val="18"/>
-          <w:szCs w:val="18"/>
-        </w:rPr>
-        <w:t xml:space="preserve">    args = parser.parse_args()</w:t>
-      </w:r>
-    </w:p>
-    <w:p>
-      <w:pPr>
-        <w:shd w:fill="F0F0F0" w:val="clear"/>
-        <w:spacing w:after="60" w:before="60"/>
-      </w:pPr>
-      <w:r>
-        <w:rPr>
-          <w:rFonts w:ascii="Courier New" w:cs="Courier New" w:eastAsia="Courier New" w:hAnsi="Courier New"/>
-          <w:color w:val="333333"/>
-          <w:sz w:val="18"/>
-          <w:szCs w:val="18"/>
-        </w:rPr>
-        <w:t xml:space="preserve">    results = run_evaluation(args.space_id)</w:t>
-      </w:r>
-    </w:p>
-    <w:p>
-      <w:pPr>
-        <w:shd w:fill="F0F0F0" w:val="clear"/>
-        <w:spacing w:after="60" w:before="60"/>
-      </w:pPr>
-      <w:r>
-        <w:rPr>
-          <w:rFonts w:ascii="Courier New" w:cs="Courier New" w:eastAsia="Courier New" w:hAnsi="Courier New"/>
-          <w:color w:val="333333"/>
-          <w:sz w:val="18"/>
-          <w:szCs w:val="18"/>
-        </w:rPr>
-        <w:t xml:space="preserve">    passed = sum(1 for r in results if r["passed"])</w:t>
-      </w:r>
-    </w:p>
-    <w:p>
-      <w:pPr>
-        <w:shd w:fill="F0F0F0" w:val="clear"/>
-        <w:spacing w:after="60" w:before="60"/>
-      </w:pPr>
-      <w:r>
-        <w:rPr>
-          <w:rFonts w:ascii="Courier New" w:cs="Courier New" w:eastAsia="Courier New" w:hAnsi="Courier New"/>
-          <w:color w:val="333333"/>
-          <w:sz w:val="18"/>
-          <w:szCs w:val="18"/>
-        </w:rPr>
-        <w:t xml:space="preserve">    print(f"\nResults: {passed}/{len(results)} passed")</w:t>
-      </w:r>
-    </w:p>
-    <w:p>
-      <w:pPr>
-        <w:shd w:fill="F0F0F0" w:val="clear"/>
-        <w:spacing w:after="60" w:before="60"/>
-      </w:pPr>
-      <w:r>
-        <w:rPr>
-          <w:rFonts w:ascii="Courier New" w:cs="Courier New" w:eastAsia="Courier New" w:hAnsi="Courier New"/>
-          <w:color w:val="333333"/>
-          <w:sz w:val="18"/>
-          <w:szCs w:val="18"/>
-        </w:rPr>
-        <w:t xml:space="preserve">    if passed &lt; len(results):</w:t>
-      </w:r>
-    </w:p>
-    <w:p>
-      <w:pPr>
-        <w:shd w:fill="F0F0F0" w:val="clear"/>
-        <w:spacing w:after="60" w:before="60"/>
-      </w:pPr>
-      <w:r>
-        <w:rPr>
-          <w:rFonts w:ascii="Courier New" w:cs="Courier New" w:eastAsia="Courier New" w:hAnsi="Courier New"/>
-          <w:color w:val="333333"/>
-          <w:sz w:val="18"/>
-          <w:szCs w:val="18"/>
-        </w:rPr>
-        <w:t xml:space="preserve">        print("DEGRADATION DETECTED — review failed queries above")</w:t>
-      </w:r>
-    </w:p>
-    <w:p>
-      <w:pPr>
-        <w:shd w:fill="F0F0F0" w:val="clear"/>
-        <w:spacing w:after="60" w:before="60"/>
-      </w:pPr>
-      <w:r>
-        <w:rPr>
-          <w:rFonts w:ascii="Courier New" w:cs="Courier New" w:eastAsia="Courier New" w:hAnsi="Courier New"/>
-          <w:color w:val="333333"/>
-          <w:sz w:val="18"/>
-          <w:szCs w:val="18"/>
-        </w:rPr>
-        <w:t xml:space="preserve">        sys.exit(1)</w:t>
-      </w:r>
-    </w:p>
+    <w:tbl>
+      <w:tblPr>
+        <w:tblW w:w="9360" w:type="dxa"/>
+        <w:tblBorders>
+          <w:top w:val="single" w:sz="4" w:color="0072CE"/>
+          <w:left w:val="single" w:sz="12" w:color="0072CE"/>
+          <w:bottom w:val="single" w:sz="4" w:color="0072CE"/>
+          <w:right w:val="single" w:sz="4" w:color="0072CE"/>
+        </w:tblBorders>
+        <w:tblLayout w:type="fixed"/>
+      </w:tblPr>
+      <w:tblGrid>
+        <w:gridCol w:w="9360"/>
+      </w:tblGrid>
+      <w:tr>
+        <w:tc>
+          <w:tcPr>
+            <w:tcW w:w="9360" w:type="dxa"/>
+            <w:tcBorders>
+              <w:top w:val="single" w:sz="4" w:color="0072CE"/>
+              <w:left w:val="single" w:sz="12" w:color="0072CE"/>
+              <w:bottom w:val="single" w:sz="4" w:color="0072CE"/>
+              <w:right w:val="single" w:sz="4" w:color="0072CE"/>
+            </w:tcBorders>
+            <w:shd w:val="clear" w:fill="EBF4FF"/>
+            <w:tcMar>
+              <w:top w:w="120" w:type="dxa"/>
+              <w:left w:w="200" w:type="dxa"/>
+              <w:bottom w:w="120" w:type="dxa"/>
+              <w:right w:w="200" w:type="dxa"/>
+            </w:tcMar>
+          </w:tcPr>
+          <w:p>
+            <w:pPr>
+              <w:spacing w:after="40" w:before="0"/>
+            </w:pPr>
+            <w:r>
+              <w:rPr>
+                <w:rFonts w:ascii="Arial" w:cs="Arial" w:hAnsi="Arial"/>
+                <w:b/>
+                <w:bCs/>
+                <w:color w:val="1B3A6B"/>
+                <w:sz w:val="22"/>
+                <w:szCs w:val="22"/>
+              </w:rPr>
+              <w:t xml:space="preserve">How the Native Benchmark Works</w:t>
+            </w:r>
+          </w:p>
+          <w:p>
+            <w:pPr>
+              <w:spacing w:after="40" w:before="40"/>
+            </w:pPr>
+            <w:r>
+              <w:rPr>
+                <w:rFonts w:ascii="Arial" w:cs="Arial" w:hAnsi="Arial"/>
+                <w:sz w:val="20"/>
+                <w:szCs w:val="20"/>
+              </w:rPr>
+              <w:t xml:space="preserve">Each benchmark question is a natural-language prompt paired with a "SQL Answer" (the ground truth).</w:t>
+            </w:r>
+          </w:p>
+          <w:p>
+            <w:pPr>
+              <w:spacing w:after="40" w:before="40"/>
+            </w:pPr>
+            <w:r>
+              <w:rPr>
+                <w:rFonts w:ascii="Arial" w:cs="Arial" w:hAnsi="Arial"/>
+                <w:sz w:val="20"/>
+                <w:szCs w:val="20"/>
+              </w:rPr>
+              <w:t xml:space="preserve">When you run benchmarks, Genie processes each question as a brand-new conversation, generates</w:t>
+            </w:r>
+          </w:p>
+          <w:p>
+            <w:pPr>
+              <w:spacing w:after="40" w:before="40"/>
+            </w:pPr>
+            <w:r>
+              <w:rPr>
+                <w:rFonts w:ascii="Arial" w:cs="Arial" w:hAnsi="Arial"/>
+                <w:sz w:val="20"/>
+                <w:szCs w:val="20"/>
+              </w:rPr>
+              <w:t xml:space="preserve">its own SQL, executes it, and compares the result against your SQL Answer automatically.</w:t>
+            </w:r>
+          </w:p>
+          <w:p>
+            <w:pPr>
+              <w:spacing w:after="40" w:before="40"/>
+            </w:pPr>
+            <w:r>
+              <w:rPr>
+                <w:rFonts w:ascii="Arial" w:cs="Arial" w:hAnsi="Arial"/>
+                <w:sz w:val="20"/>
+                <w:szCs w:val="20"/>
+              </w:rPr>
+              <w:t xml:space="preserve"/>
+            </w:r>
+          </w:p>
+          <w:p>
+            <w:pPr>
+              <w:spacing w:after="40" w:before="40"/>
+            </w:pPr>
+            <w:r>
+              <w:rPr>
+                <w:rFonts w:ascii="Arial" w:cs="Arial" w:hAnsi="Arial"/>
+                <w:sz w:val="20"/>
+                <w:szCs w:val="20"/>
+              </w:rPr>
+              <w:t xml:space="preserve">Each Genie Space supports up to 500 benchmark questions. Results appear on the Evaluation tab.</w:t>
+            </w:r>
+          </w:p>
+        </w:tc>
+      </w:tr>
+    </w:tbl>
     <w:p>
       <w:pPr>
         <w:spacing w:after="0" w:before="120"/>
+      </w:pPr>
+    </w:p>
+    <w:p>
+      <w:pPr>
+        <w:pStyle w:val="Heading3"/>
+        <w:spacing w:after="120" w:before="200"/>
+      </w:pPr>
+      <w:r>
+        <w:rPr>
+          <w:rFonts w:ascii="Arial" w:cs="Arial" w:eastAsia="Arial" w:hAnsi="Arial"/>
+          <w:b/>
+          <w:bCs/>
+          <w:color w:val="1B3A6B"/>
+          <w:sz w:val="24"/>
+          <w:szCs w:val="24"/>
+        </w:rPr>
+        <w:t xml:space="preserve">4.2.1 How Genie Scores Each Question</w:t>
+      </w:r>
+    </w:p>
+    <w:p>
+      <w:pPr>
+        <w:spacing w:after="100" w:before="80"/>
+      </w:pPr>
+      <w:r>
+        <w:rPr>
+          <w:rFonts w:ascii="Arial" w:cs="Arial" w:eastAsia="Arial" w:hAnsi="Arial"/>
+          <w:sz w:val="22"/>
+          <w:szCs w:val="22"/>
+        </w:rPr>
+        <w:t xml:space="preserve">Genie applies a fixed rubric. Understanding it is essential for designing golden queries that score correctly:</w:t>
+      </w:r>
+    </w:p>
+    <w:p>
+      <w:pPr>
+        <w:spacing w:after="0" w:before="60"/>
+      </w:pPr>
+    </w:p>
+    <w:tbl>
+      <w:tblPr>
+        <w:tblW w:w="9360" w:type="dxa"/>
+        <w:tblLayout w:type="fixed"/>
+      </w:tblPr>
+      <w:tblGrid>
+        <w:gridCol w:w="6760"/>
+        <w:gridCol w:w="2600"/>
+      </w:tblGrid>
+      <w:tr>
+        <w:tc>
+          <w:tcPr>
+            <w:tcW w:w="6760" w:type="dxa"/>
+            <w:tcBorders>
+              <w:top w:val="single" w:sz="1" w:color="CCCCCC"/>
+              <w:left w:val="single" w:sz="1" w:color="CCCCCC"/>
+              <w:bottom w:val="single" w:sz="1" w:color="CCCCCC"/>
+              <w:right w:val="single" w:sz="1" w:color="CCCCCC"/>
+            </w:tcBorders>
+            <w:shd w:val="clear" w:fill="1B3A6B"/>
+            <w:tcMar>
+              <w:top w:w="100" w:type="dxa"/>
+              <w:left w:w="120" w:type="dxa"/>
+              <w:bottom w:w="100" w:type="dxa"/>
+              <w:right w:w="120" w:type="dxa"/>
+            </w:tcMar>
+          </w:tcPr>
+          <w:p>
+            <w:r>
+              <w:rPr>
+                <w:rFonts w:ascii="Arial" w:cs="Arial" w:hAnsi="Arial"/>
+                <w:b/>
+                <w:bCs/>
+                <w:color w:val="FFFFFF"/>
+                <w:sz w:val="20"/>
+                <w:szCs w:val="20"/>
+              </w:rPr>
+              <w:t xml:space="preserve">Condition</w:t>
+            </w:r>
+          </w:p>
+        </w:tc>
+        <w:tc>
+          <w:tcPr>
+            <w:tcW w:w="2600" w:type="dxa"/>
+            <w:tcBorders>
+              <w:top w:val="single" w:sz="1" w:color="CCCCCC"/>
+              <w:left w:val="single" w:sz="1" w:color="CCCCCC"/>
+              <w:bottom w:val="single" w:sz="1" w:color="CCCCCC"/>
+              <w:right w:val="single" w:sz="1" w:color="CCCCCC"/>
+            </w:tcBorders>
+            <w:shd w:val="clear" w:fill="1B3A6B"/>
+            <w:tcMar>
+              <w:top w:w="100" w:type="dxa"/>
+              <w:left w:w="120" w:type="dxa"/>
+              <w:bottom w:w="100" w:type="dxa"/>
+              <w:right w:w="120" w:type="dxa"/>
+            </w:tcMar>
+          </w:tcPr>
+          <w:p>
+            <w:r>
+              <w:rPr>
+                <w:rFonts w:ascii="Arial" w:cs="Arial" w:hAnsi="Arial"/>
+                <w:b/>
+                <w:bCs/>
+                <w:color w:val="FFFFFF"/>
+                <w:sz w:val="20"/>
+                <w:szCs w:val="20"/>
+              </w:rPr>
+              <w:t xml:space="preserve">Rating</w:t>
+            </w:r>
+          </w:p>
+        </w:tc>
+      </w:tr>
+      <w:tr>
+        <w:tc>
+          <w:tcPr>
+            <w:tcW w:w="6760" w:type="dxa"/>
+            <w:tcBorders>
+              <w:top w:val="single" w:sz="1" w:color="CCCCCC"/>
+              <w:left w:val="single" w:sz="1" w:color="CCCCCC"/>
+              <w:bottom w:val="single" w:sz="1" w:color="CCCCCC"/>
+              <w:right w:val="single" w:sz="1" w:color="CCCCCC"/>
+            </w:tcBorders>
+            <w:shd w:val="clear" w:fill="F5F5F5"/>
+            <w:tcMar>
+              <w:top w:w="80" w:type="dxa"/>
+              <w:left w:w="120" w:type="dxa"/>
+              <w:bottom w:w="80" w:type="dxa"/>
+              <w:right w:w="120" w:type="dxa"/>
+            </w:tcMar>
+          </w:tcPr>
+          <w:p>
+            <w:r>
+              <w:rPr>
+                <w:rFonts w:ascii="Arial" w:cs="Arial" w:hAnsi="Arial"/>
+                <w:sz w:val="20"/>
+                <w:szCs w:val="20"/>
+              </w:rPr>
+              <w:t xml:space="preserve">Generated SQL exactly matches the SQL Answer</w:t>
+            </w:r>
+          </w:p>
+        </w:tc>
+        <w:tc>
+          <w:tcPr>
+            <w:tcW w:w="2600" w:type="dxa"/>
+            <w:tcBorders>
+              <w:top w:val="single" w:sz="1" w:color="CCCCCC"/>
+              <w:left w:val="single" w:sz="1" w:color="CCCCCC"/>
+              <w:bottom w:val="single" w:sz="1" w:color="CCCCCC"/>
+              <w:right w:val="single" w:sz="1" w:color="CCCCCC"/>
+            </w:tcBorders>
+            <w:shd w:val="clear" w:fill="F5F5F5"/>
+            <w:tcMar>
+              <w:top w:w="80" w:type="dxa"/>
+              <w:left w:w="120" w:type="dxa"/>
+              <w:bottom w:w="80" w:type="dxa"/>
+              <w:right w:w="120" w:type="dxa"/>
+            </w:tcMar>
+          </w:tcPr>
+          <w:p>
+            <w:r>
+              <w:rPr>
+                <w:rFonts w:ascii="Arial" w:cs="Arial" w:hAnsi="Arial"/>
+                <w:sz w:val="20"/>
+                <w:szCs w:val="20"/>
+              </w:rPr>
+              <w:t xml:space="preserve">Good</w:t>
+            </w:r>
+          </w:p>
+        </w:tc>
+      </w:tr>
+      <w:tr>
+        <w:tc>
+          <w:tcPr>
+            <w:tcW w:w="6760" w:type="dxa"/>
+            <w:tcBorders>
+              <w:top w:val="single" w:sz="1" w:color="CCCCCC"/>
+              <w:left w:val="single" w:sz="1" w:color="CCCCCC"/>
+              <w:bottom w:val="single" w:sz="1" w:color="CCCCCC"/>
+              <w:right w:val="single" w:sz="1" w:color="CCCCCC"/>
+            </w:tcBorders>
+            <w:shd w:val="clear" w:fill="FFFFFF"/>
+            <w:tcMar>
+              <w:top w:w="80" w:type="dxa"/>
+              <w:left w:w="120" w:type="dxa"/>
+              <w:bottom w:w="80" w:type="dxa"/>
+              <w:right w:w="120" w:type="dxa"/>
+            </w:tcMar>
+          </w:tcPr>
+          <w:p>
+            <w:r>
+              <w:rPr>
+                <w:rFonts w:ascii="Arial" w:cs="Arial" w:hAnsi="Arial"/>
+                <w:sz w:val="20"/>
+                <w:szCs w:val="20"/>
+              </w:rPr>
+              <w:t xml:space="preserve">Result set exactly matches the SQL Answer result set</w:t>
+            </w:r>
+          </w:p>
+        </w:tc>
+        <w:tc>
+          <w:tcPr>
+            <w:tcW w:w="2600" w:type="dxa"/>
+            <w:tcBorders>
+              <w:top w:val="single" w:sz="1" w:color="CCCCCC"/>
+              <w:left w:val="single" w:sz="1" w:color="CCCCCC"/>
+              <w:bottom w:val="single" w:sz="1" w:color="CCCCCC"/>
+              <w:right w:val="single" w:sz="1" w:color="CCCCCC"/>
+            </w:tcBorders>
+            <w:shd w:val="clear" w:fill="FFFFFF"/>
+            <w:tcMar>
+              <w:top w:w="80" w:type="dxa"/>
+              <w:left w:w="120" w:type="dxa"/>
+              <w:bottom w:w="80" w:type="dxa"/>
+              <w:right w:w="120" w:type="dxa"/>
+            </w:tcMar>
+          </w:tcPr>
+          <w:p>
+            <w:r>
+              <w:rPr>
+                <w:rFonts w:ascii="Arial" w:cs="Arial" w:hAnsi="Arial"/>
+                <w:sz w:val="20"/>
+                <w:szCs w:val="20"/>
+              </w:rPr>
+              <w:t xml:space="preserve">Good</w:t>
+            </w:r>
+          </w:p>
+        </w:tc>
+      </w:tr>
+      <w:tr>
+        <w:tc>
+          <w:tcPr>
+            <w:tcW w:w="6760" w:type="dxa"/>
+            <w:tcBorders>
+              <w:top w:val="single" w:sz="1" w:color="CCCCCC"/>
+              <w:left w:val="single" w:sz="1" w:color="CCCCCC"/>
+              <w:bottom w:val="single" w:sz="1" w:color="CCCCCC"/>
+              <w:right w:val="single" w:sz="1" w:color="CCCCCC"/>
+            </w:tcBorders>
+            <w:shd w:val="clear" w:fill="F5F5F5"/>
+            <w:tcMar>
+              <w:top w:w="80" w:type="dxa"/>
+              <w:left w:w="120" w:type="dxa"/>
+              <w:bottom w:w="80" w:type="dxa"/>
+              <w:right w:w="120" w:type="dxa"/>
+            </w:tcMar>
+          </w:tcPr>
+          <w:p>
+            <w:r>
+              <w:rPr>
+                <w:rFonts w:ascii="Arial" w:cs="Arial" w:hAnsi="Arial"/>
+                <w:sz w:val="20"/>
+                <w:szCs w:val="20"/>
+              </w:rPr>
+              <w:t xml:space="preserve">Result set has the same data but sorted differently</w:t>
+            </w:r>
+          </w:p>
+        </w:tc>
+        <w:tc>
+          <w:tcPr>
+            <w:tcW w:w="2600" w:type="dxa"/>
+            <w:tcBorders>
+              <w:top w:val="single" w:sz="1" w:color="CCCCCC"/>
+              <w:left w:val="single" w:sz="1" w:color="CCCCCC"/>
+              <w:bottom w:val="single" w:sz="1" w:color="CCCCCC"/>
+              <w:right w:val="single" w:sz="1" w:color="CCCCCC"/>
+            </w:tcBorders>
+            <w:shd w:val="clear" w:fill="F5F5F5"/>
+            <w:tcMar>
+              <w:top w:w="80" w:type="dxa"/>
+              <w:left w:w="120" w:type="dxa"/>
+              <w:bottom w:w="80" w:type="dxa"/>
+              <w:right w:w="120" w:type="dxa"/>
+            </w:tcMar>
+          </w:tcPr>
+          <w:p>
+            <w:r>
+              <w:rPr>
+                <w:rFonts w:ascii="Arial" w:cs="Arial" w:hAnsi="Arial"/>
+                <w:sz w:val="20"/>
+                <w:szCs w:val="20"/>
+              </w:rPr>
+              <w:t xml:space="preserve">Good</w:t>
+            </w:r>
+          </w:p>
+        </w:tc>
+      </w:tr>
+      <w:tr>
+        <w:tc>
+          <w:tcPr>
+            <w:tcW w:w="6760" w:type="dxa"/>
+            <w:tcBorders>
+              <w:top w:val="single" w:sz="1" w:color="CCCCCC"/>
+              <w:left w:val="single" w:sz="1" w:color="CCCCCC"/>
+              <w:bottom w:val="single" w:sz="1" w:color="CCCCCC"/>
+              <w:right w:val="single" w:sz="1" w:color="CCCCCC"/>
+            </w:tcBorders>
+            <w:shd w:val="clear" w:fill="FFFFFF"/>
+            <w:tcMar>
+              <w:top w:w="80" w:type="dxa"/>
+              <w:left w:w="120" w:type="dxa"/>
+              <w:bottom w:w="80" w:type="dxa"/>
+              <w:right w:w="120" w:type="dxa"/>
+            </w:tcMar>
+          </w:tcPr>
+          <w:p>
+            <w:r>
+              <w:rPr>
+                <w:rFonts w:ascii="Arial" w:cs="Arial" w:hAnsi="Arial"/>
+                <w:sz w:val="20"/>
+                <w:szCs w:val="20"/>
+              </w:rPr>
+              <w:t xml:space="preserve">Numeric values round to the same 4 significant digits</w:t>
+            </w:r>
+          </w:p>
+        </w:tc>
+        <w:tc>
+          <w:tcPr>
+            <w:tcW w:w="2600" w:type="dxa"/>
+            <w:tcBorders>
+              <w:top w:val="single" w:sz="1" w:color="CCCCCC"/>
+              <w:left w:val="single" w:sz="1" w:color="CCCCCC"/>
+              <w:bottom w:val="single" w:sz="1" w:color="CCCCCC"/>
+              <w:right w:val="single" w:sz="1" w:color="CCCCCC"/>
+            </w:tcBorders>
+            <w:shd w:val="clear" w:fill="FFFFFF"/>
+            <w:tcMar>
+              <w:top w:w="80" w:type="dxa"/>
+              <w:left w:w="120" w:type="dxa"/>
+              <w:bottom w:w="80" w:type="dxa"/>
+              <w:right w:w="120" w:type="dxa"/>
+            </w:tcMar>
+          </w:tcPr>
+          <w:p>
+            <w:r>
+              <w:rPr>
+                <w:rFonts w:ascii="Arial" w:cs="Arial" w:hAnsi="Arial"/>
+                <w:sz w:val="20"/>
+                <w:szCs w:val="20"/>
+              </w:rPr>
+              <w:t xml:space="preserve">Good</w:t>
+            </w:r>
+          </w:p>
+        </w:tc>
+      </w:tr>
+      <w:tr>
+        <w:tc>
+          <w:tcPr>
+            <w:tcW w:w="6760" w:type="dxa"/>
+            <w:tcBorders>
+              <w:top w:val="single" w:sz="1" w:color="CCCCCC"/>
+              <w:left w:val="single" w:sz="1" w:color="CCCCCC"/>
+              <w:bottom w:val="single" w:sz="1" w:color="CCCCCC"/>
+              <w:right w:val="single" w:sz="1" w:color="CCCCCC"/>
+            </w:tcBorders>
+            <w:shd w:val="clear" w:fill="F5F5F5"/>
+            <w:tcMar>
+              <w:top w:w="80" w:type="dxa"/>
+              <w:left w:w="120" w:type="dxa"/>
+              <w:bottom w:w="80" w:type="dxa"/>
+              <w:right w:w="120" w:type="dxa"/>
+            </w:tcMar>
+          </w:tcPr>
+          <w:p>
+            <w:r>
+              <w:rPr>
+                <w:rFonts w:ascii="Arial" w:cs="Arial" w:hAnsi="Arial"/>
+                <w:sz w:val="20"/>
+                <w:szCs w:val="20"/>
+              </w:rPr>
+              <w:t xml:space="preserve">SQL produces an empty result set or returns an error</w:t>
+            </w:r>
+          </w:p>
+        </w:tc>
+        <w:tc>
+          <w:tcPr>
+            <w:tcW w:w="2600" w:type="dxa"/>
+            <w:tcBorders>
+              <w:top w:val="single" w:sz="1" w:color="CCCCCC"/>
+              <w:left w:val="single" w:sz="1" w:color="CCCCCC"/>
+              <w:bottom w:val="single" w:sz="1" w:color="CCCCCC"/>
+              <w:right w:val="single" w:sz="1" w:color="CCCCCC"/>
+            </w:tcBorders>
+            <w:shd w:val="clear" w:fill="F5F5F5"/>
+            <w:tcMar>
+              <w:top w:w="80" w:type="dxa"/>
+              <w:left w:w="120" w:type="dxa"/>
+              <w:bottom w:w="80" w:type="dxa"/>
+              <w:right w:w="120" w:type="dxa"/>
+            </w:tcMar>
+          </w:tcPr>
+          <w:p>
+            <w:r>
+              <w:rPr>
+                <w:rFonts w:ascii="Arial" w:cs="Arial" w:hAnsi="Arial"/>
+                <w:sz w:val="20"/>
+                <w:szCs w:val="20"/>
+              </w:rPr>
+              <w:t xml:space="preserve">Bad</w:t>
+            </w:r>
+          </w:p>
+        </w:tc>
+      </w:tr>
+      <w:tr>
+        <w:tc>
+          <w:tcPr>
+            <w:tcW w:w="6760" w:type="dxa"/>
+            <w:tcBorders>
+              <w:top w:val="single" w:sz="1" w:color="CCCCCC"/>
+              <w:left w:val="single" w:sz="1" w:color="CCCCCC"/>
+              <w:bottom w:val="single" w:sz="1" w:color="CCCCCC"/>
+              <w:right w:val="single" w:sz="1" w:color="CCCCCC"/>
+            </w:tcBorders>
+            <w:shd w:val="clear" w:fill="FFFFFF"/>
+            <w:tcMar>
+              <w:top w:w="80" w:type="dxa"/>
+              <w:left w:w="120" w:type="dxa"/>
+              <w:bottom w:w="80" w:type="dxa"/>
+              <w:right w:w="120" w:type="dxa"/>
+            </w:tcMar>
+          </w:tcPr>
+          <w:p>
+            <w:r>
+              <w:rPr>
+                <w:rFonts w:ascii="Arial" w:cs="Arial" w:hAnsi="Arial"/>
+                <w:sz w:val="20"/>
+                <w:szCs w:val="20"/>
+              </w:rPr>
+              <w:t xml:space="preserve">Result set includes extra columns vs. the SQL Answer</w:t>
+            </w:r>
+          </w:p>
+        </w:tc>
+        <w:tc>
+          <w:tcPr>
+            <w:tcW w:w="2600" w:type="dxa"/>
+            <w:tcBorders>
+              <w:top w:val="single" w:sz="1" w:color="CCCCCC"/>
+              <w:left w:val="single" w:sz="1" w:color="CCCCCC"/>
+              <w:bottom w:val="single" w:sz="1" w:color="CCCCCC"/>
+              <w:right w:val="single" w:sz="1" w:color="CCCCCC"/>
+            </w:tcBorders>
+            <w:shd w:val="clear" w:fill="FFFFFF"/>
+            <w:tcMar>
+              <w:top w:w="80" w:type="dxa"/>
+              <w:left w:w="120" w:type="dxa"/>
+              <w:bottom w:w="80" w:type="dxa"/>
+              <w:right w:w="120" w:type="dxa"/>
+            </w:tcMar>
+          </w:tcPr>
+          <w:p>
+            <w:r>
+              <w:rPr>
+                <w:rFonts w:ascii="Arial" w:cs="Arial" w:hAnsi="Arial"/>
+                <w:sz w:val="20"/>
+                <w:szCs w:val="20"/>
+              </w:rPr>
+              <w:t xml:space="preserve">Bad</w:t>
+            </w:r>
+          </w:p>
+        </w:tc>
+      </w:tr>
+      <w:tr>
+        <w:tc>
+          <w:tcPr>
+            <w:tcW w:w="6760" w:type="dxa"/>
+            <w:tcBorders>
+              <w:top w:val="single" w:sz="1" w:color="CCCCCC"/>
+              <w:left w:val="single" w:sz="1" w:color="CCCCCC"/>
+              <w:bottom w:val="single" w:sz="1" w:color="CCCCCC"/>
+              <w:right w:val="single" w:sz="1" w:color="CCCCCC"/>
+            </w:tcBorders>
+            <w:shd w:val="clear" w:fill="F5F5F5"/>
+            <w:tcMar>
+              <w:top w:w="80" w:type="dxa"/>
+              <w:left w:w="120" w:type="dxa"/>
+              <w:bottom w:w="80" w:type="dxa"/>
+              <w:right w:w="120" w:type="dxa"/>
+            </w:tcMar>
+          </w:tcPr>
+          <w:p>
+            <w:r>
+              <w:rPr>
+                <w:rFonts w:ascii="Arial" w:cs="Arial" w:hAnsi="Arial"/>
+                <w:sz w:val="20"/>
+                <w:szCs w:val="20"/>
+              </w:rPr>
+              <w:t xml:space="preserve">A single-cell result differs from the SQL Answer cell</w:t>
+            </w:r>
+          </w:p>
+        </w:tc>
+        <w:tc>
+          <w:tcPr>
+            <w:tcW w:w="2600" w:type="dxa"/>
+            <w:tcBorders>
+              <w:top w:val="single" w:sz="1" w:color="CCCCCC"/>
+              <w:left w:val="single" w:sz="1" w:color="CCCCCC"/>
+              <w:bottom w:val="single" w:sz="1" w:color="CCCCCC"/>
+              <w:right w:val="single" w:sz="1" w:color="CCCCCC"/>
+            </w:tcBorders>
+            <w:shd w:val="clear" w:fill="F5F5F5"/>
+            <w:tcMar>
+              <w:top w:w="80" w:type="dxa"/>
+              <w:left w:w="120" w:type="dxa"/>
+              <w:bottom w:w="80" w:type="dxa"/>
+              <w:right w:w="120" w:type="dxa"/>
+            </w:tcMar>
+          </w:tcPr>
+          <w:p>
+            <w:r>
+              <w:rPr>
+                <w:rFonts w:ascii="Arial" w:cs="Arial" w:hAnsi="Arial"/>
+                <w:sz w:val="20"/>
+                <w:szCs w:val="20"/>
+              </w:rPr>
+              <w:t xml:space="preserve">Bad</w:t>
+            </w:r>
+          </w:p>
+        </w:tc>
+      </w:tr>
+    </w:tbl>
+    <w:p>
+      <w:pPr>
+        <w:spacing w:after="0" w:before="80"/>
+      </w:pPr>
+    </w:p>
+    <w:tbl>
+      <w:tblPr>
+        <w:tblW w:w="9360" w:type="dxa"/>
+        <w:tblBorders>
+          <w:top w:val="single" w:sz="4" w:color="E87722"/>
+          <w:left w:val="single" w:sz="12" w:color="E87722"/>
+          <w:bottom w:val="single" w:sz="4" w:color="E87722"/>
+          <w:right w:val="single" w:sz="4" w:color="E87722"/>
+        </w:tblBorders>
+        <w:tblLayout w:type="fixed"/>
+      </w:tblPr>
+      <w:tblGrid>
+        <w:gridCol w:w="9360"/>
+      </w:tblGrid>
+      <w:tr>
+        <w:tc>
+          <w:tcPr>
+            <w:tcW w:w="9360" w:type="dxa"/>
+            <w:tcBorders>
+              <w:top w:val="single" w:sz="4" w:color="E87722"/>
+              <w:left w:val="single" w:sz="12" w:color="E87722"/>
+              <w:bottom w:val="single" w:sz="4" w:color="E87722"/>
+              <w:right w:val="single" w:sz="4" w:color="E87722"/>
+            </w:tcBorders>
+            <w:shd w:val="clear" w:fill="FFF5E6"/>
+            <w:tcMar>
+              <w:top w:w="120" w:type="dxa"/>
+              <w:left w:w="200" w:type="dxa"/>
+              <w:bottom w:w="120" w:type="dxa"/>
+              <w:right w:w="200" w:type="dxa"/>
+            </w:tcMar>
+          </w:tcPr>
+          <w:p>
+            <w:pPr>
+              <w:spacing w:after="40" w:before="0"/>
+            </w:pPr>
+            <w:r>
+              <w:rPr>
+                <w:rFonts w:ascii="Arial" w:cs="Arial" w:hAnsi="Arial"/>
+                <w:b/>
+                <w:bCs/>
+                <w:color w:val="1B3A6B"/>
+                <w:sz w:val="22"/>
+                <w:szCs w:val="22"/>
+              </w:rPr>
+              <w:t xml:space="preserve">Critical Design Implications for Golden Queries</w:t>
+            </w:r>
+          </w:p>
+          <w:p>
+            <w:pPr>
+              <w:spacing w:after="40" w:before="40"/>
+            </w:pPr>
+            <w:r>
+              <w:rPr>
+                <w:rFonts w:ascii="Arial" w:cs="Arial" w:hAnsi="Arial"/>
+                <w:sz w:val="20"/>
+                <w:szCs w:val="20"/>
+              </w:rPr>
+              <w:t xml:space="preserve">Because of this rubric, your SQL Answers must follow two rules to avoid false failures:</w:t>
+            </w:r>
+          </w:p>
+          <w:p>
+            <w:pPr>
+              <w:spacing w:after="40" w:before="40"/>
+            </w:pPr>
+            <w:r>
+              <w:rPr>
+                <w:rFonts w:ascii="Arial" w:cs="Arial" w:hAnsi="Arial"/>
+                <w:sz w:val="20"/>
+                <w:szCs w:val="20"/>
+              </w:rPr>
+              <w:t xml:space="preserve">1. Return ONLY the columns you need - extra columns are automatically rated Bad.</w:t>
+            </w:r>
+          </w:p>
+          <w:p>
+            <w:pPr>
+              <w:spacing w:after="40" w:before="40"/>
+            </w:pPr>
+            <w:r>
+              <w:rPr>
+                <w:rFonts w:ascii="Arial" w:cs="Arial" w:hAnsi="Arial"/>
+                <w:sz w:val="20"/>
+                <w:szCs w:val="20"/>
+              </w:rPr>
+              <w:t xml:space="preserve">2. Sort order does NOT matter, and rounding to 4 significant digits is tolerated, so</w:t>
+            </w:r>
+          </w:p>
+          <w:p>
+            <w:pPr>
+              <w:spacing w:after="40" w:before="40"/>
+            </w:pPr>
+            <w:r>
+              <w:rPr>
+                <w:rFonts w:ascii="Arial" w:cs="Arial" w:hAnsi="Arial"/>
+                <w:sz w:val="20"/>
+                <w:szCs w:val="20"/>
+              </w:rPr>
+              <w:t xml:space="preserve">   you do not need exact decimal precision for the native benchmark to pass.</w:t>
+            </w:r>
+          </w:p>
+        </w:tc>
+      </w:tr>
+    </w:tbl>
+    <w:p>
+      <w:pPr>
+        <w:spacing w:after="0" w:before="120"/>
+      </w:pPr>
+    </w:p>
+    <w:p>
+      <w:pPr>
+        <w:pStyle w:val="Heading3"/>
+        <w:spacing w:after="120" w:before="200"/>
+      </w:pPr>
+      <w:r>
+        <w:rPr>
+          <w:rFonts w:ascii="Arial" w:cs="Arial" w:eastAsia="Arial" w:hAnsi="Arial"/>
+          <w:b/>
+          <w:bCs/>
+          <w:color w:val="1B3A6B"/>
+          <w:sz w:val="24"/>
+          <w:szCs w:val="24"/>
+        </w:rPr>
+        <w:t xml:space="preserve">4.2.2 Step-by-Step: Add the 15 Golden Questions as Benchmarks</w:t>
+      </w:r>
+    </w:p>
+    <w:p>
+      <w:pPr>
+        <w:numPr>
+          <w:ilvl w:val="0"/>
+          <w:numId w:val="10"/>
+        </w:numPr>
+        <w:spacing w:after="60" w:before="60"/>
+      </w:pPr>
+      <w:r>
+        <w:rPr>
+          <w:rFonts w:ascii="Arial" w:cs="Arial" w:eastAsia="Arial" w:hAnsi="Arial"/>
+          <w:sz w:val="22"/>
+          <w:szCs w:val="22"/>
+        </w:rPr>
+        <w:t xml:space="preserve">Open your Golden Genie Space and click Benchmarks near the top of the space.</w:t>
+      </w:r>
+    </w:p>
+    <w:p>
+      <w:pPr>
+        <w:numPr>
+          <w:ilvl w:val="0"/>
+          <w:numId w:val="10"/>
+        </w:numPr>
+        <w:spacing w:after="60" w:before="60"/>
+      </w:pPr>
+      <w:r>
+        <w:rPr>
+          <w:rFonts w:ascii="Arial" w:cs="Arial" w:eastAsia="Arial" w:hAnsi="Arial"/>
+          <w:sz w:val="22"/>
+          <w:szCs w:val="22"/>
+        </w:rPr>
+        <w:t xml:space="preserve">Click Add benchmark.</w:t>
+      </w:r>
+    </w:p>
+    <w:p>
+      <w:pPr>
+        <w:numPr>
+          <w:ilvl w:val="0"/>
+          <w:numId w:val="10"/>
+        </w:numPr>
+        <w:spacing w:after="60" w:before="60"/>
+      </w:pPr>
+      <w:r>
+        <w:rPr>
+          <w:rFonts w:ascii="Arial" w:cs="Arial" w:eastAsia="Arial" w:hAnsi="Arial"/>
+          <w:sz w:val="22"/>
+          <w:szCs w:val="22"/>
+        </w:rPr>
+        <w:t xml:space="preserve">In the Question field, enter the natural-language prompt (e.g., "What is the total revenue from completed sales?").</w:t>
+      </w:r>
+    </w:p>
+    <w:p>
+      <w:pPr>
+        <w:numPr>
+          <w:ilvl w:val="0"/>
+          <w:numId w:val="10"/>
+        </w:numPr>
+        <w:spacing w:after="60" w:before="60"/>
+      </w:pPr>
+      <w:r>
+        <w:rPr>
+          <w:rFonts w:ascii="Arial" w:cs="Arial" w:eastAsia="Arial" w:hAnsi="Arial"/>
+          <w:sz w:val="22"/>
+          <w:szCs w:val="22"/>
+        </w:rPr>
+        <w:t xml:space="preserve">In the SQL Answer field, paste the corresponding reference SQL (Q001-Q015 from the SQL Reference document). This is the ground truth.</w:t>
+      </w:r>
+    </w:p>
+    <w:p>
+      <w:pPr>
+        <w:numPr>
+          <w:ilvl w:val="0"/>
+          <w:numId w:val="10"/>
+        </w:numPr>
+        <w:spacing w:after="60" w:before="60"/>
+      </w:pPr>
+      <w:r>
+        <w:rPr>
+          <w:rFonts w:ascii="Arial" w:cs="Arial" w:eastAsia="Arial" w:hAnsi="Arial"/>
+          <w:sz w:val="22"/>
+          <w:szCs w:val="22"/>
+        </w:rPr>
+        <w:t xml:space="preserve">Click Run to verify the SQL Answer executes and returns the expected result.</w:t>
+      </w:r>
+    </w:p>
+    <w:p>
+      <w:pPr>
+        <w:numPr>
+          <w:ilvl w:val="0"/>
+          <w:numId w:val="10"/>
+        </w:numPr>
+        <w:spacing w:after="60" w:before="60"/>
+      </w:pPr>
+      <w:r>
+        <w:rPr>
+          <w:rFonts w:ascii="Arial" w:cs="Arial" w:eastAsia="Arial" w:hAnsi="Arial"/>
+          <w:sz w:val="22"/>
+          <w:szCs w:val="22"/>
+        </w:rPr>
+        <w:t xml:space="preserve">Click Add benchmark to save.</w:t>
+      </w:r>
+    </w:p>
+    <w:p>
+      <w:pPr>
+        <w:numPr>
+          <w:ilvl w:val="0"/>
+          <w:numId w:val="10"/>
+        </w:numPr>
+        <w:spacing w:after="60" w:before="60"/>
+      </w:pPr>
+      <w:r>
+        <w:rPr>
+          <w:rFonts w:ascii="Arial" w:cs="Arial" w:eastAsia="Arial" w:hAnsi="Arial"/>
+          <w:sz w:val="22"/>
+          <w:szCs w:val="22"/>
+        </w:rPr>
+        <w:t xml:space="preserve">Repeat for all 15 golden queries.</w:t>
+      </w:r>
+    </w:p>
+    <w:p>
+      <w:pPr>
+        <w:spacing w:after="0" w:before="80"/>
+      </w:pPr>
+    </w:p>
+    <w:tbl>
+      <w:tblPr>
+        <w:tblW w:w="9360" w:type="dxa"/>
+        <w:tblBorders>
+          <w:top w:val="single" w:sz="4" w:color="0072CE"/>
+          <w:left w:val="single" w:sz="12" w:color="0072CE"/>
+          <w:bottom w:val="single" w:sz="4" w:color="0072CE"/>
+          <w:right w:val="single" w:sz="4" w:color="0072CE"/>
+        </w:tblBorders>
+        <w:tblLayout w:type="fixed"/>
+      </w:tblPr>
+      <w:tblGrid>
+        <w:gridCol w:w="9360"/>
+      </w:tblGrid>
+      <w:tr>
+        <w:tc>
+          <w:tcPr>
+            <w:tcW w:w="9360" w:type="dxa"/>
+            <w:tcBorders>
+              <w:top w:val="single" w:sz="4" w:color="0072CE"/>
+              <w:left w:val="single" w:sz="12" w:color="0072CE"/>
+              <w:bottom w:val="single" w:sz="4" w:color="0072CE"/>
+              <w:right w:val="single" w:sz="4" w:color="0072CE"/>
+            </w:tcBorders>
+            <w:shd w:val="clear" w:fill="EBF4FF"/>
+            <w:tcMar>
+              <w:top w:w="120" w:type="dxa"/>
+              <w:left w:w="200" w:type="dxa"/>
+              <w:bottom w:w="120" w:type="dxa"/>
+              <w:right w:w="200" w:type="dxa"/>
+            </w:tcMar>
+          </w:tcPr>
+          <w:p>
+            <w:pPr>
+              <w:spacing w:after="40" w:before="0"/>
+            </w:pPr>
+            <w:r>
+              <w:rPr>
+                <w:rFonts w:ascii="Arial" w:cs="Arial" w:hAnsi="Arial"/>
+                <w:b/>
+                <w:bCs/>
+                <w:color w:val="1B3A6B"/>
+                <w:sz w:val="22"/>
+                <w:szCs w:val="22"/>
+              </w:rPr>
+              <w:t xml:space="preserve">Tip: Test Multiple Phrasings</w:t>
+            </w:r>
+          </w:p>
+          <w:p>
+            <w:pPr>
+              <w:spacing w:after="40" w:before="40"/>
+            </w:pPr>
+            <w:r>
+              <w:rPr>
+                <w:rFonts w:ascii="Arial" w:cs="Arial" w:hAnsi="Arial"/>
+                <w:sz w:val="20"/>
+                <w:szCs w:val="20"/>
+              </w:rPr>
+              <w:t xml:space="preserve">Databricks recommends 2-4 phrasings of each question using the SAME SQL Answer. This catches</w:t>
+            </w:r>
+          </w:p>
+          <w:p>
+            <w:pPr>
+              <w:spacing w:after="40" w:before="40"/>
+            </w:pPr>
+            <w:r>
+              <w:rPr>
+                <w:rFonts w:ascii="Arial" w:cs="Arial" w:hAnsi="Arial"/>
+                <w:sz w:val="20"/>
+                <w:szCs w:val="20"/>
+              </w:rPr>
+              <w:t xml:space="preserve">degradation in language understanding, not just SQL generation. For example, add both</w:t>
+            </w:r>
+          </w:p>
+          <w:p>
+            <w:pPr>
+              <w:spacing w:after="40" w:before="40"/>
+            </w:pPr>
+            <w:r>
+              <w:rPr>
+                <w:rFonts w:ascii="Arial" w:cs="Arial" w:hAnsi="Arial"/>
+                <w:sz w:val="20"/>
+                <w:szCs w:val="20"/>
+              </w:rPr>
+              <w:t xml:space="preserve">"What is the total revenue from completed sales?" and "How much have we earned from</w:t>
+            </w:r>
+          </w:p>
+          <w:p>
+            <w:pPr>
+              <w:spacing w:after="40" w:before="40"/>
+            </w:pPr>
+            <w:r>
+              <w:rPr>
+                <w:rFonts w:ascii="Arial" w:cs="Arial" w:hAnsi="Arial"/>
+                <w:sz w:val="20"/>
+                <w:szCs w:val="20"/>
+              </w:rPr>
+              <w:t xml:space="preserve">completed orders?" pointing to the identical Q001 SQL Answer.</w:t>
+            </w:r>
+          </w:p>
+        </w:tc>
+      </w:tr>
+    </w:tbl>
+    <w:p>
+      <w:pPr>
+        <w:spacing w:after="0" w:before="120"/>
+      </w:pPr>
+    </w:p>
+    <w:p>
+      <w:pPr>
+        <w:pStyle w:val="Heading3"/>
+        <w:spacing w:after="120" w:before="200"/>
+      </w:pPr>
+      <w:r>
+        <w:rPr>
+          <w:rFonts w:ascii="Arial" w:cs="Arial" w:eastAsia="Arial" w:hAnsi="Arial"/>
+          <w:b/>
+          <w:bCs/>
+          <w:color w:val="1B3A6B"/>
+          <w:sz w:val="24"/>
+          <w:szCs w:val="24"/>
+        </w:rPr>
+        <w:t xml:space="preserve">4.2.3 Run the Benchmark &amp; Read Results</w:t>
+      </w:r>
+    </w:p>
+    <w:p>
+      <w:pPr>
+        <w:numPr>
+          <w:ilvl w:val="0"/>
+          <w:numId w:val="11"/>
+        </w:numPr>
+        <w:spacing w:after="60" w:before="60"/>
+      </w:pPr>
+      <w:r>
+        <w:rPr>
+          <w:rFonts w:ascii="Arial" w:cs="Arial" w:eastAsia="Arial" w:hAnsi="Arial"/>
+          <w:sz w:val="22"/>
+          <w:szCs w:val="22"/>
+        </w:rPr>
+        <w:t xml:space="preserve">In the Benchmarks view, click Run benchmarks to test all questions, or select specific questions and click Run selected.</w:t>
+      </w:r>
+    </w:p>
+    <w:p>
+      <w:pPr>
+        <w:numPr>
+          <w:ilvl w:val="0"/>
+          <w:numId w:val="11"/>
+        </w:numPr>
+        <w:spacing w:after="60" w:before="60"/>
+      </w:pPr>
+      <w:r>
+        <w:rPr>
+          <w:rFonts w:ascii="Arial" w:cs="Arial" w:eastAsia="Arial" w:hAnsi="Arial"/>
+          <w:sz w:val="22"/>
+          <w:szCs w:val="22"/>
+        </w:rPr>
+        <w:t xml:space="preserve">Benchmarks continue running even if you navigate away from the page.</w:t>
+      </w:r>
+    </w:p>
+    <w:p>
+      <w:pPr>
+        <w:numPr>
+          <w:ilvl w:val="0"/>
+          <w:numId w:val="11"/>
+        </w:numPr>
+        <w:spacing w:after="60" w:before="60"/>
+      </w:pPr>
+      <w:r>
+        <w:rPr>
+          <w:rFonts w:ascii="Arial" w:cs="Arial" w:eastAsia="Arial" w:hAnsi="Arial"/>
+          <w:sz w:val="22"/>
+          <w:szCs w:val="22"/>
+        </w:rPr>
+        <w:t xml:space="preserve">When complete, open the Evaluation tab to see the overall accuracy score and per-question ratings.</w:t>
+      </w:r>
+    </w:p>
+    <w:p>
+      <w:pPr>
+        <w:numPr>
+          <w:ilvl w:val="0"/>
+          <w:numId w:val="11"/>
+        </w:numPr>
+        <w:spacing w:after="60" w:before="60"/>
+      </w:pPr>
+      <w:r>
+        <w:rPr>
+          <w:rFonts w:ascii="Arial" w:cs="Arial" w:eastAsia="Arial" w:hAnsi="Arial"/>
+          <w:sz w:val="22"/>
+          <w:szCs w:val="22"/>
+        </w:rPr>
+        <w:t xml:space="preserve">Click any evaluation timestamp to open a detailed view comparing Model output vs. Ground truth for each question.</w:t>
+      </w:r>
+    </w:p>
+    <w:p>
+      <w:pPr>
+        <w:numPr>
+          <w:ilvl w:val="0"/>
+          <w:numId w:val="11"/>
+        </w:numPr>
+        <w:spacing w:after="60" w:before="60"/>
+      </w:pPr>
+      <w:r>
+        <w:rPr>
+          <w:rFonts w:ascii="Arial" w:cs="Arial" w:eastAsia="Arial" w:hAnsi="Arial"/>
+          <w:sz w:val="22"/>
+          <w:szCs w:val="22"/>
+        </w:rPr>
+        <w:t xml:space="preserve">For any question rated Bad, Genie shows an LLM-generated explanation of what differed - use this to diagnose the regression.</w:t>
+      </w:r>
+    </w:p>
+    <w:p>
+      <w:pPr>
+        <w:spacing w:after="0" w:before="80"/>
+      </w:pPr>
+    </w:p>
+    <w:tbl>
+      <w:tblPr>
+        <w:tblW w:w="9360" w:type="dxa"/>
+        <w:tblBorders>
+          <w:top w:val="single" w:sz="4" w:color="E87722"/>
+          <w:left w:val="single" w:sz="12" w:color="E87722"/>
+          <w:bottom w:val="single" w:sz="4" w:color="E87722"/>
+          <w:right w:val="single" w:sz="4" w:color="E87722"/>
+        </w:tblBorders>
+        <w:tblLayout w:type="fixed"/>
+      </w:tblPr>
+      <w:tblGrid>
+        <w:gridCol w:w="9360"/>
+      </w:tblGrid>
+      <w:tr>
+        <w:tc>
+          <w:tcPr>
+            <w:tcW w:w="9360" w:type="dxa"/>
+            <w:tcBorders>
+              <w:top w:val="single" w:sz="4" w:color="E87722"/>
+              <w:left w:val="single" w:sz="12" w:color="E87722"/>
+              <w:bottom w:val="single" w:sz="4" w:color="E87722"/>
+              <w:right w:val="single" w:sz="4" w:color="E87722"/>
+            </w:tcBorders>
+            <w:shd w:val="clear" w:fill="FFF5E6"/>
+            <w:tcMar>
+              <w:top w:w="120" w:type="dxa"/>
+              <w:left w:w="200" w:type="dxa"/>
+              <w:bottom w:w="120" w:type="dxa"/>
+              <w:right w:w="200" w:type="dxa"/>
+            </w:tcMar>
+          </w:tcPr>
+          <w:p>
+            <w:pPr>
+              <w:spacing w:after="40" w:before="0"/>
+            </w:pPr>
+            <w:r>
+              <w:rPr>
+                <w:rFonts w:ascii="Arial" w:cs="Arial" w:hAnsi="Arial"/>
+                <w:b/>
+                <w:bCs/>
+                <w:color w:val="1B3A6B"/>
+                <w:sz w:val="22"/>
+                <w:szCs w:val="22"/>
+              </w:rPr>
+              <w:t xml:space="preserve">Important Retention Limit</w:t>
+            </w:r>
+          </w:p>
+          <w:p>
+            <w:pPr>
+              <w:spacing w:after="40" w:before="40"/>
+            </w:pPr>
+            <w:r>
+              <w:rPr>
+                <w:rFonts w:ascii="Arial" w:cs="Arial" w:hAnsi="Arial"/>
+                <w:sz w:val="20"/>
+                <w:szCs w:val="20"/>
+              </w:rPr>
+              <w:t xml:space="preserve">Detailed response results are visible in the evaluation view for ONE WEEK only. After that, the</w:t>
+            </w:r>
+          </w:p>
+          <w:p>
+            <w:pPr>
+              <w:spacing w:after="40" w:before="40"/>
+            </w:pPr>
+            <w:r>
+              <w:rPr>
+                <w:rFonts w:ascii="Arial" w:cs="Arial" w:hAnsi="Arial"/>
+                <w:sz w:val="20"/>
+                <w:szCs w:val="20"/>
+              </w:rPr>
+              <w:t xml:space="preserve">generated SQL and example SQL remain, but the result comparison is purged. For long-term</w:t>
+            </w:r>
+          </w:p>
+          <w:p>
+            <w:pPr>
+              <w:spacing w:after="40" w:before="40"/>
+            </w:pPr>
+            <w:r>
+              <w:rPr>
+                <w:rFonts w:ascii="Arial" w:cs="Arial" w:hAnsi="Arial"/>
+                <w:sz w:val="20"/>
+                <w:szCs w:val="20"/>
+              </w:rPr>
+              <w:t xml:space="preserve">history, export the accuracy score after each run (see Section 4.2.5) into a tracking table.</w:t>
+            </w:r>
+          </w:p>
+        </w:tc>
+      </w:tr>
+    </w:tbl>
+    <w:p>
+      <w:pPr>
+        <w:spacing w:after="0" w:before="120"/>
+      </w:pPr>
+    </w:p>
+    <w:p>
+      <w:pPr>
+        <w:pStyle w:val="Heading3"/>
+        <w:spacing w:after="120" w:before="200"/>
+      </w:pPr>
+      <w:r>
+        <w:rPr>
+          <w:rFonts w:ascii="Arial" w:cs="Arial" w:eastAsia="Arial" w:hAnsi="Arial"/>
+          <w:b/>
+          <w:bCs/>
+          <w:color w:val="1B3A6B"/>
+          <w:sz w:val="24"/>
+          <w:szCs w:val="24"/>
+        </w:rPr>
+        <w:t xml:space="preserve">4.2.4 Detecting Silent Degradation with Native Benchmarks</w:t>
+      </w:r>
+    </w:p>
+    <w:p>
+      <w:pPr>
+        <w:spacing w:after="100" w:before="80"/>
+      </w:pPr>
+      <w:r>
+        <w:rPr>
+          <w:rFonts w:ascii="Arial" w:cs="Arial" w:eastAsia="Arial" w:hAnsi="Arial"/>
+          <w:sz w:val="22"/>
+          <w:szCs w:val="22"/>
+        </w:rPr>
+        <w:t xml:space="preserve">This is where the golden dataset and native benchmarks combine to catch silent backend changes:</w:t>
+      </w:r>
+    </w:p>
+    <w:p>
+      <w:pPr>
+        <w:spacing w:after="0" w:before="60"/>
+      </w:pPr>
+    </w:p>
+    <w:tbl>
+      <w:tblPr>
+        <w:tblW w:w="9360" w:type="dxa"/>
+        <w:tblLayout w:type="fixed"/>
+      </w:tblPr>
+      <w:tblGrid>
+        <w:gridCol w:w="2700"/>
+        <w:gridCol w:w="3330"/>
+        <w:gridCol w:w="3330"/>
+      </w:tblGrid>
+      <w:tr>
+        <w:tc>
+          <w:tcPr>
+            <w:tcW w:w="2700" w:type="dxa"/>
+            <w:tcBorders>
+              <w:top w:val="single" w:sz="1" w:color="CCCCCC"/>
+              <w:left w:val="single" w:sz="1" w:color="CCCCCC"/>
+              <w:bottom w:val="single" w:sz="1" w:color="CCCCCC"/>
+              <w:right w:val="single" w:sz="1" w:color="CCCCCC"/>
+            </w:tcBorders>
+            <w:shd w:val="clear" w:fill="1B3A6B"/>
+            <w:tcMar>
+              <w:top w:w="100" w:type="dxa"/>
+              <w:left w:w="120" w:type="dxa"/>
+              <w:bottom w:w="100" w:type="dxa"/>
+              <w:right w:w="120" w:type="dxa"/>
+            </w:tcMar>
+          </w:tcPr>
+          <w:p>
+            <w:r>
+              <w:rPr>
+                <w:rFonts w:ascii="Arial" w:cs="Arial" w:hAnsi="Arial"/>
+                <w:b/>
+                <w:bCs/>
+                <w:color w:val="FFFFFF"/>
+                <w:sz w:val="20"/>
+                <w:szCs w:val="20"/>
+              </w:rPr>
+              <w:t xml:space="preserve">Signal</w:t>
+            </w:r>
+          </w:p>
+        </w:tc>
+        <w:tc>
+          <w:tcPr>
+            <w:tcW w:w="3330" w:type="dxa"/>
+            <w:tcBorders>
+              <w:top w:val="single" w:sz="1" w:color="CCCCCC"/>
+              <w:left w:val="single" w:sz="1" w:color="CCCCCC"/>
+              <w:bottom w:val="single" w:sz="1" w:color="CCCCCC"/>
+              <w:right w:val="single" w:sz="1" w:color="CCCCCC"/>
+            </w:tcBorders>
+            <w:shd w:val="clear" w:fill="1B3A6B"/>
+            <w:tcMar>
+              <w:top w:w="100" w:type="dxa"/>
+              <w:left w:w="120" w:type="dxa"/>
+              <w:bottom w:w="100" w:type="dxa"/>
+              <w:right w:w="120" w:type="dxa"/>
+            </w:tcMar>
+          </w:tcPr>
+          <w:p>
+            <w:r>
+              <w:rPr>
+                <w:rFonts w:ascii="Arial" w:cs="Arial" w:hAnsi="Arial"/>
+                <w:b/>
+                <w:bCs/>
+                <w:color w:val="FFFFFF"/>
+                <w:sz w:val="20"/>
+                <w:szCs w:val="20"/>
+              </w:rPr>
+              <w:t xml:space="preserve">What It Means</w:t>
+            </w:r>
+          </w:p>
+        </w:tc>
+        <w:tc>
+          <w:tcPr>
+            <w:tcW w:w="3330" w:type="dxa"/>
+            <w:tcBorders>
+              <w:top w:val="single" w:sz="1" w:color="CCCCCC"/>
+              <w:left w:val="single" w:sz="1" w:color="CCCCCC"/>
+              <w:bottom w:val="single" w:sz="1" w:color="CCCCCC"/>
+              <w:right w:val="single" w:sz="1" w:color="CCCCCC"/>
+            </w:tcBorders>
+            <w:shd w:val="clear" w:fill="1B3A6B"/>
+            <w:tcMar>
+              <w:top w:w="100" w:type="dxa"/>
+              <w:left w:w="120" w:type="dxa"/>
+              <w:bottom w:w="100" w:type="dxa"/>
+              <w:right w:w="120" w:type="dxa"/>
+            </w:tcMar>
+          </w:tcPr>
+          <w:p>
+            <w:r>
+              <w:rPr>
+                <w:rFonts w:ascii="Arial" w:cs="Arial" w:hAnsi="Arial"/>
+                <w:b/>
+                <w:bCs/>
+                <w:color w:val="FFFFFF"/>
+                <w:sz w:val="20"/>
+                <w:szCs w:val="20"/>
+              </w:rPr>
+              <w:t xml:space="preserve">Action</w:t>
+            </w:r>
+          </w:p>
+        </w:tc>
+      </w:tr>
+      <w:tr>
+        <w:tc>
+          <w:tcPr>
+            <w:tcW w:w="2700" w:type="dxa"/>
+            <w:tcBorders>
+              <w:top w:val="single" w:sz="1" w:color="CCCCCC"/>
+              <w:left w:val="single" w:sz="1" w:color="CCCCCC"/>
+              <w:bottom w:val="single" w:sz="1" w:color="CCCCCC"/>
+              <w:right w:val="single" w:sz="1" w:color="CCCCCC"/>
+            </w:tcBorders>
+            <w:shd w:val="clear" w:fill="F5F5F5"/>
+            <w:tcMar>
+              <w:top w:w="80" w:type="dxa"/>
+              <w:left w:w="120" w:type="dxa"/>
+              <w:bottom w:w="80" w:type="dxa"/>
+              <w:right w:w="120" w:type="dxa"/>
+            </w:tcMar>
+          </w:tcPr>
+          <w:p>
+            <w:r>
+              <w:rPr>
+                <w:rFonts w:ascii="Arial" w:cs="Arial" w:hAnsi="Arial"/>
+                <w:sz w:val="20"/>
+                <w:szCs w:val="20"/>
+              </w:rPr>
+              <w:t xml:space="preserve">Accuracy drops vs. last run</w:t>
+            </w:r>
+          </w:p>
+        </w:tc>
+        <w:tc>
+          <w:tcPr>
+            <w:tcW w:w="3330" w:type="dxa"/>
+            <w:tcBorders>
+              <w:top w:val="single" w:sz="1" w:color="CCCCCC"/>
+              <w:left w:val="single" w:sz="1" w:color="CCCCCC"/>
+              <w:bottom w:val="single" w:sz="1" w:color="CCCCCC"/>
+              <w:right w:val="single" w:sz="1" w:color="CCCCCC"/>
+            </w:tcBorders>
+            <w:shd w:val="clear" w:fill="F5F5F5"/>
+            <w:tcMar>
+              <w:top w:w="80" w:type="dxa"/>
+              <w:left w:w="120" w:type="dxa"/>
+              <w:bottom w:w="80" w:type="dxa"/>
+              <w:right w:w="120" w:type="dxa"/>
+            </w:tcMar>
+          </w:tcPr>
+          <w:p>
+            <w:r>
+              <w:rPr>
+                <w:rFonts w:ascii="Arial" w:cs="Arial" w:hAnsi="Arial"/>
+                <w:sz w:val="20"/>
+                <w:szCs w:val="20"/>
+              </w:rPr>
+              <w:t xml:space="preserve">Backend model likely changed</w:t>
+            </w:r>
+          </w:p>
+        </w:tc>
+        <w:tc>
+          <w:tcPr>
+            <w:tcW w:w="3330" w:type="dxa"/>
+            <w:tcBorders>
+              <w:top w:val="single" w:sz="1" w:color="CCCCCC"/>
+              <w:left w:val="single" w:sz="1" w:color="CCCCCC"/>
+              <w:bottom w:val="single" w:sz="1" w:color="CCCCCC"/>
+              <w:right w:val="single" w:sz="1" w:color="CCCCCC"/>
+            </w:tcBorders>
+            <w:shd w:val="clear" w:fill="F5F5F5"/>
+            <w:tcMar>
+              <w:top w:w="80" w:type="dxa"/>
+              <w:left w:w="120" w:type="dxa"/>
+              <w:bottom w:w="80" w:type="dxa"/>
+              <w:right w:w="120" w:type="dxa"/>
+            </w:tcMar>
+          </w:tcPr>
+          <w:p>
+            <w:r>
+              <w:rPr>
+                <w:rFonts w:ascii="Arial" w:cs="Arial" w:hAnsi="Arial"/>
+                <w:sz w:val="20"/>
+                <w:szCs w:val="20"/>
+              </w:rPr>
+              <w:t xml:space="preserve">Open failed questions, read explanations</w:t>
+            </w:r>
+          </w:p>
+        </w:tc>
+      </w:tr>
+      <w:tr>
+        <w:tc>
+          <w:tcPr>
+            <w:tcW w:w="2700" w:type="dxa"/>
+            <w:tcBorders>
+              <w:top w:val="single" w:sz="1" w:color="CCCCCC"/>
+              <w:left w:val="single" w:sz="1" w:color="CCCCCC"/>
+              <w:bottom w:val="single" w:sz="1" w:color="CCCCCC"/>
+              <w:right w:val="single" w:sz="1" w:color="CCCCCC"/>
+            </w:tcBorders>
+            <w:shd w:val="clear" w:fill="FFFFFF"/>
+            <w:tcMar>
+              <w:top w:w="80" w:type="dxa"/>
+              <w:left w:w="120" w:type="dxa"/>
+              <w:bottom w:w="80" w:type="dxa"/>
+              <w:right w:w="120" w:type="dxa"/>
+            </w:tcMar>
+          </w:tcPr>
+          <w:p>
+            <w:r>
+              <w:rPr>
+                <w:rFonts w:ascii="Arial" w:cs="Arial" w:hAnsi="Arial"/>
+                <w:sz w:val="20"/>
+                <w:szCs w:val="20"/>
+              </w:rPr>
+              <w:t xml:space="preserve">A previously Good question is now Bad</w:t>
+            </w:r>
+          </w:p>
+        </w:tc>
+        <w:tc>
+          <w:tcPr>
+            <w:tcW w:w="3330" w:type="dxa"/>
+            <w:tcBorders>
+              <w:top w:val="single" w:sz="1" w:color="CCCCCC"/>
+              <w:left w:val="single" w:sz="1" w:color="CCCCCC"/>
+              <w:bottom w:val="single" w:sz="1" w:color="CCCCCC"/>
+              <w:right w:val="single" w:sz="1" w:color="CCCCCC"/>
+            </w:tcBorders>
+            <w:shd w:val="clear" w:fill="FFFFFF"/>
+            <w:tcMar>
+              <w:top w:w="80" w:type="dxa"/>
+              <w:left w:w="120" w:type="dxa"/>
+              <w:bottom w:w="80" w:type="dxa"/>
+              <w:right w:w="120" w:type="dxa"/>
+            </w:tcMar>
+          </w:tcPr>
+          <w:p>
+            <w:r>
+              <w:rPr>
+                <w:rFonts w:ascii="Arial" w:cs="Arial" w:hAnsi="Arial"/>
+                <w:sz w:val="20"/>
+                <w:szCs w:val="20"/>
+              </w:rPr>
+              <w:t xml:space="preserve">SQL generation regressed</w:t>
+            </w:r>
+          </w:p>
+        </w:tc>
+        <w:tc>
+          <w:tcPr>
+            <w:tcW w:w="3330" w:type="dxa"/>
+            <w:tcBorders>
+              <w:top w:val="single" w:sz="1" w:color="CCCCCC"/>
+              <w:left w:val="single" w:sz="1" w:color="CCCCCC"/>
+              <w:bottom w:val="single" w:sz="1" w:color="CCCCCC"/>
+              <w:right w:val="single" w:sz="1" w:color="CCCCCC"/>
+            </w:tcBorders>
+            <w:shd w:val="clear" w:fill="FFFFFF"/>
+            <w:tcMar>
+              <w:top w:w="80" w:type="dxa"/>
+              <w:left w:w="120" w:type="dxa"/>
+              <w:bottom w:w="80" w:type="dxa"/>
+              <w:right w:w="120" w:type="dxa"/>
+            </w:tcMar>
+          </w:tcPr>
+          <w:p>
+            <w:r>
+              <w:rPr>
+                <w:rFonts w:ascii="Arial" w:cs="Arial" w:hAnsi="Arial"/>
+                <w:sz w:val="20"/>
+                <w:szCs w:val="20"/>
+              </w:rPr>
+              <w:t xml:space="preserve">Compare new Model output to Ground truth</w:t>
+            </w:r>
+          </w:p>
+        </w:tc>
+      </w:tr>
+      <w:tr>
+        <w:tc>
+          <w:tcPr>
+            <w:tcW w:w="2700" w:type="dxa"/>
+            <w:tcBorders>
+              <w:top w:val="single" w:sz="1" w:color="CCCCCC"/>
+              <w:left w:val="single" w:sz="1" w:color="CCCCCC"/>
+              <w:bottom w:val="single" w:sz="1" w:color="CCCCCC"/>
+              <w:right w:val="single" w:sz="1" w:color="CCCCCC"/>
+            </w:tcBorders>
+            <w:shd w:val="clear" w:fill="F5F5F5"/>
+            <w:tcMar>
+              <w:top w:w="80" w:type="dxa"/>
+              <w:left w:w="120" w:type="dxa"/>
+              <w:bottom w:w="80" w:type="dxa"/>
+              <w:right w:w="120" w:type="dxa"/>
+            </w:tcMar>
+          </w:tcPr>
+          <w:p>
+            <w:r>
+              <w:rPr>
+                <w:rFonts w:ascii="Arial" w:cs="Arial" w:hAnsi="Arial"/>
+                <w:sz w:val="20"/>
+                <w:szCs w:val="20"/>
+              </w:rPr>
+              <w:t xml:space="preserve">"Manual review needed" appears</w:t>
+            </w:r>
+          </w:p>
+        </w:tc>
+        <w:tc>
+          <w:tcPr>
+            <w:tcW w:w="3330" w:type="dxa"/>
+            <w:tcBorders>
+              <w:top w:val="single" w:sz="1" w:color="CCCCCC"/>
+              <w:left w:val="single" w:sz="1" w:color="CCCCCC"/>
+              <w:bottom w:val="single" w:sz="1" w:color="CCCCCC"/>
+              <w:right w:val="single" w:sz="1" w:color="CCCCCC"/>
+            </w:tcBorders>
+            <w:shd w:val="clear" w:fill="F5F5F5"/>
+            <w:tcMar>
+              <w:top w:w="80" w:type="dxa"/>
+              <w:left w:w="120" w:type="dxa"/>
+              <w:bottom w:w="80" w:type="dxa"/>
+              <w:right w:w="120" w:type="dxa"/>
+            </w:tcMar>
+          </w:tcPr>
+          <w:p>
+            <w:r>
+              <w:rPr>
+                <w:rFonts w:ascii="Arial" w:cs="Arial" w:hAnsi="Arial"/>
+                <w:sz w:val="20"/>
+                <w:szCs w:val="20"/>
+              </w:rPr>
+              <w:t xml:space="preserve">Genie could not auto-assess</w:t>
+            </w:r>
+          </w:p>
+        </w:tc>
+        <w:tc>
+          <w:tcPr>
+            <w:tcW w:w="3330" w:type="dxa"/>
+            <w:tcBorders>
+              <w:top w:val="single" w:sz="1" w:color="CCCCCC"/>
+              <w:left w:val="single" w:sz="1" w:color="CCCCCC"/>
+              <w:bottom w:val="single" w:sz="1" w:color="CCCCCC"/>
+              <w:right w:val="single" w:sz="1" w:color="CCCCCC"/>
+            </w:tcBorders>
+            <w:shd w:val="clear" w:fill="F5F5F5"/>
+            <w:tcMar>
+              <w:top w:w="80" w:type="dxa"/>
+              <w:left w:w="120" w:type="dxa"/>
+              <w:bottom w:w="80" w:type="dxa"/>
+              <w:right w:w="120" w:type="dxa"/>
+            </w:tcMar>
+          </w:tcPr>
+          <w:p>
+            <w:r>
+              <w:rPr>
+                <w:rFonts w:ascii="Arial" w:cs="Arial" w:hAnsi="Arial"/>
+                <w:sz w:val="20"/>
+                <w:szCs w:val="20"/>
+              </w:rPr>
+              <w:t xml:space="preserve">Review and re-rate manually</w:t>
+            </w:r>
+          </w:p>
+        </w:tc>
+      </w:tr>
+      <w:tr>
+        <w:tc>
+          <w:tcPr>
+            <w:tcW w:w="2700" w:type="dxa"/>
+            <w:tcBorders>
+              <w:top w:val="single" w:sz="1" w:color="CCCCCC"/>
+              <w:left w:val="single" w:sz="1" w:color="CCCCCC"/>
+              <w:bottom w:val="single" w:sz="1" w:color="CCCCCC"/>
+              <w:right w:val="single" w:sz="1" w:color="CCCCCC"/>
+            </w:tcBorders>
+            <w:shd w:val="clear" w:fill="FFFFFF"/>
+            <w:tcMar>
+              <w:top w:w="80" w:type="dxa"/>
+              <w:left w:w="120" w:type="dxa"/>
+              <w:bottom w:w="80" w:type="dxa"/>
+              <w:right w:w="120" w:type="dxa"/>
+            </w:tcMar>
+          </w:tcPr>
+          <w:p>
+            <w:r>
+              <w:rPr>
+                <w:rFonts w:ascii="Arial" w:cs="Arial" w:hAnsi="Arial"/>
+                <w:sz w:val="20"/>
+                <w:szCs w:val="20"/>
+              </w:rPr>
+              <w:t xml:space="preserve">Empty result / error on a question</w:t>
+            </w:r>
+          </w:p>
+        </w:tc>
+        <w:tc>
+          <w:tcPr>
+            <w:tcW w:w="3330" w:type="dxa"/>
+            <w:tcBorders>
+              <w:top w:val="single" w:sz="1" w:color="CCCCCC"/>
+              <w:left w:val="single" w:sz="1" w:color="CCCCCC"/>
+              <w:bottom w:val="single" w:sz="1" w:color="CCCCCC"/>
+              <w:right w:val="single" w:sz="1" w:color="CCCCCC"/>
+            </w:tcBorders>
+            <w:shd w:val="clear" w:fill="FFFFFF"/>
+            <w:tcMar>
+              <w:top w:w="80" w:type="dxa"/>
+              <w:left w:w="120" w:type="dxa"/>
+              <w:bottom w:w="80" w:type="dxa"/>
+              <w:right w:w="120" w:type="dxa"/>
+            </w:tcMar>
+          </w:tcPr>
+          <w:p>
+            <w:r>
+              <w:rPr>
+                <w:rFonts w:ascii="Arial" w:cs="Arial" w:hAnsi="Arial"/>
+                <w:sz w:val="20"/>
+                <w:szCs w:val="20"/>
+              </w:rPr>
+              <w:t xml:space="preserve">Column or table reference broke</w:t>
+            </w:r>
+          </w:p>
+        </w:tc>
+        <w:tc>
+          <w:tcPr>
+            <w:tcW w:w="3330" w:type="dxa"/>
+            <w:tcBorders>
+              <w:top w:val="single" w:sz="1" w:color="CCCCCC"/>
+              <w:left w:val="single" w:sz="1" w:color="CCCCCC"/>
+              <w:bottom w:val="single" w:sz="1" w:color="CCCCCC"/>
+              <w:right w:val="single" w:sz="1" w:color="CCCCCC"/>
+            </w:tcBorders>
+            <w:shd w:val="clear" w:fill="FFFFFF"/>
+            <w:tcMar>
+              <w:top w:w="80" w:type="dxa"/>
+              <w:left w:w="120" w:type="dxa"/>
+              <w:bottom w:w="80" w:type="dxa"/>
+              <w:right w:w="120" w:type="dxa"/>
+            </w:tcMar>
+          </w:tcPr>
+          <w:p>
+            <w:r>
+              <w:rPr>
+                <w:rFonts w:ascii="Arial" w:cs="Arial" w:hAnsi="Arial"/>
+                <w:sz w:val="20"/>
+                <w:szCs w:val="20"/>
+              </w:rPr>
+              <w:t xml:space="preserve">Check generated SQL for hallucination</w:t>
+            </w:r>
+          </w:p>
+        </w:tc>
+      </w:tr>
+    </w:tbl>
+    <w:p>
+      <w:pPr>
+        <w:spacing w:after="0" w:before="80"/>
+      </w:pPr>
+    </w:p>
+    <w:p>
+      <w:pPr>
+        <w:spacing w:after="100" w:before="80"/>
+      </w:pPr>
+      <w:r>
+        <w:rPr>
+          <w:rFonts w:ascii="Arial" w:cs="Arial" w:eastAsia="Arial" w:hAnsi="Arial"/>
+          <w:sz w:val="22"/>
+          <w:szCs w:val="22"/>
+        </w:rPr>
+        <w:t xml:space="preserve">Because the golden tables never change, </w:t>
+      </w:r>
+      <w:r>
+        <w:rPr>
+          <w:rFonts w:ascii="Arial" w:cs="Arial" w:eastAsia="Arial" w:hAnsi="Arial"/>
+          <w:b/>
+          <w:bCs/>
+          <w:sz w:val="22"/>
+          <w:szCs w:val="22"/>
+        </w:rPr>
+        <w:t xml:space="preserve">any</w:t>
+      </w:r>
+      <w:r>
+        <w:rPr>
+          <w:rFonts w:ascii="Arial" w:cs="Arial" w:eastAsia="Arial" w:hAnsi="Arial"/>
+          <w:sz w:val="22"/>
+          <w:szCs w:val="22"/>
+        </w:rPr>
+        <w:t xml:space="preserve"> drop in benchmark accuracy can only be caused by a change in Genie's backend behavior - not by data drift. This is the core mechanism that surfaces otherwise-silent degradation.</w:t>
+      </w:r>
+    </w:p>
+    <w:p>
+      <w:pPr>
+        <w:spacing w:after="0" w:before="120"/>
+      </w:pPr>
+    </w:p>
+    <w:p>
+      <w:pPr>
+        <w:pStyle w:val="Heading3"/>
+        <w:spacing w:after="120" w:before="200"/>
+      </w:pPr>
+      <w:r>
+        <w:rPr>
+          <w:rFonts w:ascii="Arial" w:cs="Arial" w:eastAsia="Arial" w:hAnsi="Arial"/>
+          <w:b/>
+          <w:bCs/>
+          <w:color w:val="1B3A6B"/>
+          <w:sz w:val="24"/>
+          <w:szCs w:val="24"/>
+        </w:rPr>
+        <w:t xml:space="preserve">4.2.5 Establishing &amp; Tracking the Accuracy Baseline</w:t>
+      </w:r>
+    </w:p>
+    <w:p>
+      <w:pPr>
+        <w:numPr>
+          <w:ilvl w:val="0"/>
+          <w:numId w:val="12"/>
+        </w:numPr>
+        <w:spacing w:after="60" w:before="60"/>
+      </w:pPr>
+      <w:r>
+        <w:rPr>
+          <w:rFonts w:ascii="Arial" w:cs="Arial" w:eastAsia="Arial" w:hAnsi="Arial"/>
+          <w:sz w:val="22"/>
+          <w:szCs w:val="22"/>
+        </w:rPr>
+        <w:t xml:space="preserve">After your first successful run where all 15 questions are rated Good, record the accuracy score (should be at/near 100%) and the date.</w:t>
+      </w:r>
+    </w:p>
+    <w:p>
+      <w:pPr>
+        <w:numPr>
+          <w:ilvl w:val="0"/>
+          <w:numId w:val="12"/>
+        </w:numPr>
+        <w:spacing w:after="60" w:before="60"/>
+      </w:pPr>
+      <w:r>
+        <w:rPr>
+          <w:rFonts w:ascii="Arial" w:cs="Arial" w:eastAsia="Arial" w:hAnsi="Arial"/>
+          <w:sz w:val="22"/>
+          <w:szCs w:val="22"/>
+        </w:rPr>
+        <w:t xml:space="preserve">Store each run's score in a dedicated accuracy-history table for trend tracking.</w:t>
+      </w:r>
+    </w:p>
+    <w:p>
+      <w:pPr>
+        <w:numPr>
+          <w:ilvl w:val="0"/>
+          <w:numId w:val="12"/>
+        </w:numPr>
+        <w:spacing w:after="60" w:before="60"/>
+      </w:pPr>
+      <w:r>
+        <w:rPr>
+          <w:rFonts w:ascii="Arial" w:cs="Arial" w:eastAsia="Arial" w:hAnsi="Arial"/>
+          <w:sz w:val="22"/>
+          <w:szCs w:val="22"/>
+        </w:rPr>
+        <w:t xml:space="preserve">Schedule a recurring run (see Section 4.4) and alert if accuracy falls below your threshold (e.g., &lt; 95%).</w:t>
+      </w:r>
+    </w:p>
+    <w:p>
+      <w:pPr>
+        <w:spacing w:after="0" w:before="60"/>
+      </w:pPr>
+    </w:p>
+    <w:tbl>
+      <w:tblPr>
+        <w:tblW w:w="9360" w:type="dxa"/>
+        <w:tblBorders>
+          <w:top w:val="single" w:sz="1" w:color="BBBBBB"/>
+          <w:left w:val="single" w:sz="10" w:color="0072CE"/>
+          <w:bottom w:val="single" w:sz="1" w:color="BBBBBB"/>
+          <w:right w:val="single" w:sz="1" w:color="BBBBBB"/>
+        </w:tblBorders>
+        <w:tblLayout w:type="fixed"/>
+      </w:tblPr>
+      <w:tblGrid>
+        <w:gridCol w:w="9360"/>
+      </w:tblGrid>
+      <w:tr>
+        <w:tc>
+          <w:tcPr>
+            <w:tcW w:w="9360" w:type="dxa"/>
+            <w:tcBorders>
+              <w:top w:val="single" w:sz="1" w:color="BBBBBB"/>
+              <w:left w:val="single" w:sz="10" w:color="0072CE"/>
+              <w:bottom w:val="single" w:sz="1" w:color="BBBBBB"/>
+              <w:right w:val="single" w:sz="1" w:color="BBBBBB"/>
+            </w:tcBorders>
+            <w:shd w:val="clear" w:fill="F4F4F4"/>
+            <w:tcMar>
+              <w:top w:w="140" w:type="dxa"/>
+              <w:left w:w="200" w:type="dxa"/>
+              <w:bottom w:w="140" w:type="dxa"/>
+              <w:right w:w="200" w:type="dxa"/>
+            </w:tcMar>
+          </w:tcPr>
+          <w:p>
+            <w:pPr>
+              <w:spacing w:after="0" w:before="0"/>
+            </w:pPr>
+            <w:r>
+              <w:rPr>
+                <w:rFonts w:ascii="Courier New" w:cs="Courier New" w:hAnsi="Courier New"/>
+                <w:color w:val="5A8A5A"/>
+                <w:sz w:val="17"/>
+                <w:szCs w:val="17"/>
+              </w:rPr>
+              <w:t xml:space="preserve">-- Optional: track native benchmark accuracy over time</w:t>
+            </w:r>
+          </w:p>
+          <w:p>
+            <w:pPr>
+              <w:spacing w:after="0" w:before="0"/>
+            </w:pPr>
+            <w:r>
+              <w:rPr>
+                <w:rFonts w:ascii="Courier New" w:cs="Courier New" w:hAnsi="Courier New"/>
+                <w:color w:val="1A1A1A"/>
+                <w:sz w:val="17"/>
+                <w:szCs w:val="17"/>
+              </w:rPr>
+              <w:t xml:space="preserve">CREATE TABLE IF NOT EXISTS &lt;your_catalog&gt;.golden_benchmark.benchmark_history (</w:t>
+            </w:r>
+          </w:p>
+          <w:p>
+            <w:pPr>
+              <w:spacing w:after="0" w:before="0"/>
+            </w:pPr>
+            <w:r>
+              <w:rPr>
+                <w:rFonts w:ascii="Courier New" w:cs="Courier New" w:hAnsi="Courier New"/>
+                <w:color w:val="1A1A1A"/>
+                <w:sz w:val="17"/>
+                <w:szCs w:val="17"/>
+              </w:rPr>
+              <w:t xml:space="preserve">  run_date         DATE         NOT NULL,</w:t>
+            </w:r>
+          </w:p>
+          <w:p>
+            <w:pPr>
+              <w:spacing w:after="0" w:before="0"/>
+            </w:pPr>
+            <w:r>
+              <w:rPr>
+                <w:rFonts w:ascii="Courier New" w:cs="Courier New" w:hAnsi="Courier New"/>
+                <w:color w:val="1A1A1A"/>
+                <w:sz w:val="17"/>
+                <w:szCs w:val="17"/>
+              </w:rPr>
+              <w:t xml:space="preserve">  accuracy_pct     DECIMAL(5,2) NOT NULL,   -- From the Evaluation tab</w:t>
+            </w:r>
+          </w:p>
+          <w:p>
+            <w:pPr>
+              <w:spacing w:after="0" w:before="0"/>
+            </w:pPr>
+            <w:r>
+              <w:rPr>
+                <w:rFonts w:ascii="Courier New" w:cs="Courier New" w:hAnsi="Courier New"/>
+                <w:color w:val="1A1A1A"/>
+                <w:sz w:val="17"/>
+                <w:szCs w:val="17"/>
+              </w:rPr>
+              <w:t xml:space="preserve">  questions_total  INT          NOT NULL,</w:t>
+            </w:r>
+          </w:p>
+          <w:p>
+            <w:pPr>
+              <w:spacing w:after="0" w:before="0"/>
+            </w:pPr>
+            <w:r>
+              <w:rPr>
+                <w:rFonts w:ascii="Courier New" w:cs="Courier New" w:hAnsi="Courier New"/>
+                <w:color w:val="1A1A1A"/>
+                <w:sz w:val="17"/>
+                <w:szCs w:val="17"/>
+              </w:rPr>
+              <w:t xml:space="preserve">  questions_good   INT          NOT NULL,</w:t>
+            </w:r>
+          </w:p>
+          <w:p>
+            <w:pPr>
+              <w:spacing w:after="0" w:before="0"/>
+            </w:pPr>
+            <w:r>
+              <w:rPr>
+                <w:rFonts w:ascii="Courier New" w:cs="Courier New" w:hAnsi="Courier New"/>
+                <w:color w:val="1A1A1A"/>
+                <w:sz w:val="17"/>
+                <w:szCs w:val="17"/>
+              </w:rPr>
+              <w:t xml:space="preserve">  notes            STRING                   -- e.g. "suspected model change"</w:t>
+            </w:r>
+          </w:p>
+          <w:p>
+            <w:pPr>
+              <w:spacing w:after="0" w:before="0"/>
+            </w:pPr>
+            <w:r>
+              <w:rPr>
+                <w:rFonts w:ascii="Courier New" w:cs="Courier New" w:hAnsi="Courier New"/>
+                <w:color w:val="1A1A1A"/>
+                <w:sz w:val="17"/>
+                <w:szCs w:val="17"/>
+              </w:rPr>
+              <w:t xml:space="preserve">) USING DELTA;</w:t>
+            </w:r>
+          </w:p>
+          <w:p>
+            <w:pPr>
+              <w:spacing w:after="0" w:before="0"/>
+            </w:pPr>
+            <w:r>
+              <w:rPr>
+                <w:rFonts w:ascii="Courier New" w:cs="Courier New" w:hAnsi="Courier New"/>
+                <w:color w:val="1A1A1A"/>
+                <w:sz w:val="17"/>
+                <w:szCs w:val="17"/>
+              </w:rPr>
+              <w:t xml:space="preserve"/>
+            </w:r>
+          </w:p>
+          <w:p>
+            <w:pPr>
+              <w:spacing w:after="0" w:before="0"/>
+            </w:pPr>
+            <w:r>
+              <w:rPr>
+                <w:rFonts w:ascii="Courier New" w:cs="Courier New" w:hAnsi="Courier New"/>
+                <w:color w:val="5A8A5A"/>
+                <w:sz w:val="17"/>
+                <w:szCs w:val="17"/>
+              </w:rPr>
+              <w:t xml:space="preserve">-- Insert after each benchmark run</w:t>
+            </w:r>
+          </w:p>
+          <w:p>
+            <w:pPr>
+              <w:spacing w:after="0" w:before="0"/>
+            </w:pPr>
+            <w:r>
+              <w:rPr>
+                <w:rFonts w:ascii="Courier New" w:cs="Courier New" w:hAnsi="Courier New"/>
+                <w:color w:val="1A1A1A"/>
+                <w:sz w:val="17"/>
+                <w:szCs w:val="17"/>
+              </w:rPr>
+              <w:t xml:space="preserve">INSERT INTO &lt;your_catalog&gt;.golden_benchmark.benchmark_history VALUES</w:t>
+            </w:r>
+          </w:p>
+          <w:p>
+            <w:pPr>
+              <w:spacing w:after="0" w:before="0"/>
+            </w:pPr>
+            <w:r>
+              <w:rPr>
+                <w:rFonts w:ascii="Courier New" w:cs="Courier New" w:hAnsi="Courier New"/>
+                <w:color w:val="1A1A1A"/>
+                <w:sz w:val="17"/>
+                <w:szCs w:val="17"/>
+              </w:rPr>
+              <w:t xml:space="preserve">  (CURRENT_DATE(), 100.00, 15, 15, 'baseline v1.0.0 established');</w:t>
+            </w:r>
+          </w:p>
+        </w:tc>
+      </w:tr>
+    </w:tbl>
+    <w:p>
+      <w:pPr>
+        <w:spacing w:after="0" w:before="120"/>
+      </w:pPr>
+    </w:p>
+    <w:tbl>
+      <w:tblPr>
+        <w:tblW w:w="9360" w:type="dxa"/>
+        <w:tblBorders>
+          <w:top w:val="single" w:sz="4" w:color="217346"/>
+          <w:left w:val="single" w:sz="12" w:color="217346"/>
+          <w:bottom w:val="single" w:sz="4" w:color="217346"/>
+          <w:right w:val="single" w:sz="4" w:color="217346"/>
+        </w:tblBorders>
+        <w:tblLayout w:type="fixed"/>
+      </w:tblPr>
+      <w:tblGrid>
+        <w:gridCol w:w="9360"/>
+      </w:tblGrid>
+      <w:tr>
+        <w:tc>
+          <w:tcPr>
+            <w:tcW w:w="9360" w:type="dxa"/>
+            <w:tcBorders>
+              <w:top w:val="single" w:sz="4" w:color="217346"/>
+              <w:left w:val="single" w:sz="12" w:color="217346"/>
+              <w:bottom w:val="single" w:sz="4" w:color="217346"/>
+              <w:right w:val="single" w:sz="4" w:color="217346"/>
+            </w:tcBorders>
+            <w:shd w:val="clear" w:fill="EBF4FF"/>
+            <w:tcMar>
+              <w:top w:w="120" w:type="dxa"/>
+              <w:left w:w="200" w:type="dxa"/>
+              <w:bottom w:w="120" w:type="dxa"/>
+              <w:right w:w="200" w:type="dxa"/>
+            </w:tcMar>
+          </w:tcPr>
+          <w:p>
+            <w:pPr>
+              <w:spacing w:after="40" w:before="0"/>
+            </w:pPr>
+            <w:r>
+              <w:rPr>
+                <w:rFonts w:ascii="Arial" w:cs="Arial" w:hAnsi="Arial"/>
+                <w:b/>
+                <w:bCs/>
+                <w:color w:val="1B3A6B"/>
+                <w:sz w:val="22"/>
+                <w:szCs w:val="22"/>
+              </w:rPr>
+              <w:t xml:space="preserve">Native Benchmarks vs. Custom Harness - When to Use Each</w:t>
+            </w:r>
+          </w:p>
+          <w:p>
+            <w:pPr>
+              <w:spacing w:after="40" w:before="40"/>
+            </w:pPr>
+            <w:r>
+              <w:rPr>
+                <w:rFonts w:ascii="Arial" w:cs="Arial" w:hAnsi="Arial"/>
+                <w:sz w:val="20"/>
+                <w:szCs w:val="20"/>
+              </w:rPr>
+              <w:t xml:space="preserve">Use NATIVE benchmarks (4.2) for: day-to-day evaluation, manual runs, visual diagnosis, and</w:t>
+            </w:r>
+          </w:p>
+          <w:p>
+            <w:pPr>
+              <w:spacing w:after="40" w:before="40"/>
+            </w:pPr>
+            <w:r>
+              <w:rPr>
+                <w:rFonts w:ascii="Arial" w:cs="Arial" w:hAnsi="Arial"/>
+                <w:sz w:val="20"/>
+                <w:szCs w:val="20"/>
+              </w:rPr>
+              <w:t xml:space="preserve">teams who want zero code. This should be your default.</w:t>
+            </w:r>
+          </w:p>
+          <w:p>
+            <w:pPr>
+              <w:spacing w:after="40" w:before="40"/>
+            </w:pPr>
+            <w:r>
+              <w:rPr>
+                <w:rFonts w:ascii="Arial" w:cs="Arial" w:hAnsi="Arial"/>
+                <w:sz w:val="20"/>
+                <w:szCs w:val="20"/>
+              </w:rPr>
+              <w:t xml:space="preserve"/>
+            </w:r>
+          </w:p>
+          <w:p>
+            <w:pPr>
+              <w:spacing w:after="40" w:before="40"/>
+            </w:pPr>
+            <w:r>
+              <w:rPr>
+                <w:rFonts w:ascii="Arial" w:cs="Arial" w:hAnsi="Arial"/>
+                <w:sz w:val="20"/>
+                <w:szCs w:val="20"/>
+              </w:rPr>
+              <w:t xml:space="preserve">Use the CUSTOM REST harness (4.3) for: fully automated CI/CD gates that must block a</w:t>
+            </w:r>
+          </w:p>
+          <w:p>
+            <w:pPr>
+              <w:spacing w:after="40" w:before="40"/>
+            </w:pPr>
+            <w:r>
+              <w:rPr>
+                <w:rFonts w:ascii="Arial" w:cs="Arial" w:hAnsi="Arial"/>
+                <w:sz w:val="20"/>
+                <w:szCs w:val="20"/>
+              </w:rPr>
+              <w:t xml:space="preserve">deployment programmatically, or when you need exact result-hash matching beyond the</w:t>
+            </w:r>
+          </w:p>
+          <w:p>
+            <w:pPr>
+              <w:spacing w:after="40" w:before="40"/>
+            </w:pPr>
+            <w:r>
+              <w:rPr>
+                <w:rFonts w:ascii="Arial" w:cs="Arial" w:hAnsi="Arial"/>
+                <w:sz w:val="20"/>
+                <w:szCs w:val="20"/>
+              </w:rPr>
+              <w:t xml:space="preserve">4-significant-digit tolerance of the native scorer.</w:t>
+            </w:r>
+          </w:p>
+        </w:tc>
+      </w:tr>
+    </w:tbl>
+    <w:p>
+      <w:pPr>
+        <w:spacing w:after="0" w:before="160"/>
       </w:pPr>
     </w:p>
     <w:p>
@@ -13518,7 +14399,1358 @@
           <w:sz w:val="28"/>
           <w:szCs w:val="28"/>
         </w:rPr>
-        <w:t xml:space="preserve">4.3 Scheduling &amp; Alerting</w:t>
+        <w:t xml:space="preserve">4.3 Custom REST Harness (Optional - for CI/CD Gating)</w:t>
+      </w:r>
+    </w:p>
+    <w:p>
+      <w:pPr>
+        <w:pBdr>
+          <w:bottom w:val="single" w:sz="4" w:space="1" w:color="0072CE"/>
+        </w:pBdr>
+        <w:spacing w:after="140" w:before="140"/>
+      </w:pPr>
+    </w:p>
+    <w:p>
+      <w:pPr>
+        <w:spacing w:after="100" w:before="80"/>
+      </w:pPr>
+      <w:r>
+        <w:rPr>
+          <w:rFonts w:ascii="Arial" w:cs="Arial" w:eastAsia="Arial" w:hAnsi="Arial"/>
+          <w:sz w:val="22"/>
+          <w:szCs w:val="22"/>
+        </w:rPr>
+        <w:t xml:space="preserve">The following Python harness uses the Genie Conversations REST API. Use it only when you need programmatic deployment gating beyond what the native UI provides. For most teams, Section 4.2 is sufficient.</w:t>
+      </w:r>
+    </w:p>
+    <w:p>
+      <w:pPr>
+        <w:spacing w:after="100" w:before="80"/>
+      </w:pPr>
+      <w:r>
+        <w:rPr>
+          <w:rFonts w:ascii="Arial" w:cs="Arial" w:eastAsia="Arial" w:hAnsi="Arial"/>
+          <w:sz w:val="22"/>
+          <w:szCs w:val="22"/>
+        </w:rPr>
+        <w:t xml:space="preserve">Use the Databricks REST API (Genie Conversations API) to programmatically submit each golden query and compare results. Below is a Python evaluation harness:</w:t>
+      </w:r>
+    </w:p>
+    <w:p>
+      <w:pPr>
+        <w:spacing w:after="0" w:before="80"/>
+      </w:pPr>
+    </w:p>
+    <w:p>
+      <w:pPr>
+        <w:shd w:fill="F0F0F0" w:val="clear"/>
+        <w:spacing w:after="60" w:before="60"/>
+      </w:pPr>
+      <w:r>
+        <w:rPr>
+          <w:rFonts w:ascii="Courier New" w:cs="Courier New" w:eastAsia="Courier New" w:hAnsi="Courier New"/>
+          <w:color w:val="333333"/>
+          <w:sz w:val="18"/>
+          <w:szCs w:val="18"/>
+        </w:rPr>
+        <w:t xml:space="preserve"># golden_eval.py — Genie Spaces Benchmark Evaluation Harness</w:t>
+      </w:r>
+    </w:p>
+    <w:p>
+      <w:pPr>
+        <w:shd w:fill="F0F0F0" w:val="clear"/>
+        <w:spacing w:after="60" w:before="60"/>
+      </w:pPr>
+      <w:r>
+        <w:rPr>
+          <w:rFonts w:ascii="Courier New" w:cs="Courier New" w:eastAsia="Courier New" w:hAnsi="Courier New"/>
+          <w:color w:val="333333"/>
+          <w:sz w:val="18"/>
+          <w:szCs w:val="18"/>
+        </w:rPr>
+        <w:t xml:space="preserve"># Run: python golden_eval.py --space-id &lt;SPACE_ID&gt; --warehouse-id &lt;WH_ID&gt;</w:t>
+      </w:r>
+    </w:p>
+    <w:p>
+      <w:pPr>
+        <w:shd w:fill="F0F0F0" w:val="clear"/>
+        <w:spacing w:after="60" w:before="60"/>
+      </w:pPr>
+      <w:r>
+        <w:rPr>
+          <w:rFonts w:ascii="Courier New" w:cs="Courier New" w:eastAsia="Courier New" w:hAnsi="Courier New"/>
+          <w:color w:val="333333"/>
+          <w:sz w:val="18"/>
+          <w:szCs w:val="18"/>
+        </w:rPr>
+        <w:t xml:space="preserve"/>
+      </w:r>
+    </w:p>
+    <w:p>
+      <w:pPr>
+        <w:shd w:fill="F0F0F0" w:val="clear"/>
+        <w:spacing w:after="60" w:before="60"/>
+      </w:pPr>
+      <w:r>
+        <w:rPr>
+          <w:rFonts w:ascii="Courier New" w:cs="Courier New" w:eastAsia="Courier New" w:hAnsi="Courier New"/>
+          <w:color w:val="333333"/>
+          <w:sz w:val="18"/>
+          <w:szCs w:val="18"/>
+        </w:rPr>
+        <w:t xml:space="preserve">import requests, hashlib, json, time, argparse, sys</w:t>
+      </w:r>
+    </w:p>
+    <w:p>
+      <w:pPr>
+        <w:shd w:fill="F0F0F0" w:val="clear"/>
+        <w:spacing w:after="60" w:before="60"/>
+      </w:pPr>
+      <w:r>
+        <w:rPr>
+          <w:rFonts w:ascii="Courier New" w:cs="Courier New" w:eastAsia="Courier New" w:hAnsi="Courier New"/>
+          <w:color w:val="333333"/>
+          <w:sz w:val="18"/>
+          <w:szCs w:val="18"/>
+        </w:rPr>
+        <w:t xml:space="preserve">from datetime import datetime</w:t>
+      </w:r>
+    </w:p>
+    <w:p>
+      <w:pPr>
+        <w:shd w:fill="F0F0F0" w:val="clear"/>
+        <w:spacing w:after="60" w:before="60"/>
+      </w:pPr>
+      <w:r>
+        <w:rPr>
+          <w:rFonts w:ascii="Courier New" w:cs="Courier New" w:eastAsia="Courier New" w:hAnsi="Courier New"/>
+          <w:color w:val="333333"/>
+          <w:sz w:val="18"/>
+          <w:szCs w:val="18"/>
+        </w:rPr>
+        <w:t xml:space="preserve"/>
+      </w:r>
+    </w:p>
+    <w:p>
+      <w:pPr>
+        <w:shd w:fill="F0F0F0" w:val="clear"/>
+        <w:spacing w:after="60" w:before="60"/>
+      </w:pPr>
+      <w:r>
+        <w:rPr>
+          <w:rFonts w:ascii="Courier New" w:cs="Courier New" w:eastAsia="Courier New" w:hAnsi="Courier New"/>
+          <w:color w:val="333333"/>
+          <w:sz w:val="18"/>
+          <w:szCs w:val="18"/>
+        </w:rPr>
+        <w:t xml:space="preserve">BASE_URL   = "https://&lt;workspace&gt;.azuredatabricks.net/api/2.0"</w:t>
+      </w:r>
+    </w:p>
+    <w:p>
+      <w:pPr>
+        <w:shd w:fill="F0F0F0" w:val="clear"/>
+        <w:spacing w:after="60" w:before="60"/>
+      </w:pPr>
+      <w:r>
+        <w:rPr>
+          <w:rFonts w:ascii="Courier New" w:cs="Courier New" w:eastAsia="Courier New" w:hAnsi="Courier New"/>
+          <w:color w:val="333333"/>
+          <w:sz w:val="18"/>
+          <w:szCs w:val="18"/>
+        </w:rPr>
+        <w:t xml:space="preserve">TOKEN      = "&lt;databricks-pat-or-service-principal-token&gt;"</w:t>
+      </w:r>
+    </w:p>
+    <w:p>
+      <w:pPr>
+        <w:shd w:fill="F0F0F0" w:val="clear"/>
+        <w:spacing w:after="60" w:before="60"/>
+      </w:pPr>
+      <w:r>
+        <w:rPr>
+          <w:rFonts w:ascii="Courier New" w:cs="Courier New" w:eastAsia="Courier New" w:hAnsi="Courier New"/>
+          <w:color w:val="333333"/>
+          <w:sz w:val="18"/>
+          <w:szCs w:val="18"/>
+        </w:rPr>
+        <w:t xml:space="preserve">HEADERS    = {"Authorization": f"Bearer {TOKEN}",</w:t>
+      </w:r>
+    </w:p>
+    <w:p>
+      <w:pPr>
+        <w:shd w:fill="F0F0F0" w:val="clear"/>
+        <w:spacing w:after="60" w:before="60"/>
+      </w:pPr>
+      <w:r>
+        <w:rPr>
+          <w:rFonts w:ascii="Courier New" w:cs="Courier New" w:eastAsia="Courier New" w:hAnsi="Courier New"/>
+          <w:color w:val="333333"/>
+          <w:sz w:val="18"/>
+          <w:szCs w:val="18"/>
+        </w:rPr>
+        <w:t xml:space="preserve">              "Content-Type": "application/json"}</w:t>
+      </w:r>
+    </w:p>
+    <w:p>
+      <w:pPr>
+        <w:shd w:fill="F0F0F0" w:val="clear"/>
+        <w:spacing w:after="60" w:before="60"/>
+      </w:pPr>
+      <w:r>
+        <w:rPr>
+          <w:rFonts w:ascii="Courier New" w:cs="Courier New" w:eastAsia="Courier New" w:hAnsi="Courier New"/>
+          <w:color w:val="333333"/>
+          <w:sz w:val="18"/>
+          <w:szCs w:val="18"/>
+        </w:rPr>
+        <w:t xml:space="preserve"/>
+      </w:r>
+    </w:p>
+    <w:p>
+      <w:pPr>
+        <w:shd w:fill="F0F0F0" w:val="clear"/>
+        <w:spacing w:after="60" w:before="60"/>
+      </w:pPr>
+      <w:r>
+        <w:rPr>
+          <w:rFonts w:ascii="Courier New" w:cs="Courier New" w:eastAsia="Courier New" w:hAnsi="Courier New"/>
+          <w:color w:val="333333"/>
+          <w:sz w:val="18"/>
+          <w:szCs w:val="18"/>
+        </w:rPr>
+        <w:t xml:space="preserve">GOLDEN_QUERIES = [</w:t>
+      </w:r>
+    </w:p>
+    <w:p>
+      <w:pPr>
+        <w:shd w:fill="F0F0F0" w:val="clear"/>
+        <w:spacing w:after="60" w:before="60"/>
+      </w:pPr>
+      <w:r>
+        <w:rPr>
+          <w:rFonts w:ascii="Courier New" w:cs="Courier New" w:eastAsia="Courier New" w:hAnsi="Courier New"/>
+          <w:color w:val="333333"/>
+          <w:sz w:val="18"/>
+          <w:szCs w:val="18"/>
+        </w:rPr>
+        <w:t xml:space="preserve">  {"id": "Q001", "prompt": "What is the total revenue from completed sales?",</w:t>
+      </w:r>
+    </w:p>
+    <w:p>
+      <w:pPr>
+        <w:shd w:fill="F0F0F0" w:val="clear"/>
+        <w:spacing w:after="60" w:before="60"/>
+      </w:pPr>
+      <w:r>
+        <w:rPr>
+          <w:rFonts w:ascii="Courier New" w:cs="Courier New" w:eastAsia="Courier New" w:hAnsi="Courier New"/>
+          <w:color w:val="333333"/>
+          <w:sz w:val="18"/>
+          <w:szCs w:val="18"/>
+        </w:rPr>
+        <w:t xml:space="preserve">   "expected_rows": 1, "expected_hash": "&lt;baseline_hash&gt;"},</w:t>
+      </w:r>
+    </w:p>
+    <w:p>
+      <w:pPr>
+        <w:shd w:fill="F0F0F0" w:val="clear"/>
+        <w:spacing w:after="60" w:before="60"/>
+      </w:pPr>
+      <w:r>
+        <w:rPr>
+          <w:rFonts w:ascii="Courier New" w:cs="Courier New" w:eastAsia="Courier New" w:hAnsi="Courier New"/>
+          <w:color w:val="333333"/>
+          <w:sz w:val="18"/>
+          <w:szCs w:val="18"/>
+        </w:rPr>
+        <w:t xml:space="preserve">  {"id": "Q002", "prompt": "Show me revenue broken down by region",</w:t>
+      </w:r>
+    </w:p>
+    <w:p>
+      <w:pPr>
+        <w:shd w:fill="F0F0F0" w:val="clear"/>
+        <w:spacing w:after="60" w:before="60"/>
+      </w:pPr>
+      <w:r>
+        <w:rPr>
+          <w:rFonts w:ascii="Courier New" w:cs="Courier New" w:eastAsia="Courier New" w:hAnsi="Courier New"/>
+          <w:color w:val="333333"/>
+          <w:sz w:val="18"/>
+          <w:szCs w:val="18"/>
+        </w:rPr>
+        <w:t xml:space="preserve">   "expected_rows": 4, "expected_hash": "&lt;baseline_hash&gt;"},</w:t>
+      </w:r>
+    </w:p>
+    <w:p>
+      <w:pPr>
+        <w:shd w:fill="F0F0F0" w:val="clear"/>
+        <w:spacing w:after="60" w:before="60"/>
+      </w:pPr>
+      <w:r>
+        <w:rPr>
+          <w:rFonts w:ascii="Courier New" w:cs="Courier New" w:eastAsia="Courier New" w:hAnsi="Courier New"/>
+          <w:color w:val="333333"/>
+          <w:sz w:val="18"/>
+          <w:szCs w:val="18"/>
+        </w:rPr>
+        <w:t xml:space="preserve">  # ... add all 15 queries</w:t>
+      </w:r>
+    </w:p>
+    <w:p>
+      <w:pPr>
+        <w:shd w:fill="F0F0F0" w:val="clear"/>
+        <w:spacing w:after="60" w:before="60"/>
+      </w:pPr>
+      <w:r>
+        <w:rPr>
+          <w:rFonts w:ascii="Courier New" w:cs="Courier New" w:eastAsia="Courier New" w:hAnsi="Courier New"/>
+          <w:color w:val="333333"/>
+          <w:sz w:val="18"/>
+          <w:szCs w:val="18"/>
+        </w:rPr>
+        <w:t xml:space="preserve">]</w:t>
+      </w:r>
+    </w:p>
+    <w:p>
+      <w:pPr>
+        <w:shd w:fill="F0F0F0" w:val="clear"/>
+        <w:spacing w:after="60" w:before="60"/>
+      </w:pPr>
+      <w:r>
+        <w:rPr>
+          <w:rFonts w:ascii="Courier New" w:cs="Courier New" w:eastAsia="Courier New" w:hAnsi="Courier New"/>
+          <w:color w:val="333333"/>
+          <w:sz w:val="18"/>
+          <w:szCs w:val="18"/>
+        </w:rPr>
+        <w:t xml:space="preserve"/>
+      </w:r>
+    </w:p>
+    <w:p>
+      <w:pPr>
+        <w:shd w:fill="F0F0F0" w:val="clear"/>
+        <w:spacing w:after="60" w:before="60"/>
+      </w:pPr>
+      <w:r>
+        <w:rPr>
+          <w:rFonts w:ascii="Courier New" w:cs="Courier New" w:eastAsia="Courier New" w:hAnsi="Courier New"/>
+          <w:color w:val="333333"/>
+          <w:sz w:val="18"/>
+          <w:szCs w:val="18"/>
+        </w:rPr>
+        <w:t xml:space="preserve">def hash_results(rows):</w:t>
+      </w:r>
+    </w:p>
+    <w:p>
+      <w:pPr>
+        <w:shd w:fill="F0F0F0" w:val="clear"/>
+        <w:spacing w:after="60" w:before="60"/>
+      </w:pPr>
+      <w:r>
+        <w:rPr>
+          <w:rFonts w:ascii="Courier New" w:cs="Courier New" w:eastAsia="Courier New" w:hAnsi="Courier New"/>
+          <w:color w:val="333333"/>
+          <w:sz w:val="18"/>
+          <w:szCs w:val="18"/>
+        </w:rPr>
+        <w:t xml:space="preserve">    """Deterministic hash of result rows."""</w:t>
+      </w:r>
+    </w:p>
+    <w:p>
+      <w:pPr>
+        <w:shd w:fill="F0F0F0" w:val="clear"/>
+        <w:spacing w:after="60" w:before="60"/>
+      </w:pPr>
+      <w:r>
+        <w:rPr>
+          <w:rFonts w:ascii="Courier New" w:cs="Courier New" w:eastAsia="Courier New" w:hAnsi="Courier New"/>
+          <w:color w:val="333333"/>
+          <w:sz w:val="18"/>
+          <w:szCs w:val="18"/>
+        </w:rPr>
+        <w:t xml:space="preserve">    serialized = json.dumps(rows, sort_keys=True, default=str)</w:t>
+      </w:r>
+    </w:p>
+    <w:p>
+      <w:pPr>
+        <w:shd w:fill="F0F0F0" w:val="clear"/>
+        <w:spacing w:after="60" w:before="60"/>
+      </w:pPr>
+      <w:r>
+        <w:rPr>
+          <w:rFonts w:ascii="Courier New" w:cs="Courier New" w:eastAsia="Courier New" w:hAnsi="Courier New"/>
+          <w:color w:val="333333"/>
+          <w:sz w:val="18"/>
+          <w:szCs w:val="18"/>
+        </w:rPr>
+        <w:t xml:space="preserve">    return hashlib.md5(serialized.encode()).hexdigest()</w:t>
+      </w:r>
+    </w:p>
+    <w:p>
+      <w:pPr>
+        <w:shd w:fill="F0F0F0" w:val="clear"/>
+        <w:spacing w:after="60" w:before="60"/>
+      </w:pPr>
+      <w:r>
+        <w:rPr>
+          <w:rFonts w:ascii="Courier New" w:cs="Courier New" w:eastAsia="Courier New" w:hAnsi="Courier New"/>
+          <w:color w:val="333333"/>
+          <w:sz w:val="18"/>
+          <w:szCs w:val="18"/>
+        </w:rPr>
+        <w:t xml:space="preserve"/>
+      </w:r>
+    </w:p>
+    <w:p>
+      <w:pPr>
+        <w:shd w:fill="F0F0F0" w:val="clear"/>
+        <w:spacing w:after="60" w:before="60"/>
+      </w:pPr>
+      <w:r>
+        <w:rPr>
+          <w:rFonts w:ascii="Courier New" w:cs="Courier New" w:eastAsia="Courier New" w:hAnsi="Courier New"/>
+          <w:color w:val="333333"/>
+          <w:sz w:val="18"/>
+          <w:szCs w:val="18"/>
+        </w:rPr>
+        <w:t xml:space="preserve">def start_conversation(space_id, prompt):</w:t>
+      </w:r>
+    </w:p>
+    <w:p>
+      <w:pPr>
+        <w:shd w:fill="F0F0F0" w:val="clear"/>
+        <w:spacing w:after="60" w:before="60"/>
+      </w:pPr>
+      <w:r>
+        <w:rPr>
+          <w:rFonts w:ascii="Courier New" w:cs="Courier New" w:eastAsia="Courier New" w:hAnsi="Courier New"/>
+          <w:color w:val="333333"/>
+          <w:sz w:val="18"/>
+          <w:szCs w:val="18"/>
+        </w:rPr>
+        <w:t xml:space="preserve">    resp = requests.post(</w:t>
+      </w:r>
+    </w:p>
+    <w:p>
+      <w:pPr>
+        <w:shd w:fill="F0F0F0" w:val="clear"/>
+        <w:spacing w:after="60" w:before="60"/>
+      </w:pPr>
+      <w:r>
+        <w:rPr>
+          <w:rFonts w:ascii="Courier New" w:cs="Courier New" w:eastAsia="Courier New" w:hAnsi="Courier New"/>
+          <w:color w:val="333333"/>
+          <w:sz w:val="18"/>
+          <w:szCs w:val="18"/>
+        </w:rPr>
+        <w:t xml:space="preserve">        f"{BASE_URL}/genie/spaces/{space_id}/start-conversation",</w:t>
+      </w:r>
+    </w:p>
+    <w:p>
+      <w:pPr>
+        <w:shd w:fill="F0F0F0" w:val="clear"/>
+        <w:spacing w:after="60" w:before="60"/>
+      </w:pPr>
+      <w:r>
+        <w:rPr>
+          <w:rFonts w:ascii="Courier New" w:cs="Courier New" w:eastAsia="Courier New" w:hAnsi="Courier New"/>
+          <w:color w:val="333333"/>
+          <w:sz w:val="18"/>
+          <w:szCs w:val="18"/>
+        </w:rPr>
+        <w:t xml:space="preserve">        headers=HEADERS,</w:t>
+      </w:r>
+    </w:p>
+    <w:p>
+      <w:pPr>
+        <w:shd w:fill="F0F0F0" w:val="clear"/>
+        <w:spacing w:after="60" w:before="60"/>
+      </w:pPr>
+      <w:r>
+        <w:rPr>
+          <w:rFonts w:ascii="Courier New" w:cs="Courier New" w:eastAsia="Courier New" w:hAnsi="Courier New"/>
+          <w:color w:val="333333"/>
+          <w:sz w:val="18"/>
+          <w:szCs w:val="18"/>
+        </w:rPr>
+        <w:t xml:space="preserve">        json={"content": prompt}</w:t>
+      </w:r>
+    </w:p>
+    <w:p>
+      <w:pPr>
+        <w:shd w:fill="F0F0F0" w:val="clear"/>
+        <w:spacing w:after="60" w:before="60"/>
+      </w:pPr>
+      <w:r>
+        <w:rPr>
+          <w:rFonts w:ascii="Courier New" w:cs="Courier New" w:eastAsia="Courier New" w:hAnsi="Courier New"/>
+          <w:color w:val="333333"/>
+          <w:sz w:val="18"/>
+          <w:szCs w:val="18"/>
+        </w:rPr>
+        <w:t xml:space="preserve">    )</w:t>
+      </w:r>
+    </w:p>
+    <w:p>
+      <w:pPr>
+        <w:shd w:fill="F0F0F0" w:val="clear"/>
+        <w:spacing w:after="60" w:before="60"/>
+      </w:pPr>
+      <w:r>
+        <w:rPr>
+          <w:rFonts w:ascii="Courier New" w:cs="Courier New" w:eastAsia="Courier New" w:hAnsi="Courier New"/>
+          <w:color w:val="333333"/>
+          <w:sz w:val="18"/>
+          <w:szCs w:val="18"/>
+        </w:rPr>
+        <w:t xml:space="preserve">    resp.raise_for_status()</w:t>
+      </w:r>
+    </w:p>
+    <w:p>
+      <w:pPr>
+        <w:shd w:fill="F0F0F0" w:val="clear"/>
+        <w:spacing w:after="60" w:before="60"/>
+      </w:pPr>
+      <w:r>
+        <w:rPr>
+          <w:rFonts w:ascii="Courier New" w:cs="Courier New" w:eastAsia="Courier New" w:hAnsi="Courier New"/>
+          <w:color w:val="333333"/>
+          <w:sz w:val="18"/>
+          <w:szCs w:val="18"/>
+        </w:rPr>
+        <w:t xml:space="preserve">    return resp.json()["conversation_id"], resp.json()["message_id"]</w:t>
+      </w:r>
+    </w:p>
+    <w:p>
+      <w:pPr>
+        <w:shd w:fill="F0F0F0" w:val="clear"/>
+        <w:spacing w:after="60" w:before="60"/>
+      </w:pPr>
+      <w:r>
+        <w:rPr>
+          <w:rFonts w:ascii="Courier New" w:cs="Courier New" w:eastAsia="Courier New" w:hAnsi="Courier New"/>
+          <w:color w:val="333333"/>
+          <w:sz w:val="18"/>
+          <w:szCs w:val="18"/>
+        </w:rPr>
+        <w:t xml:space="preserve"/>
+      </w:r>
+    </w:p>
+    <w:p>
+      <w:pPr>
+        <w:shd w:fill="F0F0F0" w:val="clear"/>
+        <w:spacing w:after="60" w:before="60"/>
+      </w:pPr>
+      <w:r>
+        <w:rPr>
+          <w:rFonts w:ascii="Courier New" w:cs="Courier New" w:eastAsia="Courier New" w:hAnsi="Courier New"/>
+          <w:color w:val="333333"/>
+          <w:sz w:val="18"/>
+          <w:szCs w:val="18"/>
+        </w:rPr>
+        <w:t xml:space="preserve">def poll_message(space_id, conv_id, msg_id, timeout=120):</w:t>
+      </w:r>
+    </w:p>
+    <w:p>
+      <w:pPr>
+        <w:shd w:fill="F0F0F0" w:val="clear"/>
+        <w:spacing w:after="60" w:before="60"/>
+      </w:pPr>
+      <w:r>
+        <w:rPr>
+          <w:rFonts w:ascii="Courier New" w:cs="Courier New" w:eastAsia="Courier New" w:hAnsi="Courier New"/>
+          <w:color w:val="333333"/>
+          <w:sz w:val="18"/>
+          <w:szCs w:val="18"/>
+        </w:rPr>
+        <w:t xml:space="preserve">    """Poll until message is COMPLETED or timeout."""</w:t>
+      </w:r>
+    </w:p>
+    <w:p>
+      <w:pPr>
+        <w:shd w:fill="F0F0F0" w:val="clear"/>
+        <w:spacing w:after="60" w:before="60"/>
+      </w:pPr>
+      <w:r>
+        <w:rPr>
+          <w:rFonts w:ascii="Courier New" w:cs="Courier New" w:eastAsia="Courier New" w:hAnsi="Courier New"/>
+          <w:color w:val="333333"/>
+          <w:sz w:val="18"/>
+          <w:szCs w:val="18"/>
+        </w:rPr>
+        <w:t xml:space="preserve">    start = time.time()</w:t>
+      </w:r>
+    </w:p>
+    <w:p>
+      <w:pPr>
+        <w:shd w:fill="F0F0F0" w:val="clear"/>
+        <w:spacing w:after="60" w:before="60"/>
+      </w:pPr>
+      <w:r>
+        <w:rPr>
+          <w:rFonts w:ascii="Courier New" w:cs="Courier New" w:eastAsia="Courier New" w:hAnsi="Courier New"/>
+          <w:color w:val="333333"/>
+          <w:sz w:val="18"/>
+          <w:szCs w:val="18"/>
+        </w:rPr>
+        <w:t xml:space="preserve">    while time.time() - start &lt; timeout:</w:t>
+      </w:r>
+    </w:p>
+    <w:p>
+      <w:pPr>
+        <w:shd w:fill="F0F0F0" w:val="clear"/>
+        <w:spacing w:after="60" w:before="60"/>
+      </w:pPr>
+      <w:r>
+        <w:rPr>
+          <w:rFonts w:ascii="Courier New" w:cs="Courier New" w:eastAsia="Courier New" w:hAnsi="Courier New"/>
+          <w:color w:val="333333"/>
+          <w:sz w:val="18"/>
+          <w:szCs w:val="18"/>
+        </w:rPr>
+        <w:t xml:space="preserve">        resp = requests.get(</w:t>
+      </w:r>
+    </w:p>
+    <w:p>
+      <w:pPr>
+        <w:shd w:fill="F0F0F0" w:val="clear"/>
+        <w:spacing w:after="60" w:before="60"/>
+      </w:pPr>
+      <w:r>
+        <w:rPr>
+          <w:rFonts w:ascii="Courier New" w:cs="Courier New" w:eastAsia="Courier New" w:hAnsi="Courier New"/>
+          <w:color w:val="333333"/>
+          <w:sz w:val="18"/>
+          <w:szCs w:val="18"/>
+        </w:rPr>
+        <w:t xml:space="preserve">            f"{BASE_URL}/genie/spaces/{space_id}/conversations/{conv_id}/messages/{msg_id}",</w:t>
+      </w:r>
+    </w:p>
+    <w:p>
+      <w:pPr>
+        <w:shd w:fill="F0F0F0" w:val="clear"/>
+        <w:spacing w:after="60" w:before="60"/>
+      </w:pPr>
+      <w:r>
+        <w:rPr>
+          <w:rFonts w:ascii="Courier New" w:cs="Courier New" w:eastAsia="Courier New" w:hAnsi="Courier New"/>
+          <w:color w:val="333333"/>
+          <w:sz w:val="18"/>
+          <w:szCs w:val="18"/>
+        </w:rPr>
+        <w:t xml:space="preserve">            headers=HEADERS</w:t>
+      </w:r>
+    </w:p>
+    <w:p>
+      <w:pPr>
+        <w:shd w:fill="F0F0F0" w:val="clear"/>
+        <w:spacing w:after="60" w:before="60"/>
+      </w:pPr>
+      <w:r>
+        <w:rPr>
+          <w:rFonts w:ascii="Courier New" w:cs="Courier New" w:eastAsia="Courier New" w:hAnsi="Courier New"/>
+          <w:color w:val="333333"/>
+          <w:sz w:val="18"/>
+          <w:szCs w:val="18"/>
+        </w:rPr>
+        <w:t xml:space="preserve">        ).json()</w:t>
+      </w:r>
+    </w:p>
+    <w:p>
+      <w:pPr>
+        <w:shd w:fill="F0F0F0" w:val="clear"/>
+        <w:spacing w:after="60" w:before="60"/>
+      </w:pPr>
+      <w:r>
+        <w:rPr>
+          <w:rFonts w:ascii="Courier New" w:cs="Courier New" w:eastAsia="Courier New" w:hAnsi="Courier New"/>
+          <w:color w:val="333333"/>
+          <w:sz w:val="18"/>
+          <w:szCs w:val="18"/>
+        </w:rPr>
+        <w:t xml:space="preserve">        status = resp.get("status", "")</w:t>
+      </w:r>
+    </w:p>
+    <w:p>
+      <w:pPr>
+        <w:shd w:fill="F0F0F0" w:val="clear"/>
+        <w:spacing w:after="60" w:before="60"/>
+      </w:pPr>
+      <w:r>
+        <w:rPr>
+          <w:rFonts w:ascii="Courier New" w:cs="Courier New" w:eastAsia="Courier New" w:hAnsi="Courier New"/>
+          <w:color w:val="333333"/>
+          <w:sz w:val="18"/>
+          <w:szCs w:val="18"/>
+        </w:rPr>
+        <w:t xml:space="preserve">        if status == "COMPLETED":</w:t>
+      </w:r>
+    </w:p>
+    <w:p>
+      <w:pPr>
+        <w:shd w:fill="F0F0F0" w:val="clear"/>
+        <w:spacing w:after="60" w:before="60"/>
+      </w:pPr>
+      <w:r>
+        <w:rPr>
+          <w:rFonts w:ascii="Courier New" w:cs="Courier New" w:eastAsia="Courier New" w:hAnsi="Courier New"/>
+          <w:color w:val="333333"/>
+          <w:sz w:val="18"/>
+          <w:szCs w:val="18"/>
+        </w:rPr>
+        <w:t xml:space="preserve">            return resp</w:t>
+      </w:r>
+    </w:p>
+    <w:p>
+      <w:pPr>
+        <w:shd w:fill="F0F0F0" w:val="clear"/>
+        <w:spacing w:after="60" w:before="60"/>
+      </w:pPr>
+      <w:r>
+        <w:rPr>
+          <w:rFonts w:ascii="Courier New" w:cs="Courier New" w:eastAsia="Courier New" w:hAnsi="Courier New"/>
+          <w:color w:val="333333"/>
+          <w:sz w:val="18"/>
+          <w:szCs w:val="18"/>
+        </w:rPr>
+        <w:t xml:space="preserve">        elif status in ("FAILED", "CANCELLED"):</w:t>
+      </w:r>
+    </w:p>
+    <w:p>
+      <w:pPr>
+        <w:shd w:fill="F0F0F0" w:val="clear"/>
+        <w:spacing w:after="60" w:before="60"/>
+      </w:pPr>
+      <w:r>
+        <w:rPr>
+          <w:rFonts w:ascii="Courier New" w:cs="Courier New" w:eastAsia="Courier New" w:hAnsi="Courier New"/>
+          <w:color w:val="333333"/>
+          <w:sz w:val="18"/>
+          <w:szCs w:val="18"/>
+        </w:rPr>
+        <w:t xml:space="preserve">            return None</w:t>
+      </w:r>
+    </w:p>
+    <w:p>
+      <w:pPr>
+        <w:shd w:fill="F0F0F0" w:val="clear"/>
+        <w:spacing w:after="60" w:before="60"/>
+      </w:pPr>
+      <w:r>
+        <w:rPr>
+          <w:rFonts w:ascii="Courier New" w:cs="Courier New" w:eastAsia="Courier New" w:hAnsi="Courier New"/>
+          <w:color w:val="333333"/>
+          <w:sz w:val="18"/>
+          <w:szCs w:val="18"/>
+        </w:rPr>
+        <w:t xml:space="preserve">        time.sleep(3)</w:t>
+      </w:r>
+    </w:p>
+    <w:p>
+      <w:pPr>
+        <w:shd w:fill="F0F0F0" w:val="clear"/>
+        <w:spacing w:after="60" w:before="60"/>
+      </w:pPr>
+      <w:r>
+        <w:rPr>
+          <w:rFonts w:ascii="Courier New" w:cs="Courier New" w:eastAsia="Courier New" w:hAnsi="Courier New"/>
+          <w:color w:val="333333"/>
+          <w:sz w:val="18"/>
+          <w:szCs w:val="18"/>
+        </w:rPr>
+        <w:t xml:space="preserve">    return None</w:t>
+      </w:r>
+    </w:p>
+    <w:p>
+      <w:pPr>
+        <w:shd w:fill="F0F0F0" w:val="clear"/>
+        <w:spacing w:after="60" w:before="60"/>
+      </w:pPr>
+      <w:r>
+        <w:rPr>
+          <w:rFonts w:ascii="Courier New" w:cs="Courier New" w:eastAsia="Courier New" w:hAnsi="Courier New"/>
+          <w:color w:val="333333"/>
+          <w:sz w:val="18"/>
+          <w:szCs w:val="18"/>
+        </w:rPr>
+        <w:t xml:space="preserve"/>
+      </w:r>
+    </w:p>
+    <w:p>
+      <w:pPr>
+        <w:shd w:fill="F0F0F0" w:val="clear"/>
+        <w:spacing w:after="60" w:before="60"/>
+      </w:pPr>
+      <w:r>
+        <w:rPr>
+          <w:rFonts w:ascii="Courier New" w:cs="Courier New" w:eastAsia="Courier New" w:hAnsi="Courier New"/>
+          <w:color w:val="333333"/>
+          <w:sz w:val="18"/>
+          <w:szCs w:val="18"/>
+        </w:rPr>
+        <w:t xml:space="preserve">def run_evaluation(space_id):</w:t>
+      </w:r>
+    </w:p>
+    <w:p>
+      <w:pPr>
+        <w:shd w:fill="F0F0F0" w:val="clear"/>
+        <w:spacing w:after="60" w:before="60"/>
+      </w:pPr>
+      <w:r>
+        <w:rPr>
+          <w:rFonts w:ascii="Courier New" w:cs="Courier New" w:eastAsia="Courier New" w:hAnsi="Courier New"/>
+          <w:color w:val="333333"/>
+          <w:sz w:val="18"/>
+          <w:szCs w:val="18"/>
+        </w:rPr>
+        <w:t xml:space="preserve">    results = []</w:t>
+      </w:r>
+    </w:p>
+    <w:p>
+      <w:pPr>
+        <w:shd w:fill="F0F0F0" w:val="clear"/>
+        <w:spacing w:after="60" w:before="60"/>
+      </w:pPr>
+      <w:r>
+        <w:rPr>
+          <w:rFonts w:ascii="Courier New" w:cs="Courier New" w:eastAsia="Courier New" w:hAnsi="Courier New"/>
+          <w:color w:val="333333"/>
+          <w:sz w:val="18"/>
+          <w:szCs w:val="18"/>
+        </w:rPr>
+        <w:t xml:space="preserve">    for q in GOLDEN_QUERIES:</w:t>
+      </w:r>
+    </w:p>
+    <w:p>
+      <w:pPr>
+        <w:shd w:fill="F0F0F0" w:val="clear"/>
+        <w:spacing w:after="60" w:before="60"/>
+      </w:pPr>
+      <w:r>
+        <w:rPr>
+          <w:rFonts w:ascii="Courier New" w:cs="Courier New" w:eastAsia="Courier New" w:hAnsi="Courier New"/>
+          <w:color w:val="333333"/>
+          <w:sz w:val="18"/>
+          <w:szCs w:val="18"/>
+        </w:rPr>
+        <w:t xml:space="preserve">        conv_id, msg_id = start_conversation(space_id, q["prompt"])</w:t>
+      </w:r>
+    </w:p>
+    <w:p>
+      <w:pPr>
+        <w:shd w:fill="F0F0F0" w:val="clear"/>
+        <w:spacing w:after="60" w:before="60"/>
+      </w:pPr>
+      <w:r>
+        <w:rPr>
+          <w:rFonts w:ascii="Courier New" w:cs="Courier New" w:eastAsia="Courier New" w:hAnsi="Courier New"/>
+          <w:color w:val="333333"/>
+          <w:sz w:val="18"/>
+          <w:szCs w:val="18"/>
+        </w:rPr>
+        <w:t xml:space="preserve">        msg = poll_message(space_id, conv_id, msg_id)</w:t>
+      </w:r>
+    </w:p>
+    <w:p>
+      <w:pPr>
+        <w:shd w:fill="F0F0F0" w:val="clear"/>
+        <w:spacing w:after="60" w:before="60"/>
+      </w:pPr>
+      <w:r>
+        <w:rPr>
+          <w:rFonts w:ascii="Courier New" w:cs="Courier New" w:eastAsia="Courier New" w:hAnsi="Courier New"/>
+          <w:color w:val="333333"/>
+          <w:sz w:val="18"/>
+          <w:szCs w:val="18"/>
+        </w:rPr>
+        <w:t xml:space="preserve">        if not msg:</w:t>
+      </w:r>
+    </w:p>
+    <w:p>
+      <w:pPr>
+        <w:shd w:fill="F0F0F0" w:val="clear"/>
+        <w:spacing w:after="60" w:before="60"/>
+      </w:pPr>
+      <w:r>
+        <w:rPr>
+          <w:rFonts w:ascii="Courier New" w:cs="Courier New" w:eastAsia="Courier New" w:hAnsi="Courier New"/>
+          <w:color w:val="333333"/>
+          <w:sz w:val="18"/>
+          <w:szCs w:val="18"/>
+        </w:rPr>
+        <w:t xml:space="preserve">            results.append({**q, "status": "TIMEOUT", "passed": False})</w:t>
+      </w:r>
+    </w:p>
+    <w:p>
+      <w:pPr>
+        <w:shd w:fill="F0F0F0" w:val="clear"/>
+        <w:spacing w:after="60" w:before="60"/>
+      </w:pPr>
+      <w:r>
+        <w:rPr>
+          <w:rFonts w:ascii="Courier New" w:cs="Courier New" w:eastAsia="Courier New" w:hAnsi="Courier New"/>
+          <w:color w:val="333333"/>
+          <w:sz w:val="18"/>
+          <w:szCs w:val="18"/>
+        </w:rPr>
+        <w:t xml:space="preserve">            continue</w:t>
+      </w:r>
+    </w:p>
+    <w:p>
+      <w:pPr>
+        <w:shd w:fill="F0F0F0" w:val="clear"/>
+        <w:spacing w:after="60" w:before="60"/>
+      </w:pPr>
+      <w:r>
+        <w:rPr>
+          <w:rFonts w:ascii="Courier New" w:cs="Courier New" w:eastAsia="Courier New" w:hAnsi="Courier New"/>
+          <w:color w:val="333333"/>
+          <w:sz w:val="18"/>
+          <w:szCs w:val="18"/>
+        </w:rPr>
+        <w:t xml:space="preserve">        # Extract query result and hash it</w:t>
+      </w:r>
+    </w:p>
+    <w:p>
+      <w:pPr>
+        <w:shd w:fill="F0F0F0" w:val="clear"/>
+        <w:spacing w:after="60" w:before="60"/>
+      </w:pPr>
+      <w:r>
+        <w:rPr>
+          <w:rFonts w:ascii="Courier New" w:cs="Courier New" w:eastAsia="Courier New" w:hAnsi="Courier New"/>
+          <w:color w:val="333333"/>
+          <w:sz w:val="18"/>
+          <w:szCs w:val="18"/>
+        </w:rPr>
+        <w:t xml:space="preserve">        attachments = msg.get("attachments", [])</w:t>
+      </w:r>
+    </w:p>
+    <w:p>
+      <w:pPr>
+        <w:shd w:fill="F0F0F0" w:val="clear"/>
+        <w:spacing w:after="60" w:before="60"/>
+      </w:pPr>
+      <w:r>
+        <w:rPr>
+          <w:rFonts w:ascii="Courier New" w:cs="Courier New" w:eastAsia="Courier New" w:hAnsi="Courier New"/>
+          <w:color w:val="333333"/>
+          <w:sz w:val="18"/>
+          <w:szCs w:val="18"/>
+        </w:rPr>
+        <w:t xml:space="preserve">        query_result = next((a for a in attachments if a.get("type") == "query_result"), None)</w:t>
+      </w:r>
+    </w:p>
+    <w:p>
+      <w:pPr>
+        <w:shd w:fill="F0F0F0" w:val="clear"/>
+        <w:spacing w:after="60" w:before="60"/>
+      </w:pPr>
+      <w:r>
+        <w:rPr>
+          <w:rFonts w:ascii="Courier New" w:cs="Courier New" w:eastAsia="Courier New" w:hAnsi="Courier New"/>
+          <w:color w:val="333333"/>
+          <w:sz w:val="18"/>
+          <w:szCs w:val="18"/>
+        </w:rPr>
+        <w:t xml:space="preserve">        if not query_result:</w:t>
+      </w:r>
+    </w:p>
+    <w:p>
+      <w:pPr>
+        <w:shd w:fill="F0F0F0" w:val="clear"/>
+        <w:spacing w:after="60" w:before="60"/>
+      </w:pPr>
+      <w:r>
+        <w:rPr>
+          <w:rFonts w:ascii="Courier New" w:cs="Courier New" w:eastAsia="Courier New" w:hAnsi="Courier New"/>
+          <w:color w:val="333333"/>
+          <w:sz w:val="18"/>
+          <w:szCs w:val="18"/>
+        </w:rPr>
+        <w:t xml:space="preserve">            results.append({**q, "status": "NO_RESULT", "passed": False})</w:t>
+      </w:r>
+    </w:p>
+    <w:p>
+      <w:pPr>
+        <w:shd w:fill="F0F0F0" w:val="clear"/>
+        <w:spacing w:after="60" w:before="60"/>
+      </w:pPr>
+      <w:r>
+        <w:rPr>
+          <w:rFonts w:ascii="Courier New" w:cs="Courier New" w:eastAsia="Courier New" w:hAnsi="Courier New"/>
+          <w:color w:val="333333"/>
+          <w:sz w:val="18"/>
+          <w:szCs w:val="18"/>
+        </w:rPr>
+        <w:t xml:space="preserve">            continue</w:t>
+      </w:r>
+    </w:p>
+    <w:p>
+      <w:pPr>
+        <w:shd w:fill="F0F0F0" w:val="clear"/>
+        <w:spacing w:after="60" w:before="60"/>
+      </w:pPr>
+      <w:r>
+        <w:rPr>
+          <w:rFonts w:ascii="Courier New" w:cs="Courier New" w:eastAsia="Courier New" w:hAnsi="Courier New"/>
+          <w:color w:val="333333"/>
+          <w:sz w:val="18"/>
+          <w:szCs w:val="18"/>
+        </w:rPr>
+        <w:t xml:space="preserve">        rows = query_result.get("result", {}).get("data_array", [])</w:t>
+      </w:r>
+    </w:p>
+    <w:p>
+      <w:pPr>
+        <w:shd w:fill="F0F0F0" w:val="clear"/>
+        <w:spacing w:after="60" w:before="60"/>
+      </w:pPr>
+      <w:r>
+        <w:rPr>
+          <w:rFonts w:ascii="Courier New" w:cs="Courier New" w:eastAsia="Courier New" w:hAnsi="Courier New"/>
+          <w:color w:val="333333"/>
+          <w:sz w:val="18"/>
+          <w:szCs w:val="18"/>
+        </w:rPr>
+        <w:t xml:space="preserve">        actual_hash = hash_results(rows)</w:t>
+      </w:r>
+    </w:p>
+    <w:p>
+      <w:pPr>
+        <w:shd w:fill="F0F0F0" w:val="clear"/>
+        <w:spacing w:after="60" w:before="60"/>
+      </w:pPr>
+      <w:r>
+        <w:rPr>
+          <w:rFonts w:ascii="Courier New" w:cs="Courier New" w:eastAsia="Courier New" w:hAnsi="Courier New"/>
+          <w:color w:val="333333"/>
+          <w:sz w:val="18"/>
+          <w:szCs w:val="18"/>
+        </w:rPr>
+        <w:t xml:space="preserve">        passed = (len(rows) == q["expected_rows"] and</w:t>
+      </w:r>
+    </w:p>
+    <w:p>
+      <w:pPr>
+        <w:shd w:fill="F0F0F0" w:val="clear"/>
+        <w:spacing w:after="60" w:before="60"/>
+      </w:pPr>
+      <w:r>
+        <w:rPr>
+          <w:rFonts w:ascii="Courier New" w:cs="Courier New" w:eastAsia="Courier New" w:hAnsi="Courier New"/>
+          <w:color w:val="333333"/>
+          <w:sz w:val="18"/>
+          <w:szCs w:val="18"/>
+        </w:rPr>
+        <w:t xml:space="preserve">                  actual_hash == q["expected_hash"])</w:t>
+      </w:r>
+    </w:p>
+    <w:p>
+      <w:pPr>
+        <w:shd w:fill="F0F0F0" w:val="clear"/>
+        <w:spacing w:after="60" w:before="60"/>
+      </w:pPr>
+      <w:r>
+        <w:rPr>
+          <w:rFonts w:ascii="Courier New" w:cs="Courier New" w:eastAsia="Courier New" w:hAnsi="Courier New"/>
+          <w:color w:val="333333"/>
+          <w:sz w:val="18"/>
+          <w:szCs w:val="18"/>
+        </w:rPr>
+        <w:t xml:space="preserve">        results.append({</w:t>
+      </w:r>
+    </w:p>
+    <w:p>
+      <w:pPr>
+        <w:shd w:fill="F0F0F0" w:val="clear"/>
+        <w:spacing w:after="60" w:before="60"/>
+      </w:pPr>
+      <w:r>
+        <w:rPr>
+          <w:rFonts w:ascii="Courier New" w:cs="Courier New" w:eastAsia="Courier New" w:hAnsi="Courier New"/>
+          <w:color w:val="333333"/>
+          <w:sz w:val="18"/>
+          <w:szCs w:val="18"/>
+        </w:rPr>
+        <w:t xml:space="preserve">            **q,</w:t>
+      </w:r>
+    </w:p>
+    <w:p>
+      <w:pPr>
+        <w:shd w:fill="F0F0F0" w:val="clear"/>
+        <w:spacing w:after="60" w:before="60"/>
+      </w:pPr>
+      <w:r>
+        <w:rPr>
+          <w:rFonts w:ascii="Courier New" w:cs="Courier New" w:eastAsia="Courier New" w:hAnsi="Courier New"/>
+          <w:color w:val="333333"/>
+          <w:sz w:val="18"/>
+          <w:szCs w:val="18"/>
+        </w:rPr>
+        <w:t xml:space="preserve">            "actual_rows": len(rows),</w:t>
+      </w:r>
+    </w:p>
+    <w:p>
+      <w:pPr>
+        <w:shd w:fill="F0F0F0" w:val="clear"/>
+        <w:spacing w:after="60" w:before="60"/>
+      </w:pPr>
+      <w:r>
+        <w:rPr>
+          <w:rFonts w:ascii="Courier New" w:cs="Courier New" w:eastAsia="Courier New" w:hAnsi="Courier New"/>
+          <w:color w:val="333333"/>
+          <w:sz w:val="18"/>
+          <w:szCs w:val="18"/>
+        </w:rPr>
+        <w:t xml:space="preserve">            "actual_hash": actual_hash,</w:t>
+      </w:r>
+    </w:p>
+    <w:p>
+      <w:pPr>
+        <w:shd w:fill="F0F0F0" w:val="clear"/>
+        <w:spacing w:after="60" w:before="60"/>
+      </w:pPr>
+      <w:r>
+        <w:rPr>
+          <w:rFonts w:ascii="Courier New" w:cs="Courier New" w:eastAsia="Courier New" w:hAnsi="Courier New"/>
+          <w:color w:val="333333"/>
+          <w:sz w:val="18"/>
+          <w:szCs w:val="18"/>
+        </w:rPr>
+        <w:t xml:space="preserve">            "passed": passed,</w:t>
+      </w:r>
+    </w:p>
+    <w:p>
+      <w:pPr>
+        <w:shd w:fill="F0F0F0" w:val="clear"/>
+        <w:spacing w:after="60" w:before="60"/>
+      </w:pPr>
+      <w:r>
+        <w:rPr>
+          <w:rFonts w:ascii="Courier New" w:cs="Courier New" w:eastAsia="Courier New" w:hAnsi="Courier New"/>
+          <w:color w:val="333333"/>
+          <w:sz w:val="18"/>
+          <w:szCs w:val="18"/>
+        </w:rPr>
+        <w:t xml:space="preserve">            "generated_sql": msg.get("sql", ""),</w:t>
+      </w:r>
+    </w:p>
+    <w:p>
+      <w:pPr>
+        <w:shd w:fill="F0F0F0" w:val="clear"/>
+        <w:spacing w:after="60" w:before="60"/>
+      </w:pPr>
+      <w:r>
+        <w:rPr>
+          <w:rFonts w:ascii="Courier New" w:cs="Courier New" w:eastAsia="Courier New" w:hAnsi="Courier New"/>
+          <w:color w:val="333333"/>
+          <w:sz w:val="18"/>
+          <w:szCs w:val="18"/>
+        </w:rPr>
+        <w:t xml:space="preserve">        })</w:t>
+      </w:r>
+    </w:p>
+    <w:p>
+      <w:pPr>
+        <w:shd w:fill="F0F0F0" w:val="clear"/>
+        <w:spacing w:after="60" w:before="60"/>
+      </w:pPr>
+      <w:r>
+        <w:rPr>
+          <w:rFonts w:ascii="Courier New" w:cs="Courier New" w:eastAsia="Courier New" w:hAnsi="Courier New"/>
+          <w:color w:val="333333"/>
+          <w:sz w:val="18"/>
+          <w:szCs w:val="18"/>
+        </w:rPr>
+        <w:t xml:space="preserve">    return results</w:t>
+      </w:r>
+    </w:p>
+    <w:p>
+      <w:pPr>
+        <w:shd w:fill="F0F0F0" w:val="clear"/>
+        <w:spacing w:after="60" w:before="60"/>
+      </w:pPr>
+      <w:r>
+        <w:rPr>
+          <w:rFonts w:ascii="Courier New" w:cs="Courier New" w:eastAsia="Courier New" w:hAnsi="Courier New"/>
+          <w:color w:val="333333"/>
+          <w:sz w:val="18"/>
+          <w:szCs w:val="18"/>
+        </w:rPr>
+        <w:t xml:space="preserve"/>
+      </w:r>
+    </w:p>
+    <w:p>
+      <w:pPr>
+        <w:shd w:fill="F0F0F0" w:val="clear"/>
+        <w:spacing w:after="60" w:before="60"/>
+      </w:pPr>
+      <w:r>
+        <w:rPr>
+          <w:rFonts w:ascii="Courier New" w:cs="Courier New" w:eastAsia="Courier New" w:hAnsi="Courier New"/>
+          <w:color w:val="333333"/>
+          <w:sz w:val="18"/>
+          <w:szCs w:val="18"/>
+        </w:rPr>
+        <w:t xml:space="preserve">if __name__ == "__main__":</w:t>
+      </w:r>
+    </w:p>
+    <w:p>
+      <w:pPr>
+        <w:shd w:fill="F0F0F0" w:val="clear"/>
+        <w:spacing w:after="60" w:before="60"/>
+      </w:pPr>
+      <w:r>
+        <w:rPr>
+          <w:rFonts w:ascii="Courier New" w:cs="Courier New" w:eastAsia="Courier New" w:hAnsi="Courier New"/>
+          <w:color w:val="333333"/>
+          <w:sz w:val="18"/>
+          <w:szCs w:val="18"/>
+        </w:rPr>
+        <w:t xml:space="preserve">    parser = argparse.ArgumentParser()</w:t>
+      </w:r>
+    </w:p>
+    <w:p>
+      <w:pPr>
+        <w:shd w:fill="F0F0F0" w:val="clear"/>
+        <w:spacing w:after="60" w:before="60"/>
+      </w:pPr>
+      <w:r>
+        <w:rPr>
+          <w:rFonts w:ascii="Courier New" w:cs="Courier New" w:eastAsia="Courier New" w:hAnsi="Courier New"/>
+          <w:color w:val="333333"/>
+          <w:sz w:val="18"/>
+          <w:szCs w:val="18"/>
+        </w:rPr>
+        <w:t xml:space="preserve">    parser.add_argument("--space-id", required=True)</w:t>
+      </w:r>
+    </w:p>
+    <w:p>
+      <w:pPr>
+        <w:shd w:fill="F0F0F0" w:val="clear"/>
+        <w:spacing w:after="60" w:before="60"/>
+      </w:pPr>
+      <w:r>
+        <w:rPr>
+          <w:rFonts w:ascii="Courier New" w:cs="Courier New" w:eastAsia="Courier New" w:hAnsi="Courier New"/>
+          <w:color w:val="333333"/>
+          <w:sz w:val="18"/>
+          <w:szCs w:val="18"/>
+        </w:rPr>
+        <w:t xml:space="preserve">    args = parser.parse_args()</w:t>
+      </w:r>
+    </w:p>
+    <w:p>
+      <w:pPr>
+        <w:shd w:fill="F0F0F0" w:val="clear"/>
+        <w:spacing w:after="60" w:before="60"/>
+      </w:pPr>
+      <w:r>
+        <w:rPr>
+          <w:rFonts w:ascii="Courier New" w:cs="Courier New" w:eastAsia="Courier New" w:hAnsi="Courier New"/>
+          <w:color w:val="333333"/>
+          <w:sz w:val="18"/>
+          <w:szCs w:val="18"/>
+        </w:rPr>
+        <w:t xml:space="preserve">    results = run_evaluation(args.space_id)</w:t>
+      </w:r>
+    </w:p>
+    <w:p>
+      <w:pPr>
+        <w:shd w:fill="F0F0F0" w:val="clear"/>
+        <w:spacing w:after="60" w:before="60"/>
+      </w:pPr>
+      <w:r>
+        <w:rPr>
+          <w:rFonts w:ascii="Courier New" w:cs="Courier New" w:eastAsia="Courier New" w:hAnsi="Courier New"/>
+          <w:color w:val="333333"/>
+          <w:sz w:val="18"/>
+          <w:szCs w:val="18"/>
+        </w:rPr>
+        <w:t xml:space="preserve">    passed = sum(1 for r in results if r["passed"])</w:t>
+      </w:r>
+    </w:p>
+    <w:p>
+      <w:pPr>
+        <w:shd w:fill="F0F0F0" w:val="clear"/>
+        <w:spacing w:after="60" w:before="60"/>
+      </w:pPr>
+      <w:r>
+        <w:rPr>
+          <w:rFonts w:ascii="Courier New" w:cs="Courier New" w:eastAsia="Courier New" w:hAnsi="Courier New"/>
+          <w:color w:val="333333"/>
+          <w:sz w:val="18"/>
+          <w:szCs w:val="18"/>
+        </w:rPr>
+        <w:t xml:space="preserve">    print(f"\nResults: {passed}/{len(results)} passed")</w:t>
+      </w:r>
+    </w:p>
+    <w:p>
+      <w:pPr>
+        <w:shd w:fill="F0F0F0" w:val="clear"/>
+        <w:spacing w:after="60" w:before="60"/>
+      </w:pPr>
+      <w:r>
+        <w:rPr>
+          <w:rFonts w:ascii="Courier New" w:cs="Courier New" w:eastAsia="Courier New" w:hAnsi="Courier New"/>
+          <w:color w:val="333333"/>
+          <w:sz w:val="18"/>
+          <w:szCs w:val="18"/>
+        </w:rPr>
+        <w:t xml:space="preserve">    if passed &lt; len(results):</w:t>
+      </w:r>
+    </w:p>
+    <w:p>
+      <w:pPr>
+        <w:shd w:fill="F0F0F0" w:val="clear"/>
+        <w:spacing w:after="60" w:before="60"/>
+      </w:pPr>
+      <w:r>
+        <w:rPr>
+          <w:rFonts w:ascii="Courier New" w:cs="Courier New" w:eastAsia="Courier New" w:hAnsi="Courier New"/>
+          <w:color w:val="333333"/>
+          <w:sz w:val="18"/>
+          <w:szCs w:val="18"/>
+        </w:rPr>
+        <w:t xml:space="preserve">        print("DEGRADATION DETECTED — review failed queries above")</w:t>
+      </w:r>
+    </w:p>
+    <w:p>
+      <w:pPr>
+        <w:shd w:fill="F0F0F0" w:val="clear"/>
+        <w:spacing w:after="60" w:before="60"/>
+      </w:pPr>
+      <w:r>
+        <w:rPr>
+          <w:rFonts w:ascii="Courier New" w:cs="Courier New" w:eastAsia="Courier New" w:hAnsi="Courier New"/>
+          <w:color w:val="333333"/>
+          <w:sz w:val="18"/>
+          <w:szCs w:val="18"/>
+        </w:rPr>
+        <w:t xml:space="preserve">        sys.exit(1)</w:t>
+      </w:r>
+    </w:p>
+    <w:p>
+      <w:pPr>
+        <w:spacing w:after="0" w:before="120"/>
+      </w:pPr>
+    </w:p>
+    <w:p>
+      <w:pPr>
+        <w:pStyle w:val="Heading2"/>
+        <w:spacing w:after="160" w:before="280"/>
+      </w:pPr>
+      <w:r>
+        <w:rPr>
+          <w:rFonts w:ascii="Arial" w:cs="Arial" w:eastAsia="Arial" w:hAnsi="Arial"/>
+          <w:b/>
+          <w:bCs/>
+          <w:color w:val="0072CE"/>
+          <w:sz w:val="28"/>
+          <w:szCs w:val="28"/>
+        </w:rPr>
+        <w:t xml:space="preserve">4.4 Scheduling &amp; Alerting</w:t>
       </w:r>
     </w:p>
     <w:p>
@@ -15850,6 +18082,21 @@
     <w:lvlOverride w:ilvl="0">
       <w:startOverride w:val="1"/>
     </w:lvlOverride>
+  </w:num>
+  <w:num w:numId="10">
+    <w:abstractNumId w:val="3"/>
+  </w:num>
+  <w:num w:numId="11">
+    <w:abstractNumId w:val="3"/>
+  </w:num>
+  <w:num w:numId="12">
+    <w:abstractNumId w:val="3"/>
+  </w:num>
+  <w:num w:numId="13">
+    <w:abstractNumId w:val="3"/>
+  </w:num>
+  <w:num w:numId="14">
+    <w:abstractNumId w:val="3"/>
   </w:num>
 </w:numbering>
 </file>

--- a/Genie Spaces Golden Benchmark Framework.docx
+++ b/Genie Spaces Golden Benchmark Framework.docx
@@ -2955,7 +2955,7 @@
                 <w:sz w:val="20"/>
                 <w:szCs w:val="20"/>
               </w:rPr>
-              <w:t xml:space="preserve">-- Store this baseline value in golden_benchmark.baseline_checksums</w:t>
+              <w:t xml:space="preserve">-- Record this as the expected answer for Q001 (paste the query as its SQL Answer)</w:t>
             </w:r>
           </w:p>
         </w:tc>
@@ -6974,7 +6974,7 @@
           <w:sz w:val="28"/>
           <w:szCs w:val="28"/>
         </w:rPr>
-        <w:t xml:space="preserve">Table 6: baseline_checksums  (Metadata / Control Table)</w:t>
+        <w:t xml:space="preserve">Table 6: baseline_checksums  (Optional — Custom Harness Only)</w:t>
       </w:r>
     </w:p>
     <w:p>
@@ -7004,7 +7004,7 @@
           <w:sz w:val="22"/>
           <w:szCs w:val="22"/>
         </w:rPr>
-        <w:t xml:space="preserve">This control table stores the pre-computed expected result hashes for each golden query. It is the "answer key" — during evaluation runs, Genie query results are hashed and compared against these baselines. Any mismatch triggers an alert.</w:t>
+        <w:t xml:space="preserve">Important: this table is NOT used by the native Databricks Benchmarks feature (Section 4.2). Native benchmarks store only the question and SQL Answer inside the Genie Space itself and score automatically — they need no external checksum table. Create this table ONLY if you also run the optional custom REST harness (Section 4.3), which compares result hashes programmatically. For native benchmarks, your real answer key is simply the 15 question + SQL Answer pairs (Q001-Q015) that you paste into the Genie UI.</w:t>
       </w:r>
     </w:p>
     <w:p>
@@ -7055,7 +7055,7 @@
                 <w:sz w:val="22"/>
                 <w:szCs w:val="22"/>
               </w:rPr>
-              <w:t xml:space="preserve">🔑  Critical Table — Do Not Modify After Initial Setup</w:t>
+              <w:t xml:space="preserve">🔑  Skip This Table If You Use Native Benchmarks</w:t>
             </w:r>
           </w:p>
           <w:p>
@@ -7068,7 +7068,7 @@
                 <w:sz w:val="20"/>
                 <w:szCs w:val="20"/>
               </w:rPr>
-              <w:t xml:space="preserve">This table is append-only. Each time a new baseline is established (e.g., after a</w:t>
+              <w:t xml:space="preserve">This table belongs to the optional custom harness only. If you are using the native</w:t>
             </w:r>
           </w:p>
           <w:p>
@@ -7081,7 +7081,7 @@
                 <w:sz w:val="20"/>
                 <w:szCs w:val="20"/>
               </w:rPr>
-              <w:t xml:space="preserve">deliberate model upgrade), a new version row is inserted — previous versions are preserved</w:t>
+              <w:t xml:space="preserve">Benchmarks feature, you can skip creating it entirely. If you do use it (with the harness),</w:t>
             </w:r>
           </w:p>
           <w:p>
@@ -7094,7 +7094,7 @@
                 <w:sz w:val="20"/>
                 <w:szCs w:val="20"/>
               </w:rPr>
-              <w:t xml:space="preserve">for rollback comparison. Never UPDATE or DELETE rows from this table.</w:t>
+              <w:t xml:space="preserve">treat it as append-only: insert a new version row per baseline; never UPDATE or DELETE rows.</w:t>
             </w:r>
           </w:p>
         </w:tc>
@@ -8413,7 +8413,7 @@
           <w:sz w:val="22"/>
           <w:szCs w:val="22"/>
         </w:rPr>
-        <w:t xml:space="preserve">baseline_checksums  (optional — include for self-referential queries)</w:t>
+        <w:t xml:space="preserve">(Do NOT add baseline_checksums — it is harness-only and not queried by Genie)</w:t>
       </w:r>
     </w:p>
     <w:p>
@@ -12993,147 +12993,6 @@
         <w:spacing w:after="0" w:before="120"/>
       </w:pPr>
     </w:p>
-    <w:p>
-      <w:pPr>
-        <w:pStyle w:val="Heading3"/>
-        <w:spacing w:after="120" w:before="200"/>
-      </w:pPr>
-      <w:r>
-        <w:rPr>
-          <w:rFonts w:ascii="Arial" w:cs="Arial" w:eastAsia="Arial" w:hAnsi="Arial"/>
-          <w:b/>
-          <w:bCs/>
-          <w:color w:val="1B3A6B"/>
-          <w:sz w:val="24"/>
-          <w:szCs w:val="24"/>
-        </w:rPr>
-        <w:t xml:space="preserve">4.2.2 Step-by-Step: Add the 15 Golden Questions as Benchmarks</w:t>
-      </w:r>
-    </w:p>
-    <w:p>
-      <w:pPr>
-        <w:numPr>
-          <w:ilvl w:val="0"/>
-          <w:numId w:val="10"/>
-        </w:numPr>
-        <w:spacing w:after="60" w:before="60"/>
-      </w:pPr>
-      <w:r>
-        <w:rPr>
-          <w:rFonts w:ascii="Arial" w:cs="Arial" w:eastAsia="Arial" w:hAnsi="Arial"/>
-          <w:sz w:val="22"/>
-          <w:szCs w:val="22"/>
-        </w:rPr>
-        <w:t xml:space="preserve">Open your Golden Genie Space and click Benchmarks near the top of the space.</w:t>
-      </w:r>
-    </w:p>
-    <w:p>
-      <w:pPr>
-        <w:numPr>
-          <w:ilvl w:val="0"/>
-          <w:numId w:val="10"/>
-        </w:numPr>
-        <w:spacing w:after="60" w:before="60"/>
-      </w:pPr>
-      <w:r>
-        <w:rPr>
-          <w:rFonts w:ascii="Arial" w:cs="Arial" w:eastAsia="Arial" w:hAnsi="Arial"/>
-          <w:sz w:val="22"/>
-          <w:szCs w:val="22"/>
-        </w:rPr>
-        <w:t xml:space="preserve">Click Add benchmark.</w:t>
-      </w:r>
-    </w:p>
-    <w:p>
-      <w:pPr>
-        <w:numPr>
-          <w:ilvl w:val="0"/>
-          <w:numId w:val="10"/>
-        </w:numPr>
-        <w:spacing w:after="60" w:before="60"/>
-      </w:pPr>
-      <w:r>
-        <w:rPr>
-          <w:rFonts w:ascii="Arial" w:cs="Arial" w:eastAsia="Arial" w:hAnsi="Arial"/>
-          <w:sz w:val="22"/>
-          <w:szCs w:val="22"/>
-        </w:rPr>
-        <w:t xml:space="preserve">In the Question field, enter the natural-language prompt (e.g., "What is the total revenue from completed sales?").</w:t>
-      </w:r>
-    </w:p>
-    <w:p>
-      <w:pPr>
-        <w:numPr>
-          <w:ilvl w:val="0"/>
-          <w:numId w:val="10"/>
-        </w:numPr>
-        <w:spacing w:after="60" w:before="60"/>
-      </w:pPr>
-      <w:r>
-        <w:rPr>
-          <w:rFonts w:ascii="Arial" w:cs="Arial" w:eastAsia="Arial" w:hAnsi="Arial"/>
-          <w:sz w:val="22"/>
-          <w:szCs w:val="22"/>
-        </w:rPr>
-        <w:t xml:space="preserve">In the SQL Answer field, paste the corresponding reference SQL (Q001-Q015 from the SQL Reference document). This is the ground truth.</w:t>
-      </w:r>
-    </w:p>
-    <w:p>
-      <w:pPr>
-        <w:numPr>
-          <w:ilvl w:val="0"/>
-          <w:numId w:val="10"/>
-        </w:numPr>
-        <w:spacing w:after="60" w:before="60"/>
-      </w:pPr>
-      <w:r>
-        <w:rPr>
-          <w:rFonts w:ascii="Arial" w:cs="Arial" w:eastAsia="Arial" w:hAnsi="Arial"/>
-          <w:sz w:val="22"/>
-          <w:szCs w:val="22"/>
-        </w:rPr>
-        <w:t xml:space="preserve">Click Run to verify the SQL Answer executes and returns the expected result.</w:t>
-      </w:r>
-    </w:p>
-    <w:p>
-      <w:pPr>
-        <w:numPr>
-          <w:ilvl w:val="0"/>
-          <w:numId w:val="10"/>
-        </w:numPr>
-        <w:spacing w:after="60" w:before="60"/>
-      </w:pPr>
-      <w:r>
-        <w:rPr>
-          <w:rFonts w:ascii="Arial" w:cs="Arial" w:eastAsia="Arial" w:hAnsi="Arial"/>
-          <w:sz w:val="22"/>
-          <w:szCs w:val="22"/>
-        </w:rPr>
-        <w:t xml:space="preserve">Click Add benchmark to save.</w:t>
-      </w:r>
-    </w:p>
-    <w:p>
-      <w:pPr>
-        <w:numPr>
-          <w:ilvl w:val="0"/>
-          <w:numId w:val="10"/>
-        </w:numPr>
-        <w:spacing w:after="60" w:before="60"/>
-      </w:pPr>
-      <w:r>
-        <w:rPr>
-          <w:rFonts w:ascii="Arial" w:cs="Arial" w:eastAsia="Arial" w:hAnsi="Arial"/>
-          <w:sz w:val="22"/>
-          <w:szCs w:val="22"/>
-        </w:rPr>
-        <w:t xml:space="preserve">Repeat for all 15 golden queries.</w:t>
-      </w:r>
-    </w:p>
-    <w:p>
-      <w:pPr>
-        <w:spacing w:after="0" w:before="80"/>
-      </w:pPr>
-    </w:p>
     <w:tbl>
       <w:tblPr>
         <w:tblW w:w="9360" w:type="dxa"/>
@@ -13168,7 +13027,7 @@
           </w:tcPr>
           <w:p>
             <w:pPr>
-              <w:spacing w:after="40" w:before="0"/>
+              <w:spacing w:after="40" w:before="40"/>
             </w:pPr>
             <w:r>
               <w:rPr>
@@ -13179,7 +13038,7 @@
                 <w:sz w:val="22"/>
                 <w:szCs w:val="22"/>
               </w:rPr>
-              <w:t xml:space="preserve">Tip: Test Multiple Phrasings</w:t>
+              <w:t xml:space="preserve">The Add Benchmark Dialog Has Exactly Two Fields</w:t>
             </w:r>
           </w:p>
           <w:p>
@@ -13192,7 +13051,7 @@
                 <w:sz w:val="20"/>
                 <w:szCs w:val="20"/>
               </w:rPr>
-              <w:t xml:space="preserve">Databricks recommends 2-4 phrasings of each question using the SAME SQL Answer. This catches</w:t>
+              <w:t xml:space="preserve">When you click Add benchmark, the dialog contains only:</w:t>
             </w:r>
           </w:p>
           <w:p>
@@ -13205,7 +13064,7 @@
                 <w:sz w:val="20"/>
                 <w:szCs w:val="20"/>
               </w:rPr>
-              <w:t xml:space="preserve">degradation in language understanding, not just SQL generation. For example, add both</w:t>
+              <w:t xml:space="preserve">   1. Question - the natural-language prompt.</w:t>
             </w:r>
           </w:p>
           <w:p>
@@ -13218,7 +13077,7 @@
                 <w:sz w:val="20"/>
                 <w:szCs w:val="20"/>
               </w:rPr>
-              <w:t xml:space="preserve">"What is the total revenue from completed sales?" and "How much have we earned from</w:t>
+              <w:t xml:space="preserve">   2. SQL Answer - the ground-truth SQL whose result set is the correct answer.</w:t>
             </w:r>
           </w:p>
           <w:p>
@@ -13231,7 +13090,46 @@
                 <w:sz w:val="20"/>
                 <w:szCs w:val="20"/>
               </w:rPr>
-              <w:t xml:space="preserve">completed orders?" pointing to the identical Q001 SQL Answer.</w:t>
+              <w:t xml:space="preserve"/>
+            </w:r>
+          </w:p>
+          <w:p>
+            <w:pPr>
+              <w:spacing w:after="40" w:before="40"/>
+            </w:pPr>
+            <w:r>
+              <w:rPr>
+                <w:rFonts w:ascii="Arial" w:cs="Arial" w:hAnsi="Arial"/>
+                <w:sz w:val="20"/>
+                <w:szCs w:val="20"/>
+              </w:rPr>
+              <w:t xml:space="preserve">There is no description, tolerance, column list, or version field. Genie scores</w:t>
+            </w:r>
+          </w:p>
+          <w:p>
+            <w:pPr>
+              <w:spacing w:after="40" w:before="40"/>
+            </w:pPr>
+            <w:r>
+              <w:rPr>
+                <w:rFonts w:ascii="Arial" w:cs="Arial" w:hAnsi="Arial"/>
+                <w:sz w:val="20"/>
+                <w:szCs w:val="20"/>
+              </w:rPr>
+              <w:t xml:space="preserve">automatically by running your SQL Answer and comparing its result set to the SQL Genie</w:t>
+            </w:r>
+          </w:p>
+          <w:p>
+            <w:pPr>
+              <w:spacing w:after="40" w:before="40"/>
+            </w:pPr>
+            <w:r>
+              <w:rPr>
+                <w:rFonts w:ascii="Arial" w:cs="Arial" w:hAnsi="Arial"/>
+                <w:sz w:val="20"/>
+                <w:szCs w:val="20"/>
+              </w:rPr>
+              <w:t xml:space="preserve">generates. You simply repeat the two fields to add as many question + answer pairs as needed.</w:t>
             </w:r>
           </w:p>
         </w:tc>
@@ -13240,6 +13138,2811 @@
     <w:p>
       <w:pPr>
         <w:spacing w:after="0" w:before="120"/>
+      </w:pPr>
+    </w:p>
+    <w:p>
+      <w:pPr>
+        <w:pStyle w:val="Heading3"/>
+        <w:spacing w:after="120" w:before="200"/>
+      </w:pPr>
+      <w:r>
+        <w:rPr>
+          <w:rFonts w:ascii="Arial" w:cs="Arial" w:eastAsia="Arial" w:hAnsi="Arial"/>
+          <w:b/>
+          <w:bCs/>
+          <w:color w:val="1B3A6B"/>
+          <w:sz w:val="24"/>
+          <w:szCs w:val="24"/>
+        </w:rPr>
+        <w:t xml:space="preserve">4.2.2 Step-by-Step: Add the 15 Golden Questions as Benchmarks</w:t>
+      </w:r>
+    </w:p>
+    <w:p>
+      <w:pPr>
+        <w:numPr>
+          <w:ilvl w:val="0"/>
+          <w:numId w:val="10"/>
+        </w:numPr>
+        <w:spacing w:after="60" w:before="60"/>
+      </w:pPr>
+      <w:r>
+        <w:rPr>
+          <w:rFonts w:ascii="Arial" w:cs="Arial" w:eastAsia="Arial" w:hAnsi="Arial"/>
+          <w:sz w:val="22"/>
+          <w:szCs w:val="22"/>
+        </w:rPr>
+        <w:t xml:space="preserve">Open your Golden Genie Space and click Benchmarks near the top of the space.</w:t>
+      </w:r>
+    </w:p>
+    <w:p>
+      <w:pPr>
+        <w:numPr>
+          <w:ilvl w:val="0"/>
+          <w:numId w:val="10"/>
+        </w:numPr>
+        <w:spacing w:after="60" w:before="60"/>
+      </w:pPr>
+      <w:r>
+        <w:rPr>
+          <w:rFonts w:ascii="Arial" w:cs="Arial" w:eastAsia="Arial" w:hAnsi="Arial"/>
+          <w:sz w:val="22"/>
+          <w:szCs w:val="22"/>
+        </w:rPr>
+        <w:t xml:space="preserve">Click Add benchmark.</w:t>
+      </w:r>
+    </w:p>
+    <w:p>
+      <w:pPr>
+        <w:numPr>
+          <w:ilvl w:val="0"/>
+          <w:numId w:val="10"/>
+        </w:numPr>
+        <w:spacing w:after="60" w:before="60"/>
+      </w:pPr>
+      <w:r>
+        <w:rPr>
+          <w:rFonts w:ascii="Arial" w:cs="Arial" w:eastAsia="Arial" w:hAnsi="Arial"/>
+          <w:sz w:val="22"/>
+          <w:szCs w:val="22"/>
+        </w:rPr>
+        <w:t xml:space="preserve">In the Question field, enter the natural-language prompt (e.g., "What is the total revenue from completed sales?").</w:t>
+      </w:r>
+    </w:p>
+    <w:p>
+      <w:pPr>
+        <w:numPr>
+          <w:ilvl w:val="0"/>
+          <w:numId w:val="10"/>
+        </w:numPr>
+        <w:spacing w:after="60" w:before="60"/>
+      </w:pPr>
+      <w:r>
+        <w:rPr>
+          <w:rFonts w:ascii="Arial" w:cs="Arial" w:eastAsia="Arial" w:hAnsi="Arial"/>
+          <w:sz w:val="22"/>
+          <w:szCs w:val="22"/>
+        </w:rPr>
+        <w:t xml:space="preserve">In the SQL Answer field, paste the corresponding reference SQL (Q001-Q015 from the SQL Reference document). This is the ground truth.</w:t>
+      </w:r>
+    </w:p>
+    <w:p>
+      <w:pPr>
+        <w:numPr>
+          <w:ilvl w:val="0"/>
+          <w:numId w:val="10"/>
+        </w:numPr>
+        <w:spacing w:after="60" w:before="60"/>
+      </w:pPr>
+      <w:r>
+        <w:rPr>
+          <w:rFonts w:ascii="Arial" w:cs="Arial" w:eastAsia="Arial" w:hAnsi="Arial"/>
+          <w:sz w:val="22"/>
+          <w:szCs w:val="22"/>
+        </w:rPr>
+        <w:t xml:space="preserve">Click Run to verify the SQL Answer executes and returns the expected result.</w:t>
+      </w:r>
+    </w:p>
+    <w:p>
+      <w:pPr>
+        <w:numPr>
+          <w:ilvl w:val="0"/>
+          <w:numId w:val="10"/>
+        </w:numPr>
+        <w:spacing w:after="60" w:before="60"/>
+      </w:pPr>
+      <w:r>
+        <w:rPr>
+          <w:rFonts w:ascii="Arial" w:cs="Arial" w:eastAsia="Arial" w:hAnsi="Arial"/>
+          <w:sz w:val="22"/>
+          <w:szCs w:val="22"/>
+        </w:rPr>
+        <w:t xml:space="preserve">Click Add benchmark to save.</w:t>
+      </w:r>
+    </w:p>
+    <w:p>
+      <w:pPr>
+        <w:numPr>
+          <w:ilvl w:val="0"/>
+          <w:numId w:val="10"/>
+        </w:numPr>
+        <w:spacing w:after="60" w:before="60"/>
+      </w:pPr>
+      <w:r>
+        <w:rPr>
+          <w:rFonts w:ascii="Arial" w:cs="Arial" w:eastAsia="Arial" w:hAnsi="Arial"/>
+          <w:sz w:val="22"/>
+          <w:szCs w:val="22"/>
+        </w:rPr>
+        <w:t xml:space="preserve">Repeat for all 15 golden queries.</w:t>
+      </w:r>
+    </w:p>
+    <w:p>
+      <w:pPr>
+        <w:spacing w:after="0" w:before="80"/>
+      </w:pPr>
+    </w:p>
+    <w:tbl>
+      <w:tblPr>
+        <w:tblW w:w="9360" w:type="dxa"/>
+        <w:tblBorders>
+          <w:top w:val="single" w:sz="4" w:color="0072CE"/>
+          <w:left w:val="single" w:sz="12" w:color="0072CE"/>
+          <w:bottom w:val="single" w:sz="4" w:color="0072CE"/>
+          <w:right w:val="single" w:sz="4" w:color="0072CE"/>
+        </w:tblBorders>
+        <w:tblLayout w:type="fixed"/>
+      </w:tblPr>
+      <w:tblGrid>
+        <w:gridCol w:w="9360"/>
+      </w:tblGrid>
+      <w:tr>
+        <w:tc>
+          <w:tcPr>
+            <w:tcW w:w="9360" w:type="dxa"/>
+            <w:tcBorders>
+              <w:top w:val="single" w:sz="4" w:color="0072CE"/>
+              <w:left w:val="single" w:sz="12" w:color="0072CE"/>
+              <w:bottom w:val="single" w:sz="4" w:color="0072CE"/>
+              <w:right w:val="single" w:sz="4" w:color="0072CE"/>
+            </w:tcBorders>
+            <w:shd w:val="clear" w:fill="EBF4FF"/>
+            <w:tcMar>
+              <w:top w:w="120" w:type="dxa"/>
+              <w:left w:w="200" w:type="dxa"/>
+              <w:bottom w:w="120" w:type="dxa"/>
+              <w:right w:w="200" w:type="dxa"/>
+            </w:tcMar>
+          </w:tcPr>
+          <w:p>
+            <w:pPr>
+              <w:spacing w:after="40" w:before="0"/>
+            </w:pPr>
+            <w:r>
+              <w:rPr>
+                <w:rFonts w:ascii="Arial" w:cs="Arial" w:hAnsi="Arial"/>
+                <w:b/>
+                <w:bCs/>
+                <w:color w:val="1B3A6B"/>
+                <w:sz w:val="22"/>
+                <w:szCs w:val="22"/>
+              </w:rPr>
+              <w:t xml:space="preserve">Tip: Test Multiple Phrasings</w:t>
+            </w:r>
+          </w:p>
+          <w:p>
+            <w:pPr>
+              <w:spacing w:after="40" w:before="40"/>
+            </w:pPr>
+            <w:r>
+              <w:rPr>
+                <w:rFonts w:ascii="Arial" w:cs="Arial" w:hAnsi="Arial"/>
+                <w:sz w:val="20"/>
+                <w:szCs w:val="20"/>
+              </w:rPr>
+              <w:t xml:space="preserve">Databricks recommends 2-4 phrasings of each question using the SAME SQL Answer. This catches</w:t>
+            </w:r>
+          </w:p>
+          <w:p>
+            <w:pPr>
+              <w:spacing w:after="40" w:before="40"/>
+            </w:pPr>
+            <w:r>
+              <w:rPr>
+                <w:rFonts w:ascii="Arial" w:cs="Arial" w:hAnsi="Arial"/>
+                <w:sz w:val="20"/>
+                <w:szCs w:val="20"/>
+              </w:rPr>
+              <w:t xml:space="preserve">degradation in language understanding, not just SQL generation. For example, add both</w:t>
+            </w:r>
+          </w:p>
+          <w:p>
+            <w:pPr>
+              <w:spacing w:after="40" w:before="40"/>
+            </w:pPr>
+            <w:r>
+              <w:rPr>
+                <w:rFonts w:ascii="Arial" w:cs="Arial" w:hAnsi="Arial"/>
+                <w:sz w:val="20"/>
+                <w:szCs w:val="20"/>
+              </w:rPr>
+              <w:t xml:space="preserve">"What is the total revenue from completed sales?" and "How much have we earned from</w:t>
+            </w:r>
+          </w:p>
+          <w:p>
+            <w:pPr>
+              <w:spacing w:after="40" w:before="40"/>
+            </w:pPr>
+            <w:r>
+              <w:rPr>
+                <w:rFonts w:ascii="Arial" w:cs="Arial" w:hAnsi="Arial"/>
+                <w:sz w:val="20"/>
+                <w:szCs w:val="20"/>
+              </w:rPr>
+              <w:t xml:space="preserve">completed orders?" pointing to the identical Q001 SQL Answer.</w:t>
+            </w:r>
+          </w:p>
+        </w:tc>
+      </w:tr>
+    </w:tbl>
+    <w:p>
+      <w:pPr>
+        <w:spacing w:after="0" w:before="120"/>
+      </w:pPr>
+    </w:p>
+    <w:p>
+      <w:pPr>
+        <w:pStyle w:val="Heading3"/>
+        <w:spacing w:after="120" w:before="200"/>
+      </w:pPr>
+      <w:r>
+        <w:rPr>
+          <w:rFonts w:ascii="Arial" w:cs="Arial" w:eastAsia="Arial" w:hAnsi="Arial"/>
+          <w:b/>
+          <w:bCs/>
+          <w:color w:val="1B3A6B"/>
+          <w:sz w:val="24"/>
+          <w:szCs w:val="24"/>
+        </w:rPr>
+        <w:t xml:space="preserve">4.2.2a  Copy-Paste Benchmark Set (15 Question + SQL Answer Pairs)</w:t>
+      </w:r>
+    </w:p>
+    <w:p>
+      <w:pPr>
+        <w:spacing w:after="100" w:before="80"/>
+      </w:pPr>
+      <w:r>
+        <w:rPr>
+          <w:rFonts w:ascii="Arial" w:cs="Arial" w:eastAsia="Arial" w:hAnsi="Arial"/>
+          <w:sz w:val="22"/>
+          <w:szCs w:val="22"/>
+        </w:rPr>
+        <w:t xml:space="preserve">This is the complete benchmark set for the golden tables and Genie Space defined in this document. For each row, paste the Question into the Question field and the SQL Answer into the SQL Answer field of the Add Benchmark dialog, then click Add benchmark. Repeat for all 15 rows.</w:t>
+      </w:r>
+    </w:p>
+    <w:tbl>
+      <w:tblPr>
+        <w:tblW w:w="9360" w:type="dxa"/>
+        <w:tblBorders>
+          <w:top w:val="single" w:sz="4" w:color="E87722"/>
+          <w:left w:val="single" w:sz="12" w:color="E87722"/>
+          <w:bottom w:val="single" w:sz="4" w:color="E87722"/>
+          <w:right w:val="single" w:sz="4" w:color="E87722"/>
+        </w:tblBorders>
+        <w:tblLayout w:type="fixed"/>
+      </w:tblPr>
+      <w:tblGrid>
+        <w:gridCol w:w="9360"/>
+      </w:tblGrid>
+      <w:tr>
+        <w:tc>
+          <w:tcPr>
+            <w:tcW w:w="9360" w:type="dxa"/>
+            <w:tcBorders>
+              <w:top w:val="single" w:sz="4" w:color="E87722"/>
+              <w:left w:val="single" w:sz="12" w:color="E87722"/>
+              <w:bottom w:val="single" w:sz="4" w:color="E87722"/>
+              <w:right w:val="single" w:sz="4" w:color="E87722"/>
+            </w:tcBorders>
+            <w:shd w:val="clear" w:fill="FFF5E6"/>
+            <w:tcMar>
+              <w:top w:w="120" w:type="dxa"/>
+              <w:left w:w="200" w:type="dxa"/>
+              <w:bottom w:w="120" w:type="dxa"/>
+              <w:right w:w="200" w:type="dxa"/>
+            </w:tcMar>
+          </w:tcPr>
+          <w:p>
+            <w:pPr>
+              <w:spacing w:after="40" w:before="0"/>
+            </w:pPr>
+            <w:r>
+              <w:rPr>
+                <w:rFonts w:ascii="Arial" w:cs="Arial" w:hAnsi="Arial"/>
+                <w:b/>
+                <w:bCs/>
+                <w:color w:val="1B3A6B"/>
+                <w:sz w:val="22"/>
+                <w:szCs w:val="22"/>
+              </w:rPr>
+              <w:t xml:space="preserve">Before You Paste</w:t>
+            </w:r>
+          </w:p>
+          <w:p>
+            <w:pPr>
+              <w:spacing w:after="40" w:before="40"/>
+            </w:pPr>
+            <w:r>
+              <w:rPr>
+                <w:rFonts w:ascii="Arial" w:cs="Arial" w:hAnsi="Arial"/>
+                <w:sz w:val="20"/>
+                <w:szCs w:val="20"/>
+              </w:rPr>
+              <w:t xml:space="preserve">Replace the gb. prefix with your full path: &lt;your_catalog&gt;.golden_benchmark.</w:t>
+            </w:r>
+          </w:p>
+          <w:p>
+            <w:pPr>
+              <w:spacing w:after="40" w:before="40"/>
+            </w:pPr>
+            <w:r>
+              <w:rPr>
+                <w:rFonts w:ascii="Arial" w:cs="Arial" w:hAnsi="Arial"/>
+                <w:sz w:val="20"/>
+                <w:szCs w:val="20"/>
+              </w:rPr>
+              <w:t xml:space="preserve">Example: gb.sales_transactions  -&gt;  &lt;your_catalog&gt;.golden_benchmark.sales_transactions</w:t>
+            </w:r>
+          </w:p>
+          <w:p>
+            <w:pPr>
+              <w:spacing w:after="40" w:before="40"/>
+            </w:pPr>
+            <w:r>
+              <w:rPr>
+                <w:rFonts w:ascii="Arial" w:cs="Arial" w:hAnsi="Arial"/>
+                <w:sz w:val="20"/>
+                <w:szCs w:val="20"/>
+              </w:rPr>
+              <w:t xml:space="preserve"/>
+            </w:r>
+          </w:p>
+          <w:p>
+            <w:pPr>
+              <w:spacing w:after="40" w:before="40"/>
+            </w:pPr>
+            <w:r>
+              <w:rPr>
+                <w:rFonts w:ascii="Arial" w:cs="Arial" w:hAnsi="Arial"/>
+                <w:sz w:val="20"/>
+                <w:szCs w:val="20"/>
+              </w:rPr>
+              <w:t xml:space="preserve">These SQL Answers return only the columns needed for each question, so they pass Genie's</w:t>
+            </w:r>
+          </w:p>
+          <w:p>
+            <w:pPr>
+              <w:spacing w:after="40" w:before="40"/>
+            </w:pPr>
+            <w:r>
+              <w:rPr>
+                <w:rFonts w:ascii="Arial" w:cs="Arial" w:hAnsi="Arial"/>
+                <w:sz w:val="20"/>
+                <w:szCs w:val="20"/>
+              </w:rPr>
+              <w:t xml:space="preserve">rubric (extra columns are rated Bad). Sort order and 4-significant-digit rounding are tolerated.</w:t>
+            </w:r>
+          </w:p>
+        </w:tc>
+      </w:tr>
+    </w:tbl>
+    <w:p>
+      <w:pPr>
+        <w:spacing w:after="0" w:before="120"/>
+      </w:pPr>
+    </w:p>
+    <w:tbl>
+      <w:tblPr>
+        <w:tblW w:w="9360" w:type="dxa"/>
+        <w:tblLayout w:type="fixed"/>
+      </w:tblPr>
+      <w:tblGrid>
+        <w:gridCol w:w="700"/>
+        <w:gridCol w:w="2700"/>
+        <w:gridCol w:w="5960"/>
+      </w:tblGrid>
+      <w:tr>
+        <w:trPr>
+          <w:tblHeader/>
+        </w:trPr>
+        <w:tc>
+          <w:tcPr>
+            <w:tcW w:w="700" w:type="dxa"/>
+            <w:tcBorders>
+              <w:top w:val="single" w:sz="1" w:color="CCCCCC"/>
+              <w:left w:val="single" w:sz="1" w:color="CCCCCC"/>
+              <w:bottom w:val="single" w:sz="1" w:color="CCCCCC"/>
+              <w:right w:val="single" w:sz="1" w:color="CCCCCC"/>
+            </w:tcBorders>
+            <w:shd w:val="clear" w:fill="1B3A6B"/>
+            <w:tcMar>
+              <w:top w:w="80" w:type="dxa"/>
+              <w:left w:w="100" w:type="dxa"/>
+              <w:bottom w:w="80" w:type="dxa"/>
+              <w:right w:w="100" w:type="dxa"/>
+            </w:tcMar>
+          </w:tcPr>
+          <w:p>
+            <w:r>
+              <w:rPr>
+                <w:rFonts w:ascii="Arial" w:cs="Arial" w:hAnsi="Arial"/>
+                <w:b/>
+                <w:bCs/>
+                <w:color w:val="FFFFFF"/>
+                <w:sz w:val="18"/>
+                <w:szCs w:val="18"/>
+              </w:rPr>
+              <w:t xml:space="preserve">ID</w:t>
+            </w:r>
+          </w:p>
+        </w:tc>
+        <w:tc>
+          <w:tcPr>
+            <w:tcW w:w="2700" w:type="dxa"/>
+            <w:tcBorders>
+              <w:top w:val="single" w:sz="1" w:color="CCCCCC"/>
+              <w:left w:val="single" w:sz="1" w:color="CCCCCC"/>
+              <w:bottom w:val="single" w:sz="1" w:color="CCCCCC"/>
+              <w:right w:val="single" w:sz="1" w:color="CCCCCC"/>
+            </w:tcBorders>
+            <w:shd w:val="clear" w:fill="1B3A6B"/>
+            <w:tcMar>
+              <w:top w:w="80" w:type="dxa"/>
+              <w:left w:w="100" w:type="dxa"/>
+              <w:bottom w:w="80" w:type="dxa"/>
+              <w:right w:w="100" w:type="dxa"/>
+            </w:tcMar>
+          </w:tcPr>
+          <w:p>
+            <w:r>
+              <w:rPr>
+                <w:rFonts w:ascii="Arial" w:cs="Arial" w:hAnsi="Arial"/>
+                <w:b/>
+                <w:bCs/>
+                <w:color w:val="FFFFFF"/>
+                <w:sz w:val="18"/>
+                <w:szCs w:val="18"/>
+              </w:rPr>
+              <w:t xml:space="preserve">Question (paste into Question field)</w:t>
+            </w:r>
+          </w:p>
+        </w:tc>
+        <w:tc>
+          <w:tcPr>
+            <w:tcW w:w="5960" w:type="dxa"/>
+            <w:tcBorders>
+              <w:top w:val="single" w:sz="1" w:color="CCCCCC"/>
+              <w:left w:val="single" w:sz="1" w:color="CCCCCC"/>
+              <w:bottom w:val="single" w:sz="1" w:color="CCCCCC"/>
+              <w:right w:val="single" w:sz="1" w:color="CCCCCC"/>
+            </w:tcBorders>
+            <w:shd w:val="clear" w:fill="1B3A6B"/>
+            <w:tcMar>
+              <w:top w:w="80" w:type="dxa"/>
+              <w:left w:w="100" w:type="dxa"/>
+              <w:bottom w:w="80" w:type="dxa"/>
+              <w:right w:w="100" w:type="dxa"/>
+            </w:tcMar>
+          </w:tcPr>
+          <w:p>
+            <w:r>
+              <w:rPr>
+                <w:rFonts w:ascii="Arial" w:cs="Arial" w:hAnsi="Arial"/>
+                <w:b/>
+                <w:bCs/>
+                <w:color w:val="FFFFFF"/>
+                <w:sz w:val="18"/>
+                <w:szCs w:val="18"/>
+              </w:rPr>
+              <w:t xml:space="preserve">SQL Answer (paste into SQL Answer field)</w:t>
+            </w:r>
+          </w:p>
+        </w:tc>
+      </w:tr>
+      <w:tr>
+        <w:tc>
+          <w:tcPr>
+            <w:tcW w:w="700" w:type="dxa"/>
+            <w:tcBorders>
+              <w:top w:val="single" w:sz="1" w:color="CCCCCC"/>
+              <w:left w:val="single" w:sz="1" w:color="CCCCCC"/>
+              <w:bottom w:val="single" w:sz="1" w:color="CCCCCC"/>
+              <w:right w:val="single" w:sz="1" w:color="CCCCCC"/>
+            </w:tcBorders>
+            <w:shd w:val="clear" w:fill="F5F5F5"/>
+            <w:tcMar>
+              <w:top w:w="80" w:type="dxa"/>
+              <w:left w:w="100" w:type="dxa"/>
+              <w:bottom w:w="80" w:type="dxa"/>
+              <w:right w:w="100" w:type="dxa"/>
+            </w:tcMar>
+          </w:tcPr>
+          <w:p>
+            <w:r>
+              <w:rPr>
+                <w:rFonts w:ascii="Arial" w:cs="Arial" w:hAnsi="Arial"/>
+                <w:b/>
+                <w:bCs/>
+                <w:color w:val="1B3A6B"/>
+                <w:sz w:val="18"/>
+                <w:szCs w:val="18"/>
+              </w:rPr>
+              <w:t xml:space="preserve">Q001</w:t>
+            </w:r>
+          </w:p>
+        </w:tc>
+        <w:tc>
+          <w:tcPr>
+            <w:tcW w:w="2700" w:type="dxa"/>
+            <w:tcBorders>
+              <w:top w:val="single" w:sz="1" w:color="CCCCCC"/>
+              <w:left w:val="single" w:sz="1" w:color="CCCCCC"/>
+              <w:bottom w:val="single" w:sz="1" w:color="CCCCCC"/>
+              <w:right w:val="single" w:sz="1" w:color="CCCCCC"/>
+            </w:tcBorders>
+            <w:shd w:val="clear" w:fill="F5F5F5"/>
+            <w:tcMar>
+              <w:top w:w="80" w:type="dxa"/>
+              <w:left w:w="100" w:type="dxa"/>
+              <w:bottom w:w="80" w:type="dxa"/>
+              <w:right w:w="100" w:type="dxa"/>
+            </w:tcMar>
+          </w:tcPr>
+          <w:p>
+            <w:r>
+              <w:rPr>
+                <w:rFonts w:ascii="Arial" w:cs="Arial" w:hAnsi="Arial"/>
+                <w:sz w:val="18"/>
+                <w:szCs w:val="18"/>
+              </w:rPr>
+              <w:t xml:space="preserve">What is the total revenue from completed sales?</w:t>
+            </w:r>
+          </w:p>
+        </w:tc>
+        <w:tc>
+          <w:tcPr>
+            <w:tcW w:w="5960" w:type="dxa"/>
+            <w:tcBorders>
+              <w:top w:val="single" w:sz="1" w:color="CCCCCC"/>
+              <w:left w:val="single" w:sz="1" w:color="CCCCCC"/>
+              <w:bottom w:val="single" w:sz="1" w:color="CCCCCC"/>
+              <w:right w:val="single" w:sz="1" w:color="CCCCCC"/>
+            </w:tcBorders>
+            <w:shd w:val="clear" w:fill="F5F5F5"/>
+            <w:tcMar>
+              <w:top w:w="80" w:type="dxa"/>
+              <w:left w:w="100" w:type="dxa"/>
+              <w:bottom w:w="80" w:type="dxa"/>
+              <w:right w:w="100" w:type="dxa"/>
+            </w:tcMar>
+          </w:tcPr>
+          <w:p>
+            <w:pPr>
+              <w:spacing w:after="0" w:before="0"/>
+            </w:pPr>
+            <w:r>
+              <w:rPr>
+                <w:rFonts w:ascii="Courier New" w:cs="Courier New" w:hAnsi="Courier New"/>
+                <w:sz w:val="15"/>
+                <w:szCs w:val="15"/>
+                <w:color w:val="1A1A1A"/>
+              </w:rPr>
+              <w:t xml:space="preserve">SELECT ROUND(SUM(net_amount),2) AS total_revenue</w:t>
+            </w:r>
+          </w:p>
+          <w:p>
+            <w:pPr>
+              <w:spacing w:after="0" w:before="0"/>
+            </w:pPr>
+            <w:r>
+              <w:rPr>
+                <w:rFonts w:ascii="Courier New" w:cs="Courier New" w:hAnsi="Courier New"/>
+                <w:sz w:val="15"/>
+                <w:szCs w:val="15"/>
+                <w:color w:val="1A1A1A"/>
+              </w:rPr>
+              <w:t xml:space="preserve">FROM gb.sales_transactions</w:t>
+            </w:r>
+          </w:p>
+          <w:p>
+            <w:pPr>
+              <w:spacing w:after="0" w:before="0"/>
+            </w:pPr>
+            <w:r>
+              <w:rPr>
+                <w:rFonts w:ascii="Courier New" w:cs="Courier New" w:hAnsi="Courier New"/>
+                <w:sz w:val="15"/>
+                <w:szCs w:val="15"/>
+                <w:color w:val="1A1A1A"/>
+              </w:rPr>
+              <w:t xml:space="preserve">WHERE status = 'completed';</w:t>
+            </w:r>
+          </w:p>
+        </w:tc>
+      </w:tr>
+      <w:tr>
+        <w:tc>
+          <w:tcPr>
+            <w:tcW w:w="700" w:type="dxa"/>
+            <w:tcBorders>
+              <w:top w:val="single" w:sz="1" w:color="CCCCCC"/>
+              <w:left w:val="single" w:sz="1" w:color="CCCCCC"/>
+              <w:bottom w:val="single" w:sz="1" w:color="CCCCCC"/>
+              <w:right w:val="single" w:sz="1" w:color="CCCCCC"/>
+            </w:tcBorders>
+            <w:shd w:val="clear" w:fill="FFFFFF"/>
+            <w:tcMar>
+              <w:top w:w="80" w:type="dxa"/>
+              <w:left w:w="100" w:type="dxa"/>
+              <w:bottom w:w="80" w:type="dxa"/>
+              <w:right w:w="100" w:type="dxa"/>
+            </w:tcMar>
+          </w:tcPr>
+          <w:p>
+            <w:r>
+              <w:rPr>
+                <w:rFonts w:ascii="Arial" w:cs="Arial" w:hAnsi="Arial"/>
+                <w:b/>
+                <w:bCs/>
+                <w:color w:val="1B3A6B"/>
+                <w:sz w:val="18"/>
+                <w:szCs w:val="18"/>
+              </w:rPr>
+              <w:t xml:space="preserve">Q002</w:t>
+            </w:r>
+          </w:p>
+        </w:tc>
+        <w:tc>
+          <w:tcPr>
+            <w:tcW w:w="2700" w:type="dxa"/>
+            <w:tcBorders>
+              <w:top w:val="single" w:sz="1" w:color="CCCCCC"/>
+              <w:left w:val="single" w:sz="1" w:color="CCCCCC"/>
+              <w:bottom w:val="single" w:sz="1" w:color="CCCCCC"/>
+              <w:right w:val="single" w:sz="1" w:color="CCCCCC"/>
+            </w:tcBorders>
+            <w:shd w:val="clear" w:fill="FFFFFF"/>
+            <w:tcMar>
+              <w:top w:w="80" w:type="dxa"/>
+              <w:left w:w="100" w:type="dxa"/>
+              <w:bottom w:w="80" w:type="dxa"/>
+              <w:right w:w="100" w:type="dxa"/>
+            </w:tcMar>
+          </w:tcPr>
+          <w:p>
+            <w:r>
+              <w:rPr>
+                <w:rFonts w:ascii="Arial" w:cs="Arial" w:hAnsi="Arial"/>
+                <w:sz w:val="18"/>
+                <w:szCs w:val="18"/>
+              </w:rPr>
+              <w:t xml:space="preserve">Show me revenue broken down by region</w:t>
+            </w:r>
+          </w:p>
+        </w:tc>
+        <w:tc>
+          <w:tcPr>
+            <w:tcW w:w="5960" w:type="dxa"/>
+            <w:tcBorders>
+              <w:top w:val="single" w:sz="1" w:color="CCCCCC"/>
+              <w:left w:val="single" w:sz="1" w:color="CCCCCC"/>
+              <w:bottom w:val="single" w:sz="1" w:color="CCCCCC"/>
+              <w:right w:val="single" w:sz="1" w:color="CCCCCC"/>
+            </w:tcBorders>
+            <w:shd w:val="clear" w:fill="FFFFFF"/>
+            <w:tcMar>
+              <w:top w:w="80" w:type="dxa"/>
+              <w:left w:w="100" w:type="dxa"/>
+              <w:bottom w:w="80" w:type="dxa"/>
+              <w:right w:w="100" w:type="dxa"/>
+            </w:tcMar>
+          </w:tcPr>
+          <w:p>
+            <w:pPr>
+              <w:spacing w:after="0" w:before="0"/>
+            </w:pPr>
+            <w:r>
+              <w:rPr>
+                <w:rFonts w:ascii="Courier New" w:cs="Courier New" w:hAnsi="Courier New"/>
+                <w:sz w:val="15"/>
+                <w:szCs w:val="15"/>
+                <w:color w:val="1A1A1A"/>
+              </w:rPr>
+              <w:t xml:space="preserve">SELECT region, ROUND(SUM(net_amount),2) AS total_revenue,</w:t>
+            </w:r>
+          </w:p>
+          <w:p>
+            <w:pPr>
+              <w:spacing w:after="0" w:before="0"/>
+            </w:pPr>
+            <w:r>
+              <w:rPr>
+                <w:rFonts w:ascii="Courier New" w:cs="Courier New" w:hAnsi="Courier New"/>
+                <w:sz w:val="15"/>
+                <w:szCs w:val="15"/>
+                <w:color w:val="1A1A1A"/>
+              </w:rPr>
+              <w:t xml:space="preserve">       COUNT(*) AS order_count</w:t>
+            </w:r>
+          </w:p>
+          <w:p>
+            <w:pPr>
+              <w:spacing w:after="0" w:before="0"/>
+            </w:pPr>
+            <w:r>
+              <w:rPr>
+                <w:rFonts w:ascii="Courier New" w:cs="Courier New" w:hAnsi="Courier New"/>
+                <w:sz w:val="15"/>
+                <w:szCs w:val="15"/>
+                <w:color w:val="1A1A1A"/>
+              </w:rPr>
+              <w:t xml:space="preserve">FROM gb.sales_transactions</w:t>
+            </w:r>
+          </w:p>
+          <w:p>
+            <w:pPr>
+              <w:spacing w:after="0" w:before="0"/>
+            </w:pPr>
+            <w:r>
+              <w:rPr>
+                <w:rFonts w:ascii="Courier New" w:cs="Courier New" w:hAnsi="Courier New"/>
+                <w:sz w:val="15"/>
+                <w:szCs w:val="15"/>
+                <w:color w:val="1A1A1A"/>
+              </w:rPr>
+              <w:t xml:space="preserve">WHERE status='completed'</w:t>
+            </w:r>
+          </w:p>
+          <w:p>
+            <w:pPr>
+              <w:spacing w:after="0" w:before="0"/>
+            </w:pPr>
+            <w:r>
+              <w:rPr>
+                <w:rFonts w:ascii="Courier New" w:cs="Courier New" w:hAnsi="Courier New"/>
+                <w:sz w:val="15"/>
+                <w:szCs w:val="15"/>
+                <w:color w:val="1A1A1A"/>
+              </w:rPr>
+              <w:t xml:space="preserve">GROUP BY region ORDER BY total_revenue DESC;</w:t>
+            </w:r>
+          </w:p>
+        </w:tc>
+      </w:tr>
+      <w:tr>
+        <w:tc>
+          <w:tcPr>
+            <w:tcW w:w="700" w:type="dxa"/>
+            <w:tcBorders>
+              <w:top w:val="single" w:sz="1" w:color="CCCCCC"/>
+              <w:left w:val="single" w:sz="1" w:color="CCCCCC"/>
+              <w:bottom w:val="single" w:sz="1" w:color="CCCCCC"/>
+              <w:right w:val="single" w:sz="1" w:color="CCCCCC"/>
+            </w:tcBorders>
+            <w:shd w:val="clear" w:fill="F5F5F5"/>
+            <w:tcMar>
+              <w:top w:w="80" w:type="dxa"/>
+              <w:left w:w="100" w:type="dxa"/>
+              <w:bottom w:w="80" w:type="dxa"/>
+              <w:right w:w="100" w:type="dxa"/>
+            </w:tcMar>
+          </w:tcPr>
+          <w:p>
+            <w:r>
+              <w:rPr>
+                <w:rFonts w:ascii="Arial" w:cs="Arial" w:hAnsi="Arial"/>
+                <w:b/>
+                <w:bCs/>
+                <w:color w:val="1B3A6B"/>
+                <w:sz w:val="18"/>
+                <w:szCs w:val="18"/>
+              </w:rPr>
+              <w:t xml:space="preserve">Q003</w:t>
+            </w:r>
+          </w:p>
+        </w:tc>
+        <w:tc>
+          <w:tcPr>
+            <w:tcW w:w="2700" w:type="dxa"/>
+            <w:tcBorders>
+              <w:top w:val="single" w:sz="1" w:color="CCCCCC"/>
+              <w:left w:val="single" w:sz="1" w:color="CCCCCC"/>
+              <w:bottom w:val="single" w:sz="1" w:color="CCCCCC"/>
+              <w:right w:val="single" w:sz="1" w:color="CCCCCC"/>
+            </w:tcBorders>
+            <w:shd w:val="clear" w:fill="F5F5F5"/>
+            <w:tcMar>
+              <w:top w:w="80" w:type="dxa"/>
+              <w:left w:w="100" w:type="dxa"/>
+              <w:bottom w:w="80" w:type="dxa"/>
+              <w:right w:w="100" w:type="dxa"/>
+            </w:tcMar>
+          </w:tcPr>
+          <w:p>
+            <w:r>
+              <w:rPr>
+                <w:rFonts w:ascii="Arial" w:cs="Arial" w:hAnsi="Arial"/>
+                <w:sz w:val="18"/>
+                <w:szCs w:val="18"/>
+              </w:rPr>
+              <w:t xml:space="preserve">Who are the top 5 customers by total revenue?</w:t>
+            </w:r>
+          </w:p>
+        </w:tc>
+        <w:tc>
+          <w:tcPr>
+            <w:tcW w:w="5960" w:type="dxa"/>
+            <w:tcBorders>
+              <w:top w:val="single" w:sz="1" w:color="CCCCCC"/>
+              <w:left w:val="single" w:sz="1" w:color="CCCCCC"/>
+              <w:bottom w:val="single" w:sz="1" w:color="CCCCCC"/>
+              <w:right w:val="single" w:sz="1" w:color="CCCCCC"/>
+            </w:tcBorders>
+            <w:shd w:val="clear" w:fill="F5F5F5"/>
+            <w:tcMar>
+              <w:top w:w="80" w:type="dxa"/>
+              <w:left w:w="100" w:type="dxa"/>
+              <w:bottom w:w="80" w:type="dxa"/>
+              <w:right w:w="100" w:type="dxa"/>
+            </w:tcMar>
+          </w:tcPr>
+          <w:p>
+            <w:pPr>
+              <w:spacing w:after="0" w:before="0"/>
+            </w:pPr>
+            <w:r>
+              <w:rPr>
+                <w:rFonts w:ascii="Courier New" w:cs="Courier New" w:hAnsi="Courier New"/>
+                <w:sz w:val="15"/>
+                <w:szCs w:val="15"/>
+                <w:color w:val="1A1A1A"/>
+              </w:rPr>
+              <w:t xml:space="preserve">SELECT t.customer_id, c.customer_name,</w:t>
+            </w:r>
+          </w:p>
+          <w:p>
+            <w:pPr>
+              <w:spacing w:after="0" w:before="0"/>
+            </w:pPr>
+            <w:r>
+              <w:rPr>
+                <w:rFonts w:ascii="Courier New" w:cs="Courier New" w:hAnsi="Courier New"/>
+                <w:sz w:val="15"/>
+                <w:szCs w:val="15"/>
+                <w:color w:val="1A1A1A"/>
+              </w:rPr>
+              <w:t xml:space="preserve">       ROUND(SUM(t.net_amount),2) AS total_revenue</w:t>
+            </w:r>
+          </w:p>
+          <w:p>
+            <w:pPr>
+              <w:spacing w:after="0" w:before="0"/>
+            </w:pPr>
+            <w:r>
+              <w:rPr>
+                <w:rFonts w:ascii="Courier New" w:cs="Courier New" w:hAnsi="Courier New"/>
+                <w:sz w:val="15"/>
+                <w:szCs w:val="15"/>
+                <w:color w:val="1A1A1A"/>
+              </w:rPr>
+              <w:t xml:space="preserve">FROM gb.sales_transactions t</w:t>
+            </w:r>
+          </w:p>
+          <w:p>
+            <w:pPr>
+              <w:spacing w:after="0" w:before="0"/>
+            </w:pPr>
+            <w:r>
+              <w:rPr>
+                <w:rFonts w:ascii="Courier New" w:cs="Courier New" w:hAnsi="Courier New"/>
+                <w:sz w:val="15"/>
+                <w:szCs w:val="15"/>
+                <w:color w:val="1A1A1A"/>
+              </w:rPr>
+              <w:t xml:space="preserve">JOIN gb.customers c USING (customer_id)</w:t>
+            </w:r>
+          </w:p>
+          <w:p>
+            <w:pPr>
+              <w:spacing w:after="0" w:before="0"/>
+            </w:pPr>
+            <w:r>
+              <w:rPr>
+                <w:rFonts w:ascii="Courier New" w:cs="Courier New" w:hAnsi="Courier New"/>
+                <w:sz w:val="15"/>
+                <w:szCs w:val="15"/>
+                <w:color w:val="1A1A1A"/>
+              </w:rPr>
+              <w:t xml:space="preserve">WHERE t.status='completed'</w:t>
+            </w:r>
+          </w:p>
+          <w:p>
+            <w:pPr>
+              <w:spacing w:after="0" w:before="0"/>
+            </w:pPr>
+            <w:r>
+              <w:rPr>
+                <w:rFonts w:ascii="Courier New" w:cs="Courier New" w:hAnsi="Courier New"/>
+                <w:sz w:val="15"/>
+                <w:szCs w:val="15"/>
+                <w:color w:val="1A1A1A"/>
+              </w:rPr>
+              <w:t xml:space="preserve">GROUP BY t.customer_id, c.customer_name</w:t>
+            </w:r>
+          </w:p>
+          <w:p>
+            <w:pPr>
+              <w:spacing w:after="0" w:before="0"/>
+            </w:pPr>
+            <w:r>
+              <w:rPr>
+                <w:rFonts w:ascii="Courier New" w:cs="Courier New" w:hAnsi="Courier New"/>
+                <w:sz w:val="15"/>
+                <w:szCs w:val="15"/>
+                <w:color w:val="1A1A1A"/>
+              </w:rPr>
+              <w:t xml:space="preserve">ORDER BY total_revenue DESC LIMIT 5;</w:t>
+            </w:r>
+          </w:p>
+        </w:tc>
+      </w:tr>
+      <w:tr>
+        <w:tc>
+          <w:tcPr>
+            <w:tcW w:w="700" w:type="dxa"/>
+            <w:tcBorders>
+              <w:top w:val="single" w:sz="1" w:color="CCCCCC"/>
+              <w:left w:val="single" w:sz="1" w:color="CCCCCC"/>
+              <w:bottom w:val="single" w:sz="1" w:color="CCCCCC"/>
+              <w:right w:val="single" w:sz="1" w:color="CCCCCC"/>
+            </w:tcBorders>
+            <w:shd w:val="clear" w:fill="FFFFFF"/>
+            <w:tcMar>
+              <w:top w:w="80" w:type="dxa"/>
+              <w:left w:w="100" w:type="dxa"/>
+              <w:bottom w:w="80" w:type="dxa"/>
+              <w:right w:w="100" w:type="dxa"/>
+            </w:tcMar>
+          </w:tcPr>
+          <w:p>
+            <w:r>
+              <w:rPr>
+                <w:rFonts w:ascii="Arial" w:cs="Arial" w:hAnsi="Arial"/>
+                <w:b/>
+                <w:bCs/>
+                <w:color w:val="1B3A6B"/>
+                <w:sz w:val="18"/>
+                <w:szCs w:val="18"/>
+              </w:rPr>
+              <w:t xml:space="preserve">Q004</w:t>
+            </w:r>
+          </w:p>
+        </w:tc>
+        <w:tc>
+          <w:tcPr>
+            <w:tcW w:w="2700" w:type="dxa"/>
+            <w:tcBorders>
+              <w:top w:val="single" w:sz="1" w:color="CCCCCC"/>
+              <w:left w:val="single" w:sz="1" w:color="CCCCCC"/>
+              <w:bottom w:val="single" w:sz="1" w:color="CCCCCC"/>
+              <w:right w:val="single" w:sz="1" w:color="CCCCCC"/>
+            </w:tcBorders>
+            <w:shd w:val="clear" w:fill="FFFFFF"/>
+            <w:tcMar>
+              <w:top w:w="80" w:type="dxa"/>
+              <w:left w:w="100" w:type="dxa"/>
+              <w:bottom w:w="80" w:type="dxa"/>
+              <w:right w:w="100" w:type="dxa"/>
+            </w:tcMar>
+          </w:tcPr>
+          <w:p>
+            <w:r>
+              <w:rPr>
+                <w:rFonts w:ascii="Arial" w:cs="Arial" w:hAnsi="Arial"/>
+                <w:sz w:val="18"/>
+                <w:szCs w:val="18"/>
+              </w:rPr>
+              <w:t xml:space="preserve">Show monthly revenue trend for 2023</w:t>
+            </w:r>
+          </w:p>
+        </w:tc>
+        <w:tc>
+          <w:tcPr>
+            <w:tcW w:w="5960" w:type="dxa"/>
+            <w:tcBorders>
+              <w:top w:val="single" w:sz="1" w:color="CCCCCC"/>
+              <w:left w:val="single" w:sz="1" w:color="CCCCCC"/>
+              <w:bottom w:val="single" w:sz="1" w:color="CCCCCC"/>
+              <w:right w:val="single" w:sz="1" w:color="CCCCCC"/>
+            </w:tcBorders>
+            <w:shd w:val="clear" w:fill="FFFFFF"/>
+            <w:tcMar>
+              <w:top w:w="80" w:type="dxa"/>
+              <w:left w:w="100" w:type="dxa"/>
+              <w:bottom w:w="80" w:type="dxa"/>
+              <w:right w:w="100" w:type="dxa"/>
+            </w:tcMar>
+          </w:tcPr>
+          <w:p>
+            <w:pPr>
+              <w:spacing w:after="0" w:before="0"/>
+            </w:pPr>
+            <w:r>
+              <w:rPr>
+                <w:rFonts w:ascii="Courier New" w:cs="Courier New" w:hAnsi="Courier New"/>
+                <w:sz w:val="15"/>
+                <w:szCs w:val="15"/>
+                <w:color w:val="1A1A1A"/>
+              </w:rPr>
+              <w:t xml:space="preserve">SELECT DATE_TRUNC('month',order_date) AS month,</w:t>
+            </w:r>
+          </w:p>
+          <w:p>
+            <w:pPr>
+              <w:spacing w:after="0" w:before="0"/>
+            </w:pPr>
+            <w:r>
+              <w:rPr>
+                <w:rFonts w:ascii="Courier New" w:cs="Courier New" w:hAnsi="Courier New"/>
+                <w:sz w:val="15"/>
+                <w:szCs w:val="15"/>
+                <w:color w:val="1A1A1A"/>
+              </w:rPr>
+              <w:t xml:space="preserve">       ROUND(SUM(net_amount),2) AS revenue</w:t>
+            </w:r>
+          </w:p>
+          <w:p>
+            <w:pPr>
+              <w:spacing w:after="0" w:before="0"/>
+            </w:pPr>
+            <w:r>
+              <w:rPr>
+                <w:rFonts w:ascii="Courier New" w:cs="Courier New" w:hAnsi="Courier New"/>
+                <w:sz w:val="15"/>
+                <w:szCs w:val="15"/>
+                <w:color w:val="1A1A1A"/>
+              </w:rPr>
+              <w:t xml:space="preserve">FROM gb.sales_transactions</w:t>
+            </w:r>
+          </w:p>
+          <w:p>
+            <w:pPr>
+              <w:spacing w:after="0" w:before="0"/>
+            </w:pPr>
+            <w:r>
+              <w:rPr>
+                <w:rFonts w:ascii="Courier New" w:cs="Courier New" w:hAnsi="Courier New"/>
+                <w:sz w:val="15"/>
+                <w:szCs w:val="15"/>
+                <w:color w:val="1A1A1A"/>
+              </w:rPr>
+              <w:t xml:space="preserve">WHERE status='completed' AND YEAR(order_date)=2023</w:t>
+            </w:r>
+          </w:p>
+          <w:p>
+            <w:pPr>
+              <w:spacing w:after="0" w:before="0"/>
+            </w:pPr>
+            <w:r>
+              <w:rPr>
+                <w:rFonts w:ascii="Courier New" w:cs="Courier New" w:hAnsi="Courier New"/>
+                <w:sz w:val="15"/>
+                <w:szCs w:val="15"/>
+                <w:color w:val="1A1A1A"/>
+              </w:rPr>
+              <w:t xml:space="preserve">GROUP BY 1 ORDER BY 1;</w:t>
+            </w:r>
+          </w:p>
+        </w:tc>
+      </w:tr>
+      <w:tr>
+        <w:tc>
+          <w:tcPr>
+            <w:tcW w:w="700" w:type="dxa"/>
+            <w:tcBorders>
+              <w:top w:val="single" w:sz="1" w:color="CCCCCC"/>
+              <w:left w:val="single" w:sz="1" w:color="CCCCCC"/>
+              <w:bottom w:val="single" w:sz="1" w:color="CCCCCC"/>
+              <w:right w:val="single" w:sz="1" w:color="CCCCCC"/>
+            </w:tcBorders>
+            <w:shd w:val="clear" w:fill="F5F5F5"/>
+            <w:tcMar>
+              <w:top w:w="80" w:type="dxa"/>
+              <w:left w:w="100" w:type="dxa"/>
+              <w:bottom w:w="80" w:type="dxa"/>
+              <w:right w:w="100" w:type="dxa"/>
+            </w:tcMar>
+          </w:tcPr>
+          <w:p>
+            <w:r>
+              <w:rPr>
+                <w:rFonts w:ascii="Arial" w:cs="Arial" w:hAnsi="Arial"/>
+                <w:b/>
+                <w:bCs/>
+                <w:color w:val="1B3A6B"/>
+                <w:sz w:val="18"/>
+                <w:szCs w:val="18"/>
+              </w:rPr>
+              <w:t xml:space="preserve">Q005</w:t>
+            </w:r>
+          </w:p>
+        </w:tc>
+        <w:tc>
+          <w:tcPr>
+            <w:tcW w:w="2700" w:type="dxa"/>
+            <w:tcBorders>
+              <w:top w:val="single" w:sz="1" w:color="CCCCCC"/>
+              <w:left w:val="single" w:sz="1" w:color="CCCCCC"/>
+              <w:bottom w:val="single" w:sz="1" w:color="CCCCCC"/>
+              <w:right w:val="single" w:sz="1" w:color="CCCCCC"/>
+            </w:tcBorders>
+            <w:shd w:val="clear" w:fill="F5F5F5"/>
+            <w:tcMar>
+              <w:top w:w="80" w:type="dxa"/>
+              <w:left w:w="100" w:type="dxa"/>
+              <w:bottom w:w="80" w:type="dxa"/>
+              <w:right w:w="100" w:type="dxa"/>
+            </w:tcMar>
+          </w:tcPr>
+          <w:p>
+            <w:r>
+              <w:rPr>
+                <w:rFonts w:ascii="Arial" w:cs="Arial" w:hAnsi="Arial"/>
+                <w:sz w:val="18"/>
+                <w:szCs w:val="18"/>
+              </w:rPr>
+              <w:t xml:space="preserve">What is the average order value by channel?</w:t>
+            </w:r>
+          </w:p>
+        </w:tc>
+        <w:tc>
+          <w:tcPr>
+            <w:tcW w:w="5960" w:type="dxa"/>
+            <w:tcBorders>
+              <w:top w:val="single" w:sz="1" w:color="CCCCCC"/>
+              <w:left w:val="single" w:sz="1" w:color="CCCCCC"/>
+              <w:bottom w:val="single" w:sz="1" w:color="CCCCCC"/>
+              <w:right w:val="single" w:sz="1" w:color="CCCCCC"/>
+            </w:tcBorders>
+            <w:shd w:val="clear" w:fill="F5F5F5"/>
+            <w:tcMar>
+              <w:top w:w="80" w:type="dxa"/>
+              <w:left w:w="100" w:type="dxa"/>
+              <w:bottom w:w="80" w:type="dxa"/>
+              <w:right w:w="100" w:type="dxa"/>
+            </w:tcMar>
+          </w:tcPr>
+          <w:p>
+            <w:pPr>
+              <w:spacing w:after="0" w:before="0"/>
+            </w:pPr>
+            <w:r>
+              <w:rPr>
+                <w:rFonts w:ascii="Courier New" w:cs="Courier New" w:hAnsi="Courier New"/>
+                <w:sz w:val="15"/>
+                <w:szCs w:val="15"/>
+                <w:color w:val="1A1A1A"/>
+              </w:rPr>
+              <w:t xml:space="preserve">SELECT channel,</w:t>
+            </w:r>
+          </w:p>
+          <w:p>
+            <w:pPr>
+              <w:spacing w:after="0" w:before="0"/>
+            </w:pPr>
+            <w:r>
+              <w:rPr>
+                <w:rFonts w:ascii="Courier New" w:cs="Courier New" w:hAnsi="Courier New"/>
+                <w:sz w:val="15"/>
+                <w:szCs w:val="15"/>
+                <w:color w:val="1A1A1A"/>
+              </w:rPr>
+              <w:t xml:space="preserve">       ROUND(AVG(net_amount),2) AS avg_order_value,</w:t>
+            </w:r>
+          </w:p>
+          <w:p>
+            <w:pPr>
+              <w:spacing w:after="0" w:before="0"/>
+            </w:pPr>
+            <w:r>
+              <w:rPr>
+                <w:rFonts w:ascii="Courier New" w:cs="Courier New" w:hAnsi="Courier New"/>
+                <w:sz w:val="15"/>
+                <w:szCs w:val="15"/>
+                <w:color w:val="1A1A1A"/>
+              </w:rPr>
+              <w:t xml:space="preserve">       COUNT(*) AS order_count</w:t>
+            </w:r>
+          </w:p>
+          <w:p>
+            <w:pPr>
+              <w:spacing w:after="0" w:before="0"/>
+            </w:pPr>
+            <w:r>
+              <w:rPr>
+                <w:rFonts w:ascii="Courier New" w:cs="Courier New" w:hAnsi="Courier New"/>
+                <w:sz w:val="15"/>
+                <w:szCs w:val="15"/>
+                <w:color w:val="1A1A1A"/>
+              </w:rPr>
+              <w:t xml:space="preserve">FROM gb.sales_transactions</w:t>
+            </w:r>
+          </w:p>
+          <w:p>
+            <w:pPr>
+              <w:spacing w:after="0" w:before="0"/>
+            </w:pPr>
+            <w:r>
+              <w:rPr>
+                <w:rFonts w:ascii="Courier New" w:cs="Courier New" w:hAnsi="Courier New"/>
+                <w:sz w:val="15"/>
+                <w:szCs w:val="15"/>
+                <w:color w:val="1A1A1A"/>
+              </w:rPr>
+              <w:t xml:space="preserve">WHERE status='completed'</w:t>
+            </w:r>
+          </w:p>
+          <w:p>
+            <w:pPr>
+              <w:spacing w:after="0" w:before="0"/>
+            </w:pPr>
+            <w:r>
+              <w:rPr>
+                <w:rFonts w:ascii="Courier New" w:cs="Courier New" w:hAnsi="Courier New"/>
+                <w:sz w:val="15"/>
+                <w:szCs w:val="15"/>
+                <w:color w:val="1A1A1A"/>
+              </w:rPr>
+              <w:t xml:space="preserve">GROUP BY channel ORDER BY avg_order_value DESC;</w:t>
+            </w:r>
+          </w:p>
+        </w:tc>
+      </w:tr>
+      <w:tr>
+        <w:tc>
+          <w:tcPr>
+            <w:tcW w:w="700" w:type="dxa"/>
+            <w:tcBorders>
+              <w:top w:val="single" w:sz="1" w:color="CCCCCC"/>
+              <w:left w:val="single" w:sz="1" w:color="CCCCCC"/>
+              <w:bottom w:val="single" w:sz="1" w:color="CCCCCC"/>
+              <w:right w:val="single" w:sz="1" w:color="CCCCCC"/>
+            </w:tcBorders>
+            <w:shd w:val="clear" w:fill="FFFFFF"/>
+            <w:tcMar>
+              <w:top w:w="80" w:type="dxa"/>
+              <w:left w:w="100" w:type="dxa"/>
+              <w:bottom w:w="80" w:type="dxa"/>
+              <w:right w:w="100" w:type="dxa"/>
+            </w:tcMar>
+          </w:tcPr>
+          <w:p>
+            <w:r>
+              <w:rPr>
+                <w:rFonts w:ascii="Arial" w:cs="Arial" w:hAnsi="Arial"/>
+                <w:b/>
+                <w:bCs/>
+                <w:color w:val="1B3A6B"/>
+                <w:sz w:val="18"/>
+                <w:szCs w:val="18"/>
+              </w:rPr>
+              <w:t xml:space="preserve">Q006</w:t>
+            </w:r>
+          </w:p>
+        </w:tc>
+        <w:tc>
+          <w:tcPr>
+            <w:tcW w:w="2700" w:type="dxa"/>
+            <w:tcBorders>
+              <w:top w:val="single" w:sz="1" w:color="CCCCCC"/>
+              <w:left w:val="single" w:sz="1" w:color="CCCCCC"/>
+              <w:bottom w:val="single" w:sz="1" w:color="CCCCCC"/>
+              <w:right w:val="single" w:sz="1" w:color="CCCCCC"/>
+            </w:tcBorders>
+            <w:shd w:val="clear" w:fill="FFFFFF"/>
+            <w:tcMar>
+              <w:top w:w="80" w:type="dxa"/>
+              <w:left w:w="100" w:type="dxa"/>
+              <w:bottom w:w="80" w:type="dxa"/>
+              <w:right w:w="100" w:type="dxa"/>
+            </w:tcMar>
+          </w:tcPr>
+          <w:p>
+            <w:r>
+              <w:rPr>
+                <w:rFonts w:ascii="Arial" w:cs="Arial" w:hAnsi="Arial"/>
+                <w:sz w:val="18"/>
+                <w:szCs w:val="18"/>
+              </w:rPr>
+              <w:t xml:space="preserve">Which sales rep has the highest quota attainment?</w:t>
+            </w:r>
+          </w:p>
+        </w:tc>
+        <w:tc>
+          <w:tcPr>
+            <w:tcW w:w="5960" w:type="dxa"/>
+            <w:tcBorders>
+              <w:top w:val="single" w:sz="1" w:color="CCCCCC"/>
+              <w:left w:val="single" w:sz="1" w:color="CCCCCC"/>
+              <w:bottom w:val="single" w:sz="1" w:color="CCCCCC"/>
+              <w:right w:val="single" w:sz="1" w:color="CCCCCC"/>
+            </w:tcBorders>
+            <w:shd w:val="clear" w:fill="FFFFFF"/>
+            <w:tcMar>
+              <w:top w:w="80" w:type="dxa"/>
+              <w:left w:w="100" w:type="dxa"/>
+              <w:bottom w:w="80" w:type="dxa"/>
+              <w:right w:w="100" w:type="dxa"/>
+            </w:tcMar>
+          </w:tcPr>
+          <w:p>
+            <w:pPr>
+              <w:spacing w:after="0" w:before="0"/>
+            </w:pPr>
+            <w:r>
+              <w:rPr>
+                <w:rFonts w:ascii="Courier New" w:cs="Courier New" w:hAnsi="Courier New"/>
+                <w:sz w:val="15"/>
+                <w:szCs w:val="15"/>
+                <w:color w:val="1A1A1A"/>
+              </w:rPr>
+              <w:t xml:space="preserve">SELECT r.full_name, r.region, r.annual_quota,</w:t>
+            </w:r>
+          </w:p>
+          <w:p>
+            <w:pPr>
+              <w:spacing w:after="0" w:before="0"/>
+            </w:pPr>
+            <w:r>
+              <w:rPr>
+                <w:rFonts w:ascii="Courier New" w:cs="Courier New" w:hAnsi="Courier New"/>
+                <w:sz w:val="15"/>
+                <w:szCs w:val="15"/>
+                <w:color w:val="1A1A1A"/>
+              </w:rPr>
+              <w:t xml:space="preserve">  ROUND(SUM(t.net_amount),2) AS ytd_revenue,</w:t>
+            </w:r>
+          </w:p>
+          <w:p>
+            <w:pPr>
+              <w:spacing w:after="0" w:before="0"/>
+            </w:pPr>
+            <w:r>
+              <w:rPr>
+                <w:rFonts w:ascii="Courier New" w:cs="Courier New" w:hAnsi="Courier New"/>
+                <w:sz w:val="15"/>
+                <w:szCs w:val="15"/>
+                <w:color w:val="1A1A1A"/>
+              </w:rPr>
+              <w:t xml:space="preserve">  ROUND(SUM(t.net_amount)/r.annual_quota*100,1) AS attainment_pct</w:t>
+            </w:r>
+          </w:p>
+          <w:p>
+            <w:pPr>
+              <w:spacing w:after="0" w:before="0"/>
+            </w:pPr>
+            <w:r>
+              <w:rPr>
+                <w:rFonts w:ascii="Courier New" w:cs="Courier New" w:hAnsi="Courier New"/>
+                <w:sz w:val="15"/>
+                <w:szCs w:val="15"/>
+                <w:color w:val="1A1A1A"/>
+              </w:rPr>
+              <w:t xml:space="preserve">FROM gb.sales_transactions t</w:t>
+            </w:r>
+          </w:p>
+          <w:p>
+            <w:pPr>
+              <w:spacing w:after="0" w:before="0"/>
+            </w:pPr>
+            <w:r>
+              <w:rPr>
+                <w:rFonts w:ascii="Courier New" w:cs="Courier New" w:hAnsi="Courier New"/>
+                <w:sz w:val="15"/>
+                <w:szCs w:val="15"/>
+                <w:color w:val="1A1A1A"/>
+              </w:rPr>
+              <w:t xml:space="preserve">JOIN gb.sales_reps r USING (sales_rep_id)</w:t>
+            </w:r>
+          </w:p>
+          <w:p>
+            <w:pPr>
+              <w:spacing w:after="0" w:before="0"/>
+            </w:pPr>
+            <w:r>
+              <w:rPr>
+                <w:rFonts w:ascii="Courier New" w:cs="Courier New" w:hAnsi="Courier New"/>
+                <w:sz w:val="15"/>
+                <w:szCs w:val="15"/>
+                <w:color w:val="1A1A1A"/>
+              </w:rPr>
+              <w:t xml:space="preserve">WHERE t.status='completed' AND r.is_active=TRUE</w:t>
+            </w:r>
+          </w:p>
+          <w:p>
+            <w:pPr>
+              <w:spacing w:after="0" w:before="0"/>
+            </w:pPr>
+            <w:r>
+              <w:rPr>
+                <w:rFonts w:ascii="Courier New" w:cs="Courier New" w:hAnsi="Courier New"/>
+                <w:sz w:val="15"/>
+                <w:szCs w:val="15"/>
+                <w:color w:val="1A1A1A"/>
+              </w:rPr>
+              <w:t xml:space="preserve">GROUP BY r.full_name, r.region, r.annual_quota</w:t>
+            </w:r>
+          </w:p>
+          <w:p>
+            <w:pPr>
+              <w:spacing w:after="0" w:before="0"/>
+            </w:pPr>
+            <w:r>
+              <w:rPr>
+                <w:rFonts w:ascii="Courier New" w:cs="Courier New" w:hAnsi="Courier New"/>
+                <w:sz w:val="15"/>
+                <w:szCs w:val="15"/>
+                <w:color w:val="1A1A1A"/>
+              </w:rPr>
+              <w:t xml:space="preserve">ORDER BY attainment_pct DESC LIMIT 1;</w:t>
+            </w:r>
+          </w:p>
+        </w:tc>
+      </w:tr>
+      <w:tr>
+        <w:tc>
+          <w:tcPr>
+            <w:tcW w:w="700" w:type="dxa"/>
+            <w:tcBorders>
+              <w:top w:val="single" w:sz="1" w:color="CCCCCC"/>
+              <w:left w:val="single" w:sz="1" w:color="CCCCCC"/>
+              <w:bottom w:val="single" w:sz="1" w:color="CCCCCC"/>
+              <w:right w:val="single" w:sz="1" w:color="CCCCCC"/>
+            </w:tcBorders>
+            <w:shd w:val="clear" w:fill="F5F5F5"/>
+            <w:tcMar>
+              <w:top w:w="80" w:type="dxa"/>
+              <w:left w:w="100" w:type="dxa"/>
+              <w:bottom w:w="80" w:type="dxa"/>
+              <w:right w:w="100" w:type="dxa"/>
+            </w:tcMar>
+          </w:tcPr>
+          <w:p>
+            <w:r>
+              <w:rPr>
+                <w:rFonts w:ascii="Arial" w:cs="Arial" w:hAnsi="Arial"/>
+                <w:b/>
+                <w:bCs/>
+                <w:color w:val="1B3A6B"/>
+                <w:sz w:val="18"/>
+                <w:szCs w:val="18"/>
+              </w:rPr>
+              <w:t xml:space="preserve">Q007</w:t>
+            </w:r>
+          </w:p>
+        </w:tc>
+        <w:tc>
+          <w:tcPr>
+            <w:tcW w:w="2700" w:type="dxa"/>
+            <w:tcBorders>
+              <w:top w:val="single" w:sz="1" w:color="CCCCCC"/>
+              <w:left w:val="single" w:sz="1" w:color="CCCCCC"/>
+              <w:bottom w:val="single" w:sz="1" w:color="CCCCCC"/>
+              <w:right w:val="single" w:sz="1" w:color="CCCCCC"/>
+            </w:tcBorders>
+            <w:shd w:val="clear" w:fill="F5F5F5"/>
+            <w:tcMar>
+              <w:top w:w="80" w:type="dxa"/>
+              <w:left w:w="100" w:type="dxa"/>
+              <w:bottom w:w="80" w:type="dxa"/>
+              <w:right w:w="100" w:type="dxa"/>
+            </w:tcMar>
+          </w:tcPr>
+          <w:p>
+            <w:r>
+              <w:rPr>
+                <w:rFonts w:ascii="Arial" w:cs="Arial" w:hAnsi="Arial"/>
+                <w:sz w:val="18"/>
+                <w:szCs w:val="18"/>
+              </w:rPr>
+              <w:t xml:space="preserve">How many active customers are in each segment?</w:t>
+            </w:r>
+          </w:p>
+        </w:tc>
+        <w:tc>
+          <w:tcPr>
+            <w:tcW w:w="5960" w:type="dxa"/>
+            <w:tcBorders>
+              <w:top w:val="single" w:sz="1" w:color="CCCCCC"/>
+              <w:left w:val="single" w:sz="1" w:color="CCCCCC"/>
+              <w:bottom w:val="single" w:sz="1" w:color="CCCCCC"/>
+              <w:right w:val="single" w:sz="1" w:color="CCCCCC"/>
+            </w:tcBorders>
+            <w:shd w:val="clear" w:fill="F5F5F5"/>
+            <w:tcMar>
+              <w:top w:w="80" w:type="dxa"/>
+              <w:left w:w="100" w:type="dxa"/>
+              <w:bottom w:w="80" w:type="dxa"/>
+              <w:right w:w="100" w:type="dxa"/>
+            </w:tcMar>
+          </w:tcPr>
+          <w:p>
+            <w:pPr>
+              <w:spacing w:after="0" w:before="0"/>
+            </w:pPr>
+            <w:r>
+              <w:rPr>
+                <w:rFonts w:ascii="Courier New" w:cs="Courier New" w:hAnsi="Courier New"/>
+                <w:sz w:val="15"/>
+                <w:szCs w:val="15"/>
+                <w:color w:val="1A1A1A"/>
+              </w:rPr>
+              <w:t xml:space="preserve">SELECT segment, COUNT(*) AS active_customer_count</w:t>
+            </w:r>
+          </w:p>
+          <w:p>
+            <w:pPr>
+              <w:spacing w:after="0" w:before="0"/>
+            </w:pPr>
+            <w:r>
+              <w:rPr>
+                <w:rFonts w:ascii="Courier New" w:cs="Courier New" w:hAnsi="Courier New"/>
+                <w:sz w:val="15"/>
+                <w:szCs w:val="15"/>
+                <w:color w:val="1A1A1A"/>
+              </w:rPr>
+              <w:t xml:space="preserve">FROM gb.customers</w:t>
+            </w:r>
+          </w:p>
+          <w:p>
+            <w:pPr>
+              <w:spacing w:after="0" w:before="0"/>
+            </w:pPr>
+            <w:r>
+              <w:rPr>
+                <w:rFonts w:ascii="Courier New" w:cs="Courier New" w:hAnsi="Courier New"/>
+                <w:sz w:val="15"/>
+                <w:szCs w:val="15"/>
+                <w:color w:val="1A1A1A"/>
+              </w:rPr>
+              <w:t xml:space="preserve">WHERE is_active=TRUE</w:t>
+            </w:r>
+          </w:p>
+          <w:p>
+            <w:pPr>
+              <w:spacing w:after="0" w:before="0"/>
+            </w:pPr>
+            <w:r>
+              <w:rPr>
+                <w:rFonts w:ascii="Courier New" w:cs="Courier New" w:hAnsi="Courier New"/>
+                <w:sz w:val="15"/>
+                <w:szCs w:val="15"/>
+                <w:color w:val="1A1A1A"/>
+              </w:rPr>
+              <w:t xml:space="preserve">GROUP BY segment ORDER BY active_customer_count DESC;</w:t>
+            </w:r>
+          </w:p>
+        </w:tc>
+      </w:tr>
+      <w:tr>
+        <w:tc>
+          <w:tcPr>
+            <w:tcW w:w="700" w:type="dxa"/>
+            <w:tcBorders>
+              <w:top w:val="single" w:sz="1" w:color="CCCCCC"/>
+              <w:left w:val="single" w:sz="1" w:color="CCCCCC"/>
+              <w:bottom w:val="single" w:sz="1" w:color="CCCCCC"/>
+              <w:right w:val="single" w:sz="1" w:color="CCCCCC"/>
+            </w:tcBorders>
+            <w:shd w:val="clear" w:fill="FFFFFF"/>
+            <w:tcMar>
+              <w:top w:w="80" w:type="dxa"/>
+              <w:left w:w="100" w:type="dxa"/>
+              <w:bottom w:w="80" w:type="dxa"/>
+              <w:right w:w="100" w:type="dxa"/>
+            </w:tcMar>
+          </w:tcPr>
+          <w:p>
+            <w:r>
+              <w:rPr>
+                <w:rFonts w:ascii="Arial" w:cs="Arial" w:hAnsi="Arial"/>
+                <w:b/>
+                <w:bCs/>
+                <w:color w:val="1B3A6B"/>
+                <w:sz w:val="18"/>
+                <w:szCs w:val="18"/>
+              </w:rPr>
+              <w:t xml:space="preserve">Q008</w:t>
+            </w:r>
+          </w:p>
+        </w:tc>
+        <w:tc>
+          <w:tcPr>
+            <w:tcW w:w="2700" w:type="dxa"/>
+            <w:tcBorders>
+              <w:top w:val="single" w:sz="1" w:color="CCCCCC"/>
+              <w:left w:val="single" w:sz="1" w:color="CCCCCC"/>
+              <w:bottom w:val="single" w:sz="1" w:color="CCCCCC"/>
+              <w:right w:val="single" w:sz="1" w:color="CCCCCC"/>
+            </w:tcBorders>
+            <w:shd w:val="clear" w:fill="FFFFFF"/>
+            <w:tcMar>
+              <w:top w:w="80" w:type="dxa"/>
+              <w:left w:w="100" w:type="dxa"/>
+              <w:bottom w:w="80" w:type="dxa"/>
+              <w:right w:w="100" w:type="dxa"/>
+            </w:tcMar>
+          </w:tcPr>
+          <w:p>
+            <w:r>
+              <w:rPr>
+                <w:rFonts w:ascii="Arial" w:cs="Arial" w:hAnsi="Arial"/>
+                <w:sz w:val="18"/>
+                <w:szCs w:val="18"/>
+              </w:rPr>
+              <w:t xml:space="preserve">What is revenue vs plan by region for 2023?</w:t>
+            </w:r>
+          </w:p>
+        </w:tc>
+        <w:tc>
+          <w:tcPr>
+            <w:tcW w:w="5960" w:type="dxa"/>
+            <w:tcBorders>
+              <w:top w:val="single" w:sz="1" w:color="CCCCCC"/>
+              <w:left w:val="single" w:sz="1" w:color="CCCCCC"/>
+              <w:bottom w:val="single" w:sz="1" w:color="CCCCCC"/>
+              <w:right w:val="single" w:sz="1" w:color="CCCCCC"/>
+            </w:tcBorders>
+            <w:shd w:val="clear" w:fill="FFFFFF"/>
+            <w:tcMar>
+              <w:top w:w="80" w:type="dxa"/>
+              <w:left w:w="100" w:type="dxa"/>
+              <w:bottom w:w="80" w:type="dxa"/>
+              <w:right w:w="100" w:type="dxa"/>
+            </w:tcMar>
+          </w:tcPr>
+          <w:p>
+            <w:pPr>
+              <w:spacing w:after="0" w:before="0"/>
+            </w:pPr>
+            <w:r>
+              <w:rPr>
+                <w:rFonts w:ascii="Courier New" w:cs="Courier New" w:hAnsi="Courier New"/>
+                <w:sz w:val="15"/>
+                <w:szCs w:val="15"/>
+                <w:color w:val="1A1A1A"/>
+              </w:rPr>
+              <w:t xml:space="preserve">SELECT region,</w:t>
+            </w:r>
+          </w:p>
+          <w:p>
+            <w:pPr>
+              <w:spacing w:after="0" w:before="0"/>
+            </w:pPr>
+            <w:r>
+              <w:rPr>
+                <w:rFonts w:ascii="Courier New" w:cs="Courier New" w:hAnsi="Courier New"/>
+                <w:sz w:val="15"/>
+                <w:szCs w:val="15"/>
+                <w:color w:val="1A1A1A"/>
+              </w:rPr>
+              <w:t xml:space="preserve">  ROUND(SUM(revenue_actual),2) AS actual_revenue,</w:t>
+            </w:r>
+          </w:p>
+          <w:p>
+            <w:pPr>
+              <w:spacing w:after="0" w:before="0"/>
+            </w:pPr>
+            <w:r>
+              <w:rPr>
+                <w:rFonts w:ascii="Courier New" w:cs="Courier New" w:hAnsi="Courier New"/>
+                <w:sz w:val="15"/>
+                <w:szCs w:val="15"/>
+                <w:color w:val="1A1A1A"/>
+              </w:rPr>
+              <w:t xml:space="preserve">  ROUND(SUM(revenue_plan),2) AS plan_revenue</w:t>
+            </w:r>
+          </w:p>
+          <w:p>
+            <w:pPr>
+              <w:spacing w:after="0" w:before="0"/>
+            </w:pPr>
+            <w:r>
+              <w:rPr>
+                <w:rFonts w:ascii="Courier New" w:cs="Courier New" w:hAnsi="Courier New"/>
+                <w:sz w:val="15"/>
+                <w:szCs w:val="15"/>
+                <w:color w:val="1A1A1A"/>
+              </w:rPr>
+              <w:t xml:space="preserve">FROM gb.monthly_kpi_snapshots</w:t>
+            </w:r>
+          </w:p>
+          <w:p>
+            <w:pPr>
+              <w:spacing w:after="0" w:before="0"/>
+            </w:pPr>
+            <w:r>
+              <w:rPr>
+                <w:rFonts w:ascii="Courier New" w:cs="Courier New" w:hAnsi="Courier New"/>
+                <w:sz w:val="15"/>
+                <w:szCs w:val="15"/>
+                <w:color w:val="1A1A1A"/>
+              </w:rPr>
+              <w:t xml:space="preserve">WHERE YEAR(snapshot_month)=2023</w:t>
+            </w:r>
+          </w:p>
+          <w:p>
+            <w:pPr>
+              <w:spacing w:after="0" w:before="0"/>
+            </w:pPr>
+            <w:r>
+              <w:rPr>
+                <w:rFonts w:ascii="Courier New" w:cs="Courier New" w:hAnsi="Courier New"/>
+                <w:sz w:val="15"/>
+                <w:szCs w:val="15"/>
+                <w:color w:val="1A1A1A"/>
+              </w:rPr>
+              <w:t xml:space="preserve">GROUP BY region ORDER BY region;</w:t>
+            </w:r>
+          </w:p>
+        </w:tc>
+      </w:tr>
+      <w:tr>
+        <w:tc>
+          <w:tcPr>
+            <w:tcW w:w="700" w:type="dxa"/>
+            <w:tcBorders>
+              <w:top w:val="single" w:sz="1" w:color="CCCCCC"/>
+              <w:left w:val="single" w:sz="1" w:color="CCCCCC"/>
+              <w:bottom w:val="single" w:sz="1" w:color="CCCCCC"/>
+              <w:right w:val="single" w:sz="1" w:color="CCCCCC"/>
+            </w:tcBorders>
+            <w:shd w:val="clear" w:fill="F5F5F5"/>
+            <w:tcMar>
+              <w:top w:w="80" w:type="dxa"/>
+              <w:left w:w="100" w:type="dxa"/>
+              <w:bottom w:w="80" w:type="dxa"/>
+              <w:right w:w="100" w:type="dxa"/>
+            </w:tcMar>
+          </w:tcPr>
+          <w:p>
+            <w:r>
+              <w:rPr>
+                <w:rFonts w:ascii="Arial" w:cs="Arial" w:hAnsi="Arial"/>
+                <w:b/>
+                <w:bCs/>
+                <w:color w:val="1B3A6B"/>
+                <w:sz w:val="18"/>
+                <w:szCs w:val="18"/>
+              </w:rPr>
+              <w:t xml:space="preserve">Q009</w:t>
+            </w:r>
+          </w:p>
+        </w:tc>
+        <w:tc>
+          <w:tcPr>
+            <w:tcW w:w="2700" w:type="dxa"/>
+            <w:tcBorders>
+              <w:top w:val="single" w:sz="1" w:color="CCCCCC"/>
+              <w:left w:val="single" w:sz="1" w:color="CCCCCC"/>
+              <w:bottom w:val="single" w:sz="1" w:color="CCCCCC"/>
+              <w:right w:val="single" w:sz="1" w:color="CCCCCC"/>
+            </w:tcBorders>
+            <w:shd w:val="clear" w:fill="F5F5F5"/>
+            <w:tcMar>
+              <w:top w:w="80" w:type="dxa"/>
+              <w:left w:w="100" w:type="dxa"/>
+              <w:bottom w:w="80" w:type="dxa"/>
+              <w:right w:w="100" w:type="dxa"/>
+            </w:tcMar>
+          </w:tcPr>
+          <w:p>
+            <w:r>
+              <w:rPr>
+                <w:rFonts w:ascii="Arial" w:cs="Arial" w:hAnsi="Arial"/>
+                <w:sz w:val="18"/>
+                <w:szCs w:val="18"/>
+              </w:rPr>
+              <w:t xml:space="preserve">Show me products with margin above 40%</w:t>
+            </w:r>
+          </w:p>
+        </w:tc>
+        <w:tc>
+          <w:tcPr>
+            <w:tcW w:w="5960" w:type="dxa"/>
+            <w:tcBorders>
+              <w:top w:val="single" w:sz="1" w:color="CCCCCC"/>
+              <w:left w:val="single" w:sz="1" w:color="CCCCCC"/>
+              <w:bottom w:val="single" w:sz="1" w:color="CCCCCC"/>
+              <w:right w:val="single" w:sz="1" w:color="CCCCCC"/>
+            </w:tcBorders>
+            <w:shd w:val="clear" w:fill="F5F5F5"/>
+            <w:tcMar>
+              <w:top w:w="80" w:type="dxa"/>
+              <w:left w:w="100" w:type="dxa"/>
+              <w:bottom w:w="80" w:type="dxa"/>
+              <w:right w:w="100" w:type="dxa"/>
+            </w:tcMar>
+          </w:tcPr>
+          <w:p>
+            <w:pPr>
+              <w:spacing w:after="0" w:before="0"/>
+            </w:pPr>
+            <w:r>
+              <w:rPr>
+                <w:rFonts w:ascii="Courier New" w:cs="Courier New" w:hAnsi="Courier New"/>
+                <w:sz w:val="15"/>
+                <w:szCs w:val="15"/>
+                <w:color w:val="1A1A1A"/>
+              </w:rPr>
+              <w:t xml:space="preserve">SELECT product_name, category, subcategory, margin_pct</w:t>
+            </w:r>
+          </w:p>
+          <w:p>
+            <w:pPr>
+              <w:spacing w:after="0" w:before="0"/>
+            </w:pPr>
+            <w:r>
+              <w:rPr>
+                <w:rFonts w:ascii="Courier New" w:cs="Courier New" w:hAnsi="Courier New"/>
+                <w:sz w:val="15"/>
+                <w:szCs w:val="15"/>
+                <w:color w:val="1A1A1A"/>
+              </w:rPr>
+              <w:t xml:space="preserve">FROM gb.products</w:t>
+            </w:r>
+          </w:p>
+          <w:p>
+            <w:pPr>
+              <w:spacing w:after="0" w:before="0"/>
+            </w:pPr>
+            <w:r>
+              <w:rPr>
+                <w:rFonts w:ascii="Courier New" w:cs="Courier New" w:hAnsi="Courier New"/>
+                <w:sz w:val="15"/>
+                <w:szCs w:val="15"/>
+                <w:color w:val="1A1A1A"/>
+              </w:rPr>
+              <w:t xml:space="preserve">WHERE margin_pct &gt; 40 AND is_active=TRUE</w:t>
+            </w:r>
+          </w:p>
+          <w:p>
+            <w:pPr>
+              <w:spacing w:after="0" w:before="0"/>
+            </w:pPr>
+            <w:r>
+              <w:rPr>
+                <w:rFonts w:ascii="Courier New" w:cs="Courier New" w:hAnsi="Courier New"/>
+                <w:sz w:val="15"/>
+                <w:szCs w:val="15"/>
+                <w:color w:val="1A1A1A"/>
+              </w:rPr>
+              <w:t xml:space="preserve">ORDER BY margin_pct DESC;</w:t>
+            </w:r>
+          </w:p>
+        </w:tc>
+      </w:tr>
+      <w:tr>
+        <w:tc>
+          <w:tcPr>
+            <w:tcW w:w="700" w:type="dxa"/>
+            <w:tcBorders>
+              <w:top w:val="single" w:sz="1" w:color="CCCCCC"/>
+              <w:left w:val="single" w:sz="1" w:color="CCCCCC"/>
+              <w:bottom w:val="single" w:sz="1" w:color="CCCCCC"/>
+              <w:right w:val="single" w:sz="1" w:color="CCCCCC"/>
+            </w:tcBorders>
+            <w:shd w:val="clear" w:fill="FFFFFF"/>
+            <w:tcMar>
+              <w:top w:w="80" w:type="dxa"/>
+              <w:left w:w="100" w:type="dxa"/>
+              <w:bottom w:w="80" w:type="dxa"/>
+              <w:right w:w="100" w:type="dxa"/>
+            </w:tcMar>
+          </w:tcPr>
+          <w:p>
+            <w:r>
+              <w:rPr>
+                <w:rFonts w:ascii="Arial" w:cs="Arial" w:hAnsi="Arial"/>
+                <w:b/>
+                <w:bCs/>
+                <w:color w:val="1B3A6B"/>
+                <w:sz w:val="18"/>
+                <w:szCs w:val="18"/>
+              </w:rPr>
+              <w:t xml:space="preserve">Q010</w:t>
+            </w:r>
+          </w:p>
+        </w:tc>
+        <w:tc>
+          <w:tcPr>
+            <w:tcW w:w="2700" w:type="dxa"/>
+            <w:tcBorders>
+              <w:top w:val="single" w:sz="1" w:color="CCCCCC"/>
+              <w:left w:val="single" w:sz="1" w:color="CCCCCC"/>
+              <w:bottom w:val="single" w:sz="1" w:color="CCCCCC"/>
+              <w:right w:val="single" w:sz="1" w:color="CCCCCC"/>
+            </w:tcBorders>
+            <w:shd w:val="clear" w:fill="FFFFFF"/>
+            <w:tcMar>
+              <w:top w:w="80" w:type="dxa"/>
+              <w:left w:w="100" w:type="dxa"/>
+              <w:bottom w:w="80" w:type="dxa"/>
+              <w:right w:w="100" w:type="dxa"/>
+            </w:tcMar>
+          </w:tcPr>
+          <w:p>
+            <w:r>
+              <w:rPr>
+                <w:rFonts w:ascii="Arial" w:cs="Arial" w:hAnsi="Arial"/>
+                <w:sz w:val="18"/>
+                <w:szCs w:val="18"/>
+              </w:rPr>
+              <w:t xml:space="preserve">What percentage of orders were refunded?</w:t>
+            </w:r>
+          </w:p>
+        </w:tc>
+        <w:tc>
+          <w:tcPr>
+            <w:tcW w:w="5960" w:type="dxa"/>
+            <w:tcBorders>
+              <w:top w:val="single" w:sz="1" w:color="CCCCCC"/>
+              <w:left w:val="single" w:sz="1" w:color="CCCCCC"/>
+              <w:bottom w:val="single" w:sz="1" w:color="CCCCCC"/>
+              <w:right w:val="single" w:sz="1" w:color="CCCCCC"/>
+            </w:tcBorders>
+            <w:shd w:val="clear" w:fill="FFFFFF"/>
+            <w:tcMar>
+              <w:top w:w="80" w:type="dxa"/>
+              <w:left w:w="100" w:type="dxa"/>
+              <w:bottom w:w="80" w:type="dxa"/>
+              <w:right w:w="100" w:type="dxa"/>
+            </w:tcMar>
+          </w:tcPr>
+          <w:p>
+            <w:pPr>
+              <w:spacing w:after="0" w:before="0"/>
+            </w:pPr>
+            <w:r>
+              <w:rPr>
+                <w:rFonts w:ascii="Courier New" w:cs="Courier New" w:hAnsi="Courier New"/>
+                <w:sz w:val="15"/>
+                <w:szCs w:val="15"/>
+                <w:color w:val="1A1A1A"/>
+              </w:rPr>
+              <w:t xml:space="preserve">SELECT ROUND(</w:t>
+            </w:r>
+          </w:p>
+          <w:p>
+            <w:pPr>
+              <w:spacing w:after="0" w:before="0"/>
+            </w:pPr>
+            <w:r>
+              <w:rPr>
+                <w:rFonts w:ascii="Courier New" w:cs="Courier New" w:hAnsi="Courier New"/>
+                <w:sz w:val="15"/>
+                <w:szCs w:val="15"/>
+                <w:color w:val="1A1A1A"/>
+              </w:rPr>
+              <w:t xml:space="preserve">  COUNT(CASE WHEN status='refunded' THEN 1 END)</w:t>
+            </w:r>
+          </w:p>
+          <w:p>
+            <w:pPr>
+              <w:spacing w:after="0" w:before="0"/>
+            </w:pPr>
+            <w:r>
+              <w:rPr>
+                <w:rFonts w:ascii="Courier New" w:cs="Courier New" w:hAnsi="Courier New"/>
+                <w:sz w:val="15"/>
+                <w:szCs w:val="15"/>
+                <w:color w:val="1A1A1A"/>
+              </w:rPr>
+              <w:t xml:space="preserve">  / COUNT(*) * 100, 2) AS refund_rate_pct</w:t>
+            </w:r>
+          </w:p>
+          <w:p>
+            <w:pPr>
+              <w:spacing w:after="0" w:before="0"/>
+            </w:pPr>
+            <w:r>
+              <w:rPr>
+                <w:rFonts w:ascii="Courier New" w:cs="Courier New" w:hAnsi="Courier New"/>
+                <w:sz w:val="15"/>
+                <w:szCs w:val="15"/>
+                <w:color w:val="1A1A1A"/>
+              </w:rPr>
+              <w:t xml:space="preserve">FROM gb.sales_transactions;</w:t>
+            </w:r>
+          </w:p>
+        </w:tc>
+      </w:tr>
+      <w:tr>
+        <w:tc>
+          <w:tcPr>
+            <w:tcW w:w="700" w:type="dxa"/>
+            <w:tcBorders>
+              <w:top w:val="single" w:sz="1" w:color="CCCCCC"/>
+              <w:left w:val="single" w:sz="1" w:color="CCCCCC"/>
+              <w:bottom w:val="single" w:sz="1" w:color="CCCCCC"/>
+              <w:right w:val="single" w:sz="1" w:color="CCCCCC"/>
+            </w:tcBorders>
+            <w:shd w:val="clear" w:fill="F5F5F5"/>
+            <w:tcMar>
+              <w:top w:w="80" w:type="dxa"/>
+              <w:left w:w="100" w:type="dxa"/>
+              <w:bottom w:w="80" w:type="dxa"/>
+              <w:right w:w="100" w:type="dxa"/>
+            </w:tcMar>
+          </w:tcPr>
+          <w:p>
+            <w:r>
+              <w:rPr>
+                <w:rFonts w:ascii="Arial" w:cs="Arial" w:hAnsi="Arial"/>
+                <w:b/>
+                <w:bCs/>
+                <w:color w:val="1B3A6B"/>
+                <w:sz w:val="18"/>
+                <w:szCs w:val="18"/>
+              </w:rPr>
+              <w:t xml:space="preserve">Q011</w:t>
+            </w:r>
+          </w:p>
+        </w:tc>
+        <w:tc>
+          <w:tcPr>
+            <w:tcW w:w="2700" w:type="dxa"/>
+            <w:tcBorders>
+              <w:top w:val="single" w:sz="1" w:color="CCCCCC"/>
+              <w:left w:val="single" w:sz="1" w:color="CCCCCC"/>
+              <w:bottom w:val="single" w:sz="1" w:color="CCCCCC"/>
+              <w:right w:val="single" w:sz="1" w:color="CCCCCC"/>
+            </w:tcBorders>
+            <w:shd w:val="clear" w:fill="F5F5F5"/>
+            <w:tcMar>
+              <w:top w:w="80" w:type="dxa"/>
+              <w:left w:w="100" w:type="dxa"/>
+              <w:bottom w:w="80" w:type="dxa"/>
+              <w:right w:w="100" w:type="dxa"/>
+            </w:tcMar>
+          </w:tcPr>
+          <w:p>
+            <w:r>
+              <w:rPr>
+                <w:rFonts w:ascii="Arial" w:cs="Arial" w:hAnsi="Arial"/>
+                <w:sz w:val="18"/>
+                <w:szCs w:val="18"/>
+              </w:rPr>
+              <w:t xml:space="preserve">Show year-over-year growth by region</w:t>
+            </w:r>
+          </w:p>
+        </w:tc>
+        <w:tc>
+          <w:tcPr>
+            <w:tcW w:w="5960" w:type="dxa"/>
+            <w:tcBorders>
+              <w:top w:val="single" w:sz="1" w:color="CCCCCC"/>
+              <w:left w:val="single" w:sz="1" w:color="CCCCCC"/>
+              <w:bottom w:val="single" w:sz="1" w:color="CCCCCC"/>
+              <w:right w:val="single" w:sz="1" w:color="CCCCCC"/>
+            </w:tcBorders>
+            <w:shd w:val="clear" w:fill="F5F5F5"/>
+            <w:tcMar>
+              <w:top w:w="80" w:type="dxa"/>
+              <w:left w:w="100" w:type="dxa"/>
+              <w:bottom w:w="80" w:type="dxa"/>
+              <w:right w:w="100" w:type="dxa"/>
+            </w:tcMar>
+          </w:tcPr>
+          <w:p>
+            <w:pPr>
+              <w:spacing w:after="0" w:before="0"/>
+            </w:pPr>
+            <w:r>
+              <w:rPr>
+                <w:rFonts w:ascii="Courier New" w:cs="Courier New" w:hAnsi="Courier New"/>
+                <w:sz w:val="15"/>
+                <w:szCs w:val="15"/>
+                <w:color w:val="1A1A1A"/>
+              </w:rPr>
+              <w:t xml:space="preserve">SELECT region,</w:t>
+            </w:r>
+          </w:p>
+          <w:p>
+            <w:pPr>
+              <w:spacing w:after="0" w:before="0"/>
+            </w:pPr>
+            <w:r>
+              <w:rPr>
+                <w:rFonts w:ascii="Courier New" w:cs="Courier New" w:hAnsi="Courier New"/>
+                <w:sz w:val="15"/>
+                <w:szCs w:val="15"/>
+                <w:color w:val="1A1A1A"/>
+              </w:rPr>
+              <w:t xml:space="preserve">  ROUND(AVG(yoy_growth_pct),2) AS avg_yoy_growth_pct</w:t>
+            </w:r>
+          </w:p>
+          <w:p>
+            <w:pPr>
+              <w:spacing w:after="0" w:before="0"/>
+            </w:pPr>
+            <w:r>
+              <w:rPr>
+                <w:rFonts w:ascii="Courier New" w:cs="Courier New" w:hAnsi="Courier New"/>
+                <w:sz w:val="15"/>
+                <w:szCs w:val="15"/>
+                <w:color w:val="1A1A1A"/>
+              </w:rPr>
+              <w:t xml:space="preserve">FROM gb.monthly_kpi_snapshots</w:t>
+            </w:r>
+          </w:p>
+          <w:p>
+            <w:pPr>
+              <w:spacing w:after="0" w:before="0"/>
+            </w:pPr>
+            <w:r>
+              <w:rPr>
+                <w:rFonts w:ascii="Courier New" w:cs="Courier New" w:hAnsi="Courier New"/>
+                <w:sz w:val="15"/>
+                <w:szCs w:val="15"/>
+                <w:color w:val="1A1A1A"/>
+              </w:rPr>
+              <w:t xml:space="preserve">WHERE yoy_growth_pct IS NOT NULL</w:t>
+            </w:r>
+          </w:p>
+          <w:p>
+            <w:pPr>
+              <w:spacing w:after="0" w:before="0"/>
+            </w:pPr>
+            <w:r>
+              <w:rPr>
+                <w:rFonts w:ascii="Courier New" w:cs="Courier New" w:hAnsi="Courier New"/>
+                <w:sz w:val="15"/>
+                <w:szCs w:val="15"/>
+                <w:color w:val="1A1A1A"/>
+              </w:rPr>
+              <w:t xml:space="preserve">GROUP BY region ORDER BY avg_yoy_growth_pct DESC;</w:t>
+            </w:r>
+          </w:p>
+        </w:tc>
+      </w:tr>
+      <w:tr>
+        <w:tc>
+          <w:tcPr>
+            <w:tcW w:w="700" w:type="dxa"/>
+            <w:tcBorders>
+              <w:top w:val="single" w:sz="1" w:color="CCCCCC"/>
+              <w:left w:val="single" w:sz="1" w:color="CCCCCC"/>
+              <w:bottom w:val="single" w:sz="1" w:color="CCCCCC"/>
+              <w:right w:val="single" w:sz="1" w:color="CCCCCC"/>
+            </w:tcBorders>
+            <w:shd w:val="clear" w:fill="FFFFFF"/>
+            <w:tcMar>
+              <w:top w:w="80" w:type="dxa"/>
+              <w:left w:w="100" w:type="dxa"/>
+              <w:bottom w:w="80" w:type="dxa"/>
+              <w:right w:w="100" w:type="dxa"/>
+            </w:tcMar>
+          </w:tcPr>
+          <w:p>
+            <w:r>
+              <w:rPr>
+                <w:rFonts w:ascii="Arial" w:cs="Arial" w:hAnsi="Arial"/>
+                <w:b/>
+                <w:bCs/>
+                <w:color w:val="1B3A6B"/>
+                <w:sz w:val="18"/>
+                <w:szCs w:val="18"/>
+              </w:rPr>
+              <w:t xml:space="preserve">Q012</w:t>
+            </w:r>
+          </w:p>
+        </w:tc>
+        <w:tc>
+          <w:tcPr>
+            <w:tcW w:w="2700" w:type="dxa"/>
+            <w:tcBorders>
+              <w:top w:val="single" w:sz="1" w:color="CCCCCC"/>
+              <w:left w:val="single" w:sz="1" w:color="CCCCCC"/>
+              <w:bottom w:val="single" w:sz="1" w:color="CCCCCC"/>
+              <w:right w:val="single" w:sz="1" w:color="CCCCCC"/>
+            </w:tcBorders>
+            <w:shd w:val="clear" w:fill="FFFFFF"/>
+            <w:tcMar>
+              <w:top w:w="80" w:type="dxa"/>
+              <w:left w:w="100" w:type="dxa"/>
+              <w:bottom w:w="80" w:type="dxa"/>
+              <w:right w:w="100" w:type="dxa"/>
+            </w:tcMar>
+          </w:tcPr>
+          <w:p>
+            <w:r>
+              <w:rPr>
+                <w:rFonts w:ascii="Arial" w:cs="Arial" w:hAnsi="Arial"/>
+                <w:sz w:val="18"/>
+                <w:szCs w:val="18"/>
+              </w:rPr>
+              <w:t xml:space="preserve">Which category generates the most revenue?</w:t>
+            </w:r>
+          </w:p>
+        </w:tc>
+        <w:tc>
+          <w:tcPr>
+            <w:tcW w:w="5960" w:type="dxa"/>
+            <w:tcBorders>
+              <w:top w:val="single" w:sz="1" w:color="CCCCCC"/>
+              <w:left w:val="single" w:sz="1" w:color="CCCCCC"/>
+              <w:bottom w:val="single" w:sz="1" w:color="CCCCCC"/>
+              <w:right w:val="single" w:sz="1" w:color="CCCCCC"/>
+            </w:tcBorders>
+            <w:shd w:val="clear" w:fill="FFFFFF"/>
+            <w:tcMar>
+              <w:top w:w="80" w:type="dxa"/>
+              <w:left w:w="100" w:type="dxa"/>
+              <w:bottom w:w="80" w:type="dxa"/>
+              <w:right w:w="100" w:type="dxa"/>
+            </w:tcMar>
+          </w:tcPr>
+          <w:p>
+            <w:pPr>
+              <w:spacing w:after="0" w:before="0"/>
+            </w:pPr>
+            <w:r>
+              <w:rPr>
+                <w:rFonts w:ascii="Courier New" w:cs="Courier New" w:hAnsi="Courier New"/>
+                <w:sz w:val="15"/>
+                <w:szCs w:val="15"/>
+                <w:color w:val="1A1A1A"/>
+              </w:rPr>
+              <w:t xml:space="preserve">SELECT p.category,</w:t>
+            </w:r>
+          </w:p>
+          <w:p>
+            <w:pPr>
+              <w:spacing w:after="0" w:before="0"/>
+            </w:pPr>
+            <w:r>
+              <w:rPr>
+                <w:rFonts w:ascii="Courier New" w:cs="Courier New" w:hAnsi="Courier New"/>
+                <w:sz w:val="15"/>
+                <w:szCs w:val="15"/>
+                <w:color w:val="1A1A1A"/>
+              </w:rPr>
+              <w:t xml:space="preserve">  ROUND(SUM(t.net_amount),2) AS total_revenue</w:t>
+            </w:r>
+          </w:p>
+          <w:p>
+            <w:pPr>
+              <w:spacing w:after="0" w:before="0"/>
+            </w:pPr>
+            <w:r>
+              <w:rPr>
+                <w:rFonts w:ascii="Courier New" w:cs="Courier New" w:hAnsi="Courier New"/>
+                <w:sz w:val="15"/>
+                <w:szCs w:val="15"/>
+                <w:color w:val="1A1A1A"/>
+              </w:rPr>
+              <w:t xml:space="preserve">FROM gb.sales_transactions t</w:t>
+            </w:r>
+          </w:p>
+          <w:p>
+            <w:pPr>
+              <w:spacing w:after="0" w:before="0"/>
+            </w:pPr>
+            <w:r>
+              <w:rPr>
+                <w:rFonts w:ascii="Courier New" w:cs="Courier New" w:hAnsi="Courier New"/>
+                <w:sz w:val="15"/>
+                <w:szCs w:val="15"/>
+                <w:color w:val="1A1A1A"/>
+              </w:rPr>
+              <w:t xml:space="preserve">JOIN gb.products p USING (product_id)</w:t>
+            </w:r>
+          </w:p>
+          <w:p>
+            <w:pPr>
+              <w:spacing w:after="0" w:before="0"/>
+            </w:pPr>
+            <w:r>
+              <w:rPr>
+                <w:rFonts w:ascii="Courier New" w:cs="Courier New" w:hAnsi="Courier New"/>
+                <w:sz w:val="15"/>
+                <w:szCs w:val="15"/>
+                <w:color w:val="1A1A1A"/>
+              </w:rPr>
+              <w:t xml:space="preserve">WHERE t.status='completed' AND p.is_active=TRUE</w:t>
+            </w:r>
+          </w:p>
+          <w:p>
+            <w:pPr>
+              <w:spacing w:after="0" w:before="0"/>
+            </w:pPr>
+            <w:r>
+              <w:rPr>
+                <w:rFonts w:ascii="Courier New" w:cs="Courier New" w:hAnsi="Courier New"/>
+                <w:sz w:val="15"/>
+                <w:szCs w:val="15"/>
+                <w:color w:val="1A1A1A"/>
+              </w:rPr>
+              <w:t xml:space="preserve">GROUP BY p.category</w:t>
+            </w:r>
+          </w:p>
+          <w:p>
+            <w:pPr>
+              <w:spacing w:after="0" w:before="0"/>
+            </w:pPr>
+            <w:r>
+              <w:rPr>
+                <w:rFonts w:ascii="Courier New" w:cs="Courier New" w:hAnsi="Courier New"/>
+                <w:sz w:val="15"/>
+                <w:szCs w:val="15"/>
+                <w:color w:val="1A1A1A"/>
+              </w:rPr>
+              <w:t xml:space="preserve">ORDER BY total_revenue DESC LIMIT 1;</w:t>
+            </w:r>
+          </w:p>
+        </w:tc>
+      </w:tr>
+      <w:tr>
+        <w:tc>
+          <w:tcPr>
+            <w:tcW w:w="700" w:type="dxa"/>
+            <w:tcBorders>
+              <w:top w:val="single" w:sz="1" w:color="CCCCCC"/>
+              <w:left w:val="single" w:sz="1" w:color="CCCCCC"/>
+              <w:bottom w:val="single" w:sz="1" w:color="CCCCCC"/>
+              <w:right w:val="single" w:sz="1" w:color="CCCCCC"/>
+            </w:tcBorders>
+            <w:shd w:val="clear" w:fill="F5F5F5"/>
+            <w:tcMar>
+              <w:top w:w="80" w:type="dxa"/>
+              <w:left w:w="100" w:type="dxa"/>
+              <w:bottom w:w="80" w:type="dxa"/>
+              <w:right w:w="100" w:type="dxa"/>
+            </w:tcMar>
+          </w:tcPr>
+          <w:p>
+            <w:r>
+              <w:rPr>
+                <w:rFonts w:ascii="Arial" w:cs="Arial" w:hAnsi="Arial"/>
+                <w:b/>
+                <w:bCs/>
+                <w:color w:val="1B3A6B"/>
+                <w:sz w:val="18"/>
+                <w:szCs w:val="18"/>
+              </w:rPr>
+              <w:t xml:space="preserve">Q013</w:t>
+            </w:r>
+          </w:p>
+        </w:tc>
+        <w:tc>
+          <w:tcPr>
+            <w:tcW w:w="2700" w:type="dxa"/>
+            <w:tcBorders>
+              <w:top w:val="single" w:sz="1" w:color="CCCCCC"/>
+              <w:left w:val="single" w:sz="1" w:color="CCCCCC"/>
+              <w:bottom w:val="single" w:sz="1" w:color="CCCCCC"/>
+              <w:right w:val="single" w:sz="1" w:color="CCCCCC"/>
+            </w:tcBorders>
+            <w:shd w:val="clear" w:fill="F5F5F5"/>
+            <w:tcMar>
+              <w:top w:w="80" w:type="dxa"/>
+              <w:left w:w="100" w:type="dxa"/>
+              <w:bottom w:w="80" w:type="dxa"/>
+              <w:right w:w="100" w:type="dxa"/>
+            </w:tcMar>
+          </w:tcPr>
+          <w:p>
+            <w:r>
+              <w:rPr>
+                <w:rFonts w:ascii="Arial" w:cs="Arial" w:hAnsi="Arial"/>
+                <w:sz w:val="18"/>
+                <w:szCs w:val="18"/>
+              </w:rPr>
+              <w:t xml:space="preserve">How many orders had a discount applied?</w:t>
+            </w:r>
+          </w:p>
+        </w:tc>
+        <w:tc>
+          <w:tcPr>
+            <w:tcW w:w="5960" w:type="dxa"/>
+            <w:tcBorders>
+              <w:top w:val="single" w:sz="1" w:color="CCCCCC"/>
+              <w:left w:val="single" w:sz="1" w:color="CCCCCC"/>
+              <w:bottom w:val="single" w:sz="1" w:color="CCCCCC"/>
+              <w:right w:val="single" w:sz="1" w:color="CCCCCC"/>
+            </w:tcBorders>
+            <w:shd w:val="clear" w:fill="F5F5F5"/>
+            <w:tcMar>
+              <w:top w:w="80" w:type="dxa"/>
+              <w:left w:w="100" w:type="dxa"/>
+              <w:bottom w:w="80" w:type="dxa"/>
+              <w:right w:w="100" w:type="dxa"/>
+            </w:tcMar>
+          </w:tcPr>
+          <w:p>
+            <w:pPr>
+              <w:spacing w:after="0" w:before="0"/>
+            </w:pPr>
+            <w:r>
+              <w:rPr>
+                <w:rFonts w:ascii="Courier New" w:cs="Courier New" w:hAnsi="Courier New"/>
+                <w:sz w:val="15"/>
+                <w:szCs w:val="15"/>
+                <w:color w:val="1A1A1A"/>
+              </w:rPr>
+              <w:t xml:space="preserve">SELECT COUNT(*) AS discounted_orders,</w:t>
+            </w:r>
+          </w:p>
+          <w:p>
+            <w:pPr>
+              <w:spacing w:after="0" w:before="0"/>
+            </w:pPr>
+            <w:r>
+              <w:rPr>
+                <w:rFonts w:ascii="Courier New" w:cs="Courier New" w:hAnsi="Courier New"/>
+                <w:sz w:val="15"/>
+                <w:szCs w:val="15"/>
+                <w:color w:val="1A1A1A"/>
+              </w:rPr>
+              <w:t xml:space="preserve">  ROUND(AVG(discount_pct),2) AS avg_discount_pct</w:t>
+            </w:r>
+          </w:p>
+          <w:p>
+            <w:pPr>
+              <w:spacing w:after="0" w:before="0"/>
+            </w:pPr>
+            <w:r>
+              <w:rPr>
+                <w:rFonts w:ascii="Courier New" w:cs="Courier New" w:hAnsi="Courier New"/>
+                <w:sz w:val="15"/>
+                <w:szCs w:val="15"/>
+                <w:color w:val="1A1A1A"/>
+              </w:rPr>
+              <w:t xml:space="preserve">FROM gb.sales_transactions</w:t>
+            </w:r>
+          </w:p>
+          <w:p>
+            <w:pPr>
+              <w:spacing w:after="0" w:before="0"/>
+            </w:pPr>
+            <w:r>
+              <w:rPr>
+                <w:rFonts w:ascii="Courier New" w:cs="Courier New" w:hAnsi="Courier New"/>
+                <w:sz w:val="15"/>
+                <w:szCs w:val="15"/>
+                <w:color w:val="1A1A1A"/>
+              </w:rPr>
+              <w:t xml:space="preserve">WHERE discount_pct IS NOT NULL;</w:t>
+            </w:r>
+          </w:p>
+        </w:tc>
+      </w:tr>
+      <w:tr>
+        <w:tc>
+          <w:tcPr>
+            <w:tcW w:w="700" w:type="dxa"/>
+            <w:tcBorders>
+              <w:top w:val="single" w:sz="1" w:color="CCCCCC"/>
+              <w:left w:val="single" w:sz="1" w:color="CCCCCC"/>
+              <w:bottom w:val="single" w:sz="1" w:color="CCCCCC"/>
+              <w:right w:val="single" w:sz="1" w:color="CCCCCC"/>
+            </w:tcBorders>
+            <w:shd w:val="clear" w:fill="FFFFFF"/>
+            <w:tcMar>
+              <w:top w:w="80" w:type="dxa"/>
+              <w:left w:w="100" w:type="dxa"/>
+              <w:bottom w:w="80" w:type="dxa"/>
+              <w:right w:w="100" w:type="dxa"/>
+            </w:tcMar>
+          </w:tcPr>
+          <w:p>
+            <w:r>
+              <w:rPr>
+                <w:rFonts w:ascii="Arial" w:cs="Arial" w:hAnsi="Arial"/>
+                <w:b/>
+                <w:bCs/>
+                <w:color w:val="1B3A6B"/>
+                <w:sz w:val="18"/>
+                <w:szCs w:val="18"/>
+              </w:rPr>
+              <w:t xml:space="preserve">Q014</w:t>
+            </w:r>
+          </w:p>
+        </w:tc>
+        <w:tc>
+          <w:tcPr>
+            <w:tcW w:w="2700" w:type="dxa"/>
+            <w:tcBorders>
+              <w:top w:val="single" w:sz="1" w:color="CCCCCC"/>
+              <w:left w:val="single" w:sz="1" w:color="CCCCCC"/>
+              <w:bottom w:val="single" w:sz="1" w:color="CCCCCC"/>
+              <w:right w:val="single" w:sz="1" w:color="CCCCCC"/>
+            </w:tcBorders>
+            <w:shd w:val="clear" w:fill="FFFFFF"/>
+            <w:tcMar>
+              <w:top w:w="80" w:type="dxa"/>
+              <w:left w:w="100" w:type="dxa"/>
+              <w:bottom w:w="80" w:type="dxa"/>
+              <w:right w:w="100" w:type="dxa"/>
+            </w:tcMar>
+          </w:tcPr>
+          <w:p>
+            <w:r>
+              <w:rPr>
+                <w:rFonts w:ascii="Arial" w:cs="Arial" w:hAnsi="Arial"/>
+                <w:sz w:val="18"/>
+                <w:szCs w:val="18"/>
+              </w:rPr>
+              <w:t xml:space="preserve">Show total revenue by currency for EUR transactions</w:t>
+            </w:r>
+          </w:p>
+        </w:tc>
+        <w:tc>
+          <w:tcPr>
+            <w:tcW w:w="5960" w:type="dxa"/>
+            <w:tcBorders>
+              <w:top w:val="single" w:sz="1" w:color="CCCCCC"/>
+              <w:left w:val="single" w:sz="1" w:color="CCCCCC"/>
+              <w:bottom w:val="single" w:sz="1" w:color="CCCCCC"/>
+              <w:right w:val="single" w:sz="1" w:color="CCCCCC"/>
+            </w:tcBorders>
+            <w:shd w:val="clear" w:fill="FFFFFF"/>
+            <w:tcMar>
+              <w:top w:w="80" w:type="dxa"/>
+              <w:left w:w="100" w:type="dxa"/>
+              <w:bottom w:w="80" w:type="dxa"/>
+              <w:right w:w="100" w:type="dxa"/>
+            </w:tcMar>
+          </w:tcPr>
+          <w:p>
+            <w:pPr>
+              <w:spacing w:after="0" w:before="0"/>
+            </w:pPr>
+            <w:r>
+              <w:rPr>
+                <w:rFonts w:ascii="Courier New" w:cs="Courier New" w:hAnsi="Courier New"/>
+                <w:sz w:val="15"/>
+                <w:szCs w:val="15"/>
+                <w:color w:val="1A1A1A"/>
+              </w:rPr>
+              <w:t xml:space="preserve">SELECT 'EUR' AS currency,</w:t>
+            </w:r>
+          </w:p>
+          <w:p>
+            <w:pPr>
+              <w:spacing w:after="0" w:before="0"/>
+            </w:pPr>
+            <w:r>
+              <w:rPr>
+                <w:rFonts w:ascii="Courier New" w:cs="Courier New" w:hAnsi="Courier New"/>
+                <w:sz w:val="15"/>
+                <w:szCs w:val="15"/>
+                <w:color w:val="1A1A1A"/>
+              </w:rPr>
+              <w:t xml:space="preserve">  ROUND(SUM(net_amount),2) AS total_revenue,</w:t>
+            </w:r>
+          </w:p>
+          <w:p>
+            <w:pPr>
+              <w:spacing w:after="0" w:before="0"/>
+            </w:pPr>
+            <w:r>
+              <w:rPr>
+                <w:rFonts w:ascii="Courier New" w:cs="Courier New" w:hAnsi="Courier New"/>
+                <w:sz w:val="15"/>
+                <w:szCs w:val="15"/>
+                <w:color w:val="1A1A1A"/>
+              </w:rPr>
+              <w:t xml:space="preserve">  COUNT(*) AS order_count</w:t>
+            </w:r>
+          </w:p>
+          <w:p>
+            <w:pPr>
+              <w:spacing w:after="0" w:before="0"/>
+            </w:pPr>
+            <w:r>
+              <w:rPr>
+                <w:rFonts w:ascii="Courier New" w:cs="Courier New" w:hAnsi="Courier New"/>
+                <w:sz w:val="15"/>
+                <w:szCs w:val="15"/>
+                <w:color w:val="1A1A1A"/>
+              </w:rPr>
+              <w:t xml:space="preserve">FROM gb.sales_transactions</w:t>
+            </w:r>
+          </w:p>
+          <w:p>
+            <w:pPr>
+              <w:spacing w:after="0" w:before="0"/>
+            </w:pPr>
+            <w:r>
+              <w:rPr>
+                <w:rFonts w:ascii="Courier New" w:cs="Courier New" w:hAnsi="Courier New"/>
+                <w:sz w:val="15"/>
+                <w:szCs w:val="15"/>
+                <w:color w:val="1A1A1A"/>
+              </w:rPr>
+              <w:t xml:space="preserve">WHERE currency='EUR' AND status='completed';</w:t>
+            </w:r>
+          </w:p>
+        </w:tc>
+      </w:tr>
+      <w:tr>
+        <w:tc>
+          <w:tcPr>
+            <w:tcW w:w="700" w:type="dxa"/>
+            <w:tcBorders>
+              <w:top w:val="single" w:sz="1" w:color="CCCCCC"/>
+              <w:left w:val="single" w:sz="1" w:color="CCCCCC"/>
+              <w:bottom w:val="single" w:sz="1" w:color="CCCCCC"/>
+              <w:right w:val="single" w:sz="1" w:color="CCCCCC"/>
+            </w:tcBorders>
+            <w:shd w:val="clear" w:fill="F5F5F5"/>
+            <w:tcMar>
+              <w:top w:w="80" w:type="dxa"/>
+              <w:left w:w="100" w:type="dxa"/>
+              <w:bottom w:w="80" w:type="dxa"/>
+              <w:right w:w="100" w:type="dxa"/>
+            </w:tcMar>
+          </w:tcPr>
+          <w:p>
+            <w:r>
+              <w:rPr>
+                <w:rFonts w:ascii="Arial" w:cs="Arial" w:hAnsi="Arial"/>
+                <w:b/>
+                <w:bCs/>
+                <w:color w:val="1B3A6B"/>
+                <w:sz w:val="18"/>
+                <w:szCs w:val="18"/>
+              </w:rPr>
+              <w:t xml:space="preserve">Q015</w:t>
+            </w:r>
+          </w:p>
+        </w:tc>
+        <w:tc>
+          <w:tcPr>
+            <w:tcW w:w="2700" w:type="dxa"/>
+            <w:tcBorders>
+              <w:top w:val="single" w:sz="1" w:color="CCCCCC"/>
+              <w:left w:val="single" w:sz="1" w:color="CCCCCC"/>
+              <w:bottom w:val="single" w:sz="1" w:color="CCCCCC"/>
+              <w:right w:val="single" w:sz="1" w:color="CCCCCC"/>
+            </w:tcBorders>
+            <w:shd w:val="clear" w:fill="F5F5F5"/>
+            <w:tcMar>
+              <w:top w:w="80" w:type="dxa"/>
+              <w:left w:w="100" w:type="dxa"/>
+              <w:bottom w:w="80" w:type="dxa"/>
+              <w:right w:w="100" w:type="dxa"/>
+            </w:tcMar>
+          </w:tcPr>
+          <w:p>
+            <w:r>
+              <w:rPr>
+                <w:rFonts w:ascii="Arial" w:cs="Arial" w:hAnsi="Arial"/>
+                <w:sz w:val="18"/>
+                <w:szCs w:val="18"/>
+              </w:rPr>
+              <w:t xml:space="preserve">Compare North and South region performance this year</w:t>
+            </w:r>
+          </w:p>
+        </w:tc>
+        <w:tc>
+          <w:tcPr>
+            <w:tcW w:w="5960" w:type="dxa"/>
+            <w:tcBorders>
+              <w:top w:val="single" w:sz="1" w:color="CCCCCC"/>
+              <w:left w:val="single" w:sz="1" w:color="CCCCCC"/>
+              <w:bottom w:val="single" w:sz="1" w:color="CCCCCC"/>
+              <w:right w:val="single" w:sz="1" w:color="CCCCCC"/>
+            </w:tcBorders>
+            <w:shd w:val="clear" w:fill="F5F5F5"/>
+            <w:tcMar>
+              <w:top w:w="80" w:type="dxa"/>
+              <w:left w:w="100" w:type="dxa"/>
+              <w:bottom w:w="80" w:type="dxa"/>
+              <w:right w:w="100" w:type="dxa"/>
+            </w:tcMar>
+          </w:tcPr>
+          <w:p>
+            <w:pPr>
+              <w:spacing w:after="0" w:before="0"/>
+            </w:pPr>
+            <w:r>
+              <w:rPr>
+                <w:rFonts w:ascii="Courier New" w:cs="Courier New" w:hAnsi="Courier New"/>
+                <w:sz w:val="15"/>
+                <w:szCs w:val="15"/>
+                <w:color w:val="1A1A1A"/>
+              </w:rPr>
+              <w:t xml:space="preserve">SELECT region,</w:t>
+            </w:r>
+          </w:p>
+          <w:p>
+            <w:pPr>
+              <w:spacing w:after="0" w:before="0"/>
+            </w:pPr>
+            <w:r>
+              <w:rPr>
+                <w:rFonts w:ascii="Courier New" w:cs="Courier New" w:hAnsi="Courier New"/>
+                <w:sz w:val="15"/>
+                <w:szCs w:val="15"/>
+                <w:color w:val="1A1A1A"/>
+              </w:rPr>
+              <w:t xml:space="preserve">  ROUND(SUM(net_amount),2) AS total_revenue,</w:t>
+            </w:r>
+          </w:p>
+          <w:p>
+            <w:pPr>
+              <w:spacing w:after="0" w:before="0"/>
+            </w:pPr>
+            <w:r>
+              <w:rPr>
+                <w:rFonts w:ascii="Courier New" w:cs="Courier New" w:hAnsi="Courier New"/>
+                <w:sz w:val="15"/>
+                <w:szCs w:val="15"/>
+                <w:color w:val="1A1A1A"/>
+              </w:rPr>
+              <w:t xml:space="preserve">  COUNT(*) AS order_count</w:t>
+            </w:r>
+          </w:p>
+          <w:p>
+            <w:pPr>
+              <w:spacing w:after="0" w:before="0"/>
+            </w:pPr>
+            <w:r>
+              <w:rPr>
+                <w:rFonts w:ascii="Courier New" w:cs="Courier New" w:hAnsi="Courier New"/>
+                <w:sz w:val="15"/>
+                <w:szCs w:val="15"/>
+                <w:color w:val="1A1A1A"/>
+              </w:rPr>
+              <w:t xml:space="preserve">FROM gb.sales_transactions</w:t>
+            </w:r>
+          </w:p>
+          <w:p>
+            <w:pPr>
+              <w:spacing w:after="0" w:before="0"/>
+            </w:pPr>
+            <w:r>
+              <w:rPr>
+                <w:rFonts w:ascii="Courier New" w:cs="Courier New" w:hAnsi="Courier New"/>
+                <w:sz w:val="15"/>
+                <w:szCs w:val="15"/>
+                <w:color w:val="1A1A1A"/>
+              </w:rPr>
+              <w:t xml:space="preserve">WHERE region IN ('North','South') AND status='completed'</w:t>
+            </w:r>
+          </w:p>
+          <w:p>
+            <w:pPr>
+              <w:spacing w:after="0" w:before="0"/>
+            </w:pPr>
+            <w:r>
+              <w:rPr>
+                <w:rFonts w:ascii="Courier New" w:cs="Courier New" w:hAnsi="Courier New"/>
+                <w:sz w:val="15"/>
+                <w:szCs w:val="15"/>
+                <w:color w:val="1A1A1A"/>
+              </w:rPr>
+              <w:t xml:space="preserve">GROUP BY region ORDER BY region;</w:t>
+            </w:r>
+          </w:p>
+        </w:tc>
+      </w:tr>
+    </w:tbl>
+    <w:p>
+      <w:pPr>
+        <w:spacing w:after="0" w:before="160"/>
       </w:pPr>
     </w:p>
     <w:p>
@@ -16349,7 +19052,7 @@
           <w:sz w:val="22"/>
           <w:szCs w:val="22"/>
         </w:rPr>
-        <w:t xml:space="preserve">Insert a new version row into baseline_checksums with the new hashes</w:t>
+        <w:t xml:space="preserve">In the Genie Space, update the SQL Answer for any affected benchmark question (the new ground truth)</w:t>
       </w:r>
     </w:p>
     <w:p>
@@ -16369,7 +19072,7 @@
           <w:sz w:val="22"/>
           <w:szCs w:val="22"/>
         </w:rPr>
-        <w:t xml:space="preserve">Do NOT delete old baseline rows — </w:t>
+        <w:t xml:space="preserve">Record the new accuracy score in your benchmark_history table — </w:t>
       </w:r>
       <w:r>
         <w:rPr>
@@ -16377,7 +19080,7 @@
           <w:sz w:val="22"/>
           <w:szCs w:val="22"/>
         </w:rPr>
-        <w:t xml:space="preserve">keep them for regression history</w:t>
+        <w:t xml:space="preserve">it preserves accuracy trends across model changes</w:t>
       </w:r>
     </w:p>
     <w:p>
@@ -16443,7 +19146,7 @@
           <w:sz w:val="22"/>
           <w:szCs w:val="22"/>
         </w:rPr>
-        <w:t xml:space="preserve">Update the CI/CD configuration with the new expected hashes</w:t>
+        <w:t xml:space="preserve">If using the custom harness, also update its expected hashes; native benchmarks need no change</w:t>
       </w:r>
     </w:p>
     <w:p>
@@ -17137,7 +19840,7 @@
                 <w:sz w:val="20"/>
                 <w:szCs w:val="20"/>
               </w:rPr>
-              <w:t xml:space="preserve">Once the baseline_checksums table is populated, the underlying data in all golden tables</w:t>
+              <w:t xml:space="preserve">Once your benchmark baseline is established, the underlying data in all golden tables</w:t>
             </w:r>
           </w:p>
           <w:p>
@@ -17294,7 +19997,7 @@
           <w:sz w:val="22"/>
           <w:szCs w:val="22"/>
         </w:rPr>
-        <w:t xml:space="preserve">Add the query to baseline_checksums with the new hash</w:t>
+        <w:t xml:space="preserve">In the Genie Space, click Add benchmark and paste the question and its verified SQL Answer</w:t>
       </w:r>
     </w:p>
     <w:p>
@@ -17312,7 +20015,7 @@
           <w:sz w:val="22"/>
           <w:szCs w:val="22"/>
         </w:rPr>
-        <w:t xml:space="preserve">Add the NL prompt to the evaluation script (golden_eval.py)</w:t>
+        <w:t xml:space="preserve">(Optional) If you run the custom harness, add the prompt to golden_eval.py as well</w:t>
       </w:r>
     </w:p>
     <w:p>
